--- a/Getaran-Mekanik/Modul-Word/Modul-13-Diagnosis-Spektrum-Frekuensi-Order-Tracking-dan-Envelope-Analysis.docx
+++ b/Getaran-Mekanik/Modul-Word/Modul-13-Diagnosis-Spektrum-Frekuensi-Order-Tracking-dan-Envelope-Analysis.docx
@@ -10590,9 +10590,11 @@
     <w:sectPr>
       <w:headerReference w:type="default" r:id="rId15"/>
       <w:footerReference w:type="default" r:id="rId16"/>
+      <w:footerReference w:type="first" r:id="rId29"/>
       <w:pgSz w:w="11906" w:h="16838" w:code="9"/>
       <w:pgMar w:top="1701" w:right="1418" w:bottom="1418" w:left="1701" w:header="709" w:footer="709" w:gutter="0"/>
       <w:cols w:space="708"/>
+      <w:titlePg/>
       <w:docGrid w:linePitch="360"/>
     </w:sectPr>
   </w:body>
@@ -11147,6 +11149,16 @@
         </mc:Fallback>
       </mc:AlternateContent>
     </w:r>
+  </w:p>
+</w:ftr>
+</file>
+
+<file path=word/footer2.xml><?xml version="1.0" encoding="utf-8"?>
+<w:ftr xmlns:m="http://schemas.openxmlformats.org/officeDocument/2006/math" xmlns:mc="http://schemas.openxmlformats.org/markup-compatibility/2006" xmlns:mo="http://schemas.microsoft.com/office/mac/office/2008/main" xmlns:mv="urn:schemas-microsoft-com:mac:vml" xmlns:o="urn:schemas-microsoft-com:office:office" xmlns:r="http://schemas.openxmlformats.org/officeDocument/2006/relationships" xmlns:v="urn:schemas-microsoft-com:vml" xmlns:w10="urn:schemas-microsoft-com:office:word" xmlns:w14="http://schemas.microsoft.com/office/word/2010/wordml" xmlns:w="http://schemas.openxmlformats.org/wordprocessingml/2006/main" xmlns:wne="http://schemas.microsoft.com/office/word/2006/wordml" xmlns:wp14="http://schemas.microsoft.com/office/word/2010/wordprocessingDrawing" xmlns:wp="http://schemas.openxmlformats.org/drawingml/2006/wordprocessingDrawing" xmlns:wpc="http://schemas.microsoft.com/office/word/2010/wordprocessingCanvas" xmlns:wpg="http://schemas.microsoft.com/office/word/2010/wordprocessingGroup" xmlns:wpi="http://schemas.microsoft.com/office/word/2010/wordprocessingInk" xmlns:wps="http://schemas.microsoft.com/office/word/2010/wordprocessingShape" mc:Ignorable="w14 wp14">
+  <w:p>
+    <w:pPr>
+      <w:pStyle w:val="Footer"/>
+    </w:pPr>
   </w:p>
 </w:ftr>
 </file>

--- a/Getaran-Mekanik/Modul-Word/Modul-13-Diagnosis-Spektrum-Frekuensi-Order-Tracking-dan-Envelope-Analysis.docx
+++ b/Getaran-Mekanik/Modul-Word/Modul-13-Diagnosis-Spektrum-Frekuensi-Order-Tracking-dan-Envelope-Analysis.docx
@@ -7210,7 +7210,7 @@
           <w:i w:val="0"/>
           <w:sz w:val="22"/>
         </w:rPr>
-        <w:t>Gambar 8 menunjukkan cuplikan Cell 2, yaitu inti workflow envelope analysis: band-pass filter Butterworth zero-phase, transformasi Hilbert untuk mendapatkan envelope, dan FFT dari envelope untuk memperoleh spektrum yang siap diinterpretasi. Untuk data akuisisi nyata dari accelerometer (format CSV atau TDMS), Cell 1 dapat digantikan dengan pd.read_csv() atau library nptdms, sementara struktur Cell 2 hingga Cell 4 tetap berlaku persis sama.</w:t>
+        <w:t xml:space="preserve">Gambar 8 menunjukkan potongan Cell 2, yaitu inti workflow envelope analysis: band-pass filter Butterworth zero-phase, transformasi Hilbert untuk mendapatkan envelope, dan FFT dari envelope untuk memperoleh spektrum yang siap diinterpretasi. Untuk data akuisisi nyata dari accelerometer (format CSV atau TDMS), Cell 1 dapat digantikan dengan pd.read_csv() atau library nptdms, sementara struktur Cell 2 hingga Cell 4 tetap berlaku persis sama.</w:t>
       </w:r>
     </w:p>
     <w:p>
@@ -7267,7 +7267,7 @@
           <w:color w:val="444444"/>
           <w:sz w:val="20"/>
         </w:rPr>
-        <w:t>Gambar 8. Cuplikan Cell 2: implementasi envelope analysis dengan band-pass filter Butterworth (scipy.signal.butter, filtfilt), transformasi Hilbert, dan FFT dari envelope.</w:t>
+        <w:t xml:space="preserve">Gambar 8. Potongan Cell 2: implementasi envelope analysis dengan band-pass filter Butterworth (scipy.signal.butter, filtfilt), transformasi Hilbert, dan FFT dari envelope.</w:t>
       </w:r>
     </w:p>
     <w:p>

--- a/Getaran-Mekanik/Modul-Word/Modul-13-Diagnosis-Spektrum-Frekuensi-Order-Tracking-dan-Envelope-Analysis.docx
+++ b/Getaran-Mekanik/Modul-Word/Modul-13-Diagnosis-Spektrum-Frekuensi-Order-Tracking-dan-Envelope-Analysis.docx
@@ -1379,7 +1379,7 @@
                                 <w:szCs w:val="20"/>
                                 <w:lang w:val="en-US"/>
                               </w:rPr>
-                              <w:t>myclass.mercubuana.ac.id</w:t>
+                              <w:t xml:space="preserve">myclass.mercubuana.ac·id</w:t>
                             </w:r>
                           </w:p>
                         </w:txbxContent>
@@ -1426,7 +1426,7 @@
                           <w:szCs w:val="20"/>
                           <w:lang w:val="en-US"/>
                         </w:rPr>
-                        <w:t>myclass.mercubuana.ac.id</w:t>
+                        <w:t xml:space="preserve">myclass.mercubuana.ac·id</w:t>
                       </w:r>
                     </w:p>
                   </w:txbxContent>
@@ -2512,7 +2512,7 @@
                                 <w:sz w:val="20"/>
                                 <w:szCs w:val="20"/>
                               </w:rPr>
-                              <w:t>www.mercubuana.ac.id</w:t>
+                              <w:t xml:space="preserve">www.mercubuana.ac·id</w:t>
                             </w:r>
                           </w:p>
                         </w:txbxContent>
@@ -2558,7 +2558,7 @@
                           <w:sz w:val="20"/>
                           <w:szCs w:val="20"/>
                         </w:rPr>
-                        <w:t>www.mercubuana.ac.id</w:t>
+                        <w:t xml:space="preserve">www.mercubuana.ac·id</w:t>
                       </w:r>
                     </w:p>
                   </w:txbxContent>
@@ -2882,6 +2882,15 @@
         </w:rPr>
         <w:t>Setiap komponen mesin (rotor, bearing, gear, motor) memiliki frekuensi karakteristik unik yang membentuk sidik jari pada spektrum FFT, dasar diagnosis getaran modern. Spektrum mesin sehat berupa line spectrum dengan harmonik teratur pada 1x, 2x, dan 3x rpm; mesin yang mulai rusak menambahkan komponen frekuensi spesifik (BPFO, BPFI, gear mesh frequency, dan lain-lain) atau modulasi sidebands yang tidak muncul pada kondisi sehat.</w:t>
       </w:r>
+      <w:r>
+        <w:rPr>
+          <w:rFonts w:ascii="Arial" w:hAnsi="Arial" w:cs="Arial"/>
+          <w:b w:val="0"/>
+          <w:i w:val="0"/>
+          <w:sz w:val="22"/>
+        </w:rPr>
+        <w:t xml:space="preserve"> Hubungan ini dirangkum dalam Persamaan (1).</w:t>
+      </w:r>
     </w:p>
     <w:p>
       <w:pPr>
@@ -2898,6 +2907,16 @@
         </w:rPr>
         <w:t>1x rpm dominan = unbalance ;  2x rpm dominan = misalignment ;  3x, 4x, ... rpm = looseness</w:t>
       </w:r>
+      <w:r>
+        <w:rPr>
+          <w:rFonts w:ascii="Arial" w:hAnsi="Arial" w:cs="Arial"/>
+          <w:b/>
+          <w:i/>
+          <w:color w:val="305496"/>
+          <w:sz w:val="22"/>
+        </w:rPr>
+        <w:t xml:space="preserve">   (1)</w:t>
+      </w:r>
     </w:p>
     <w:p>
       <w:pPr>
@@ -2920,7 +2939,35 @@
           <w:i w:val="0"/>
           <w:sz w:val="22"/>
         </w:rPr>
-        <w:t>Komponen di frekuensi rotasi shaft (f_r = rpm/60) yang dominan menandakan unbalance rotor, salah satu fault paling umum sekaligus paling mudah dikoreksi dengan dynamic balancing; amplitudonya naik dengan kuadrat kecepatan putar. Komponen di 2x frekuensi rotasi yang dominan menandakan misalignment, yaitu coupling shaft yang tidak sejajar (parallel offset atau angular); pola tipikalnya adalah 2x tinggi disertai 1x moderate, dan koreksinya memerlukan laser alignment. Komponen di 3x, 4x, 5x, dan seterusnya yang dominan menandakan looseness mekanis (baut longgar, fit longgar, fondasi retak); spektrumnya tampak ramai dengan banyak harmonik integer sekaligus.</w:t>
+        <w:t xml:space="preserve">Komponen di frekuensi rotasi shaft (</w:t>
+      </w:r>
+      <w:r>
+        <w:rPr>
+          <w:rFonts w:ascii="Arial" w:hAnsi="Arial" w:cs="Arial"/>
+          <w:b w:val="0"/>
+          <w:i w:val="0"/>
+          <w:sz w:val="22"/>
+        </w:rPr>
+        <w:t xml:space="preserve">f</w:t>
+      </w:r>
+      <w:r>
+        <w:rPr>
+          <w:rFonts w:ascii="Arial" w:hAnsi="Arial" w:cs="Arial"/>
+          <w:b w:val="0"/>
+          <w:i w:val="0"/>
+          <w:sz w:val="22"/>
+          <w:vertAlign w:val="subscript"/>
+        </w:rPr>
+        <w:t xml:space="preserve">r</w:t>
+      </w:r>
+      <w:r>
+        <w:rPr>
+          <w:rFonts w:ascii="Arial" w:hAnsi="Arial" w:cs="Arial"/>
+          <w:b w:val="0"/>
+          <w:i w:val="0"/>
+          <w:sz w:val="22"/>
+        </w:rPr>
+        <w:t xml:space="preserve"> = rpm/60) yang dominan menandakan unbalance rotor, salah satu fault paling umum sekaligus paling mudah dikoreksi dengan dynamic balancing; amplitudonya naik dengan kuadrat kecepatan putar. Komponen di 2x frekuensi rotasi yang dominan menandakan misalignment, yaitu coupling shaft yang tidak sejajar (parallel offset atau angular); pola tipikalnya adalah 2x tinggi disertai 1x moderate, dan koreksinya memerlukan laser alignment. Komponen di 3x, 4x, 5x, dan seterusnya yang dominan menandakan looseness mekanis (baut longgar, fit longgar, fondasi retak); spektrumnya tampak ramai dengan banyak harmonik integer sekaligus.</w:t>
       </w:r>
     </w:p>
     <w:p>
@@ -2944,7 +2991,91 @@
           <w:i w:val="0"/>
           <w:sz w:val="22"/>
         </w:rPr>
-        <w:t>Untuk gearbox, gear mesh frequency (GMF) dihitung dari jumlah gigi dikali frekuensi rotasi shaft tempat gear terpasang, GMF = N_gigi x f_r. Munculnya sidebands di sekitar GMF, pada frekuensi GMF plus-minus kelipatan f_r, menjadi early warning untuk kerusakan gear seperti pitting atau broken tooth; topik ini dibahas lebih detail pada Bagian 6.</w:t>
+        <w:t xml:space="preserve">Untuk gearbox, gear mesh frequency (GMF) dihitung dari jumlah gigi dikali frekuensi rotasi shaft tempat gear terpasang, GMF = </w:t>
+      </w:r>
+      <w:r>
+        <w:rPr>
+          <w:rFonts w:ascii="Arial" w:hAnsi="Arial" w:cs="Arial"/>
+          <w:b w:val="0"/>
+          <w:i w:val="0"/>
+          <w:sz w:val="22"/>
+        </w:rPr>
+        <w:t xml:space="preserve">N</w:t>
+      </w:r>
+      <w:r>
+        <w:rPr>
+          <w:rFonts w:ascii="Arial" w:hAnsi="Arial" w:cs="Arial"/>
+          <w:b w:val="0"/>
+          <w:i w:val="0"/>
+          <w:sz w:val="22"/>
+          <w:vertAlign w:val="subscript"/>
+        </w:rPr>
+        <w:t xml:space="preserve">gigi</w:t>
+      </w:r>
+      <w:r>
+        <w:rPr>
+          <w:rFonts w:ascii="Arial" w:hAnsi="Arial" w:cs="Arial"/>
+          <w:b w:val="0"/>
+          <w:i w:val="0"/>
+          <w:sz w:val="22"/>
+        </w:rPr>
+        <w:t xml:space="preserve"> x </w:t>
+      </w:r>
+      <w:r>
+        <w:rPr>
+          <w:rFonts w:ascii="Arial" w:hAnsi="Arial" w:cs="Arial"/>
+          <w:b w:val="0"/>
+          <w:i w:val="0"/>
+          <w:sz w:val="22"/>
+        </w:rPr>
+        <w:t xml:space="preserve">f</w:t>
+      </w:r>
+      <w:r>
+        <w:rPr>
+          <w:rFonts w:ascii="Arial" w:hAnsi="Arial" w:cs="Arial"/>
+          <w:b w:val="0"/>
+          <w:i w:val="0"/>
+          <w:sz w:val="22"/>
+          <w:vertAlign w:val="subscript"/>
+        </w:rPr>
+        <w:t xml:space="preserve">r</w:t>
+      </w:r>
+      <w:r>
+        <w:rPr>
+          <w:rFonts w:ascii="Arial" w:hAnsi="Arial" w:cs="Arial"/>
+          <w:b w:val="0"/>
+          <w:i w:val="0"/>
+          <w:sz w:val="22"/>
+        </w:rPr>
+        <w:t xml:space="preserve">. Munculnya sidebands di sekitar GMF, pada frekuensi GMF plus-minus kelipatan </w:t>
+      </w:r>
+      <w:r>
+        <w:rPr>
+          <w:rFonts w:ascii="Arial" w:hAnsi="Arial" w:cs="Arial"/>
+          <w:b w:val="0"/>
+          <w:i w:val="0"/>
+          <w:sz w:val="22"/>
+        </w:rPr>
+        <w:t xml:space="preserve">f</w:t>
+      </w:r>
+      <w:r>
+        <w:rPr>
+          <w:rFonts w:ascii="Arial" w:hAnsi="Arial" w:cs="Arial"/>
+          <w:b w:val="0"/>
+          <w:i w:val="0"/>
+          <w:sz w:val="22"/>
+          <w:vertAlign w:val="subscript"/>
+        </w:rPr>
+        <w:t xml:space="preserve">r</w:t>
+      </w:r>
+      <w:r>
+        <w:rPr>
+          <w:rFonts w:ascii="Arial" w:hAnsi="Arial" w:cs="Arial"/>
+          <w:b w:val="0"/>
+          <w:i w:val="0"/>
+          <w:sz w:val="22"/>
+        </w:rPr>
+        <w:t xml:space="preserve">, menjadi early warning untuk kerusakan gear seperti pitting atau broken tooth; topik ini dibahas lebih detail pada Bagian 6.</w:t>
       </w:r>
     </w:p>
     <w:p>
@@ -2968,7 +3099,35 @@
           <w:i w:val="0"/>
           <w:sz w:val="22"/>
         </w:rPr>
-        <w:t>Workflow diagnosis spektrum klasik dimulai dengan mengidentifikasi f_r (mencatat rpm shaft dari nameplate atau pengukuran tachometer), lalu mengidentifikasi komponen mesin yang relevan (model bearing, jumlah gigi gear, jumlah blade, jumlah pole motor), menghitung frekuensi karakteristik masing-masing komponen, mencari frekuensi tersebut pada spektrum FFT, dan membandingkannya dengan baseline sehat; komponen yang naik signifikan dari baseline menjadi kandidat sumber fault. Order tracking digunakan sebagai alat bantu untuk mesin variable speed (Bagian 2), sedangkan envelope analysis digunakan sebagai alat bantu demodulasi bearing fault (Bagian 4).</w:t>
+        <w:t xml:space="preserve">Workflow diagnosis spektrum klasik dimulai dengan mengidentifikasi </w:t>
+      </w:r>
+      <w:r>
+        <w:rPr>
+          <w:rFonts w:ascii="Arial" w:hAnsi="Arial" w:cs="Arial"/>
+          <w:b w:val="0"/>
+          <w:i w:val="0"/>
+          <w:sz w:val="22"/>
+        </w:rPr>
+        <w:t xml:space="preserve">f</w:t>
+      </w:r>
+      <w:r>
+        <w:rPr>
+          <w:rFonts w:ascii="Arial" w:hAnsi="Arial" w:cs="Arial"/>
+          <w:b w:val="0"/>
+          <w:i w:val="0"/>
+          <w:sz w:val="22"/>
+          <w:vertAlign w:val="subscript"/>
+        </w:rPr>
+        <w:t xml:space="preserve">r</w:t>
+      </w:r>
+      <w:r>
+        <w:rPr>
+          <w:rFonts w:ascii="Arial" w:hAnsi="Arial" w:cs="Arial"/>
+          <w:b w:val="0"/>
+          <w:i w:val="0"/>
+          <w:sz w:val="22"/>
+        </w:rPr>
+        <w:t xml:space="preserve"> (mencatat rpm shaft dari nameplate atau pengukuran tachometer), lalu mengidentifikasi komponen mesin yang relevan (model bearing, jumlah gigi gear, jumlah blade, jumlah pole motor), menghitung frekuensi karakteristik masing-masing komponen, mencari frekuensi tersebut pada spektrum FFT, dan membandingkannya dengan baseline sehat; komponen yang naik signifikan dari baseline menjadi kandidat sumber fault. Order tracking digunakan sebagai alat bantu untuk mesin variable speed (Bagian 2), sedangkan envelope analysis digunakan sebagai alat bantu demodulasi bearing fault (Bagian 4).</w:t>
       </w:r>
     </w:p>
     <w:p>
@@ -3537,7 +3696,26 @@
                 <w:i w:val="0"/>
                 <w:sz w:val="19"/>
               </w:rPr>
-              <w:t>GMF ± k x f_r</w:t>
+              <w:t xml:space="preserve">GMF ± k x </w:t>
+            </w:r>
+            <w:r>
+              <w:rPr>
+                <w:rFonts w:ascii="Arial" w:hAnsi="Arial" w:cs="Arial"/>
+                <w:b w:val="0"/>
+                <w:i w:val="0"/>
+                <w:sz w:val="19"/>
+              </w:rPr>
+              <w:t xml:space="preserve">f</w:t>
+            </w:r>
+            <w:r>
+              <w:rPr>
+                <w:rFonts w:ascii="Arial" w:hAnsi="Arial" w:cs="Arial"/>
+                <w:b w:val="0"/>
+                <w:i w:val="0"/>
+                <w:sz w:val="19"/>
+                <w:vertAlign w:val="subscript"/>
+              </w:rPr>
+              <w:t xml:space="preserve">r</w:t>
             </w:r>
           </w:p>
         </w:tc>
@@ -3563,7 +3741,63 @@
                 <w:i w:val="0"/>
                 <w:sz w:val="19"/>
               </w:rPr>
-              <w:t>N_gigi x f_r (integer terhadap shaft gear)</w:t>
+              <w:t xml:space="preserve"/>
+            </w:r>
+            <w:r>
+              <w:rPr>
+                <w:rFonts w:ascii="Arial" w:hAnsi="Arial" w:cs="Arial"/>
+                <w:b w:val="0"/>
+                <w:i w:val="0"/>
+                <w:sz w:val="19"/>
+              </w:rPr>
+              <w:t xml:space="preserve">N</w:t>
+            </w:r>
+            <w:r>
+              <w:rPr>
+                <w:rFonts w:ascii="Arial" w:hAnsi="Arial" w:cs="Arial"/>
+                <w:b w:val="0"/>
+                <w:i w:val="0"/>
+                <w:sz w:val="19"/>
+                <w:vertAlign w:val="subscript"/>
+              </w:rPr>
+              <w:t xml:space="preserve">gigi</w:t>
+            </w:r>
+            <w:r>
+              <w:rPr>
+                <w:rFonts w:ascii="Arial" w:hAnsi="Arial" w:cs="Arial"/>
+                <w:b w:val="0"/>
+                <w:i w:val="0"/>
+                <w:sz w:val="19"/>
+              </w:rPr>
+              <w:t xml:space="preserve"> x </w:t>
+            </w:r>
+            <w:r>
+              <w:rPr>
+                <w:rFonts w:ascii="Arial" w:hAnsi="Arial" w:cs="Arial"/>
+                <w:b w:val="0"/>
+                <w:i w:val="0"/>
+                <w:sz w:val="19"/>
+              </w:rPr>
+              <w:t xml:space="preserve">f</w:t>
+            </w:r>
+            <w:r>
+              <w:rPr>
+                <w:rFonts w:ascii="Arial" w:hAnsi="Arial" w:cs="Arial"/>
+                <w:b w:val="0"/>
+                <w:i w:val="0"/>
+                <w:sz w:val="19"/>
+                <w:vertAlign w:val="subscript"/>
+              </w:rPr>
+              <w:t xml:space="preserve">r</w:t>
+            </w:r>
+            <w:r>
+              <w:rPr>
+                <w:rFonts w:ascii="Arial" w:hAnsi="Arial" w:cs="Arial"/>
+                <w:b w:val="0"/>
+                <w:i w:val="0"/>
+                <w:sz w:val="19"/>
+              </w:rPr>
+              <w:t xml:space="preserve"> (integer terhadap shaft gear)</w:t>
             </w:r>
           </w:p>
         </w:tc>
@@ -3670,7 +3904,26 @@
                 <w:i w:val="0"/>
                 <w:sz w:val="19"/>
               </w:rPr>
-              <w:t>Non-integer, sekitar 3x-5x f_r</w:t>
+              <w:t xml:space="preserve">Non-integer, sekitar 3x-5x </w:t>
+            </w:r>
+            <w:r>
+              <w:rPr>
+                <w:rFonts w:ascii="Arial" w:hAnsi="Arial" w:cs="Arial"/>
+                <w:b w:val="0"/>
+                <w:i w:val="0"/>
+                <w:sz w:val="19"/>
+              </w:rPr>
+              <w:t xml:space="preserve">f</w:t>
+            </w:r>
+            <w:r>
+              <w:rPr>
+                <w:rFonts w:ascii="Arial" w:hAnsi="Arial" w:cs="Arial"/>
+                <w:b w:val="0"/>
+                <w:i w:val="0"/>
+                <w:sz w:val="19"/>
+                <w:vertAlign w:val="subscript"/>
+              </w:rPr>
+              <w:t xml:space="preserve">r</w:t>
             </w:r>
           </w:p>
         </w:tc>
@@ -3815,7 +4068,59 @@
           <w:color w:val="305496"/>
           <w:sz w:val="22"/>
         </w:rPr>
-        <w:t>Order = frekuensi (Hz) / frekuensi rotasi shaft f_r (Hz)  &lt;-&gt;  Hz = Order x f_shaft</w:t>
+        <w:t xml:space="preserve">Order = frekuensi (Hz) / frekuensi rotasi shaft </w:t>
+      </w:r>
+      <w:r>
+        <w:rPr>
+          <w:rFonts w:ascii="Arial" w:hAnsi="Arial" w:cs="Arial"/>
+          <w:b/>
+          <w:i/>
+          <w:color w:val="305496"/>
+          <w:sz w:val="22"/>
+        </w:rPr>
+        <w:t xml:space="preserve">f</w:t>
+      </w:r>
+      <w:r>
+        <w:rPr>
+          <w:rFonts w:ascii="Arial" w:hAnsi="Arial" w:cs="Arial"/>
+          <w:b/>
+          <w:i/>
+          <w:color w:val="305496"/>
+          <w:sz w:val="22"/>
+          <w:vertAlign w:val="subscript"/>
+        </w:rPr>
+        <w:t xml:space="preserve">r</w:t>
+      </w:r>
+      <w:r>
+        <w:rPr>
+          <w:rFonts w:ascii="Arial" w:hAnsi="Arial" w:cs="Arial"/>
+          <w:b/>
+          <w:i/>
+          <w:color w:val="305496"/>
+          <w:sz w:val="22"/>
+        </w:rPr>
+        <w:t xml:space="preserve"> (Hz)  ↔  Hz = Order x </w:t>
+      </w:r>
+      <w:r>
+        <w:rPr>
+          <w:rFonts w:ascii="Arial" w:hAnsi="Arial" w:cs="Arial"/>
+          <w:b/>
+          <w:i/>
+          <w:color w:val="305496"/>
+          <w:sz w:val="22"/>
+        </w:rPr>
+        <w:t xml:space="preserve">f</w:t>
+      </w:r>
+      <w:r>
+        <w:rPr>
+          <w:rFonts w:ascii="Arial" w:hAnsi="Arial" w:cs="Arial"/>
+          <w:b/>
+          <w:i/>
+          <w:color w:val="305496"/>
+          <w:sz w:val="22"/>
+          <w:vertAlign w:val="subscript"/>
+        </w:rPr>
+        <w:t xml:space="preserve">shaft</w:t>
       </w:r>
     </w:p>
     <w:p>
@@ -4140,6 +4445,15 @@
         </w:rPr>
         <w:t>Bagaimana bila sinyal getaran memiliki banyak sidebands teratur yang sulit dibaca satu per satu, misalnya komponen 500 Hz disertai sidebands pada 500±25, 500±50, 500±75 Hz, dan seterusnya? Menghitung spacing sidebands secara manual dari spektrum semacam ini cukup sulit. Cepstrum, singkatan dari anagram spectrum, adalah FFT dari log-magnitude FFT, yaitu domain ketiga yang menyederhanakan deteksi periodicity pada spektrum frekuensi. Teknik ini sangat berguna untuk analisis gear dan engine.</w:t>
       </w:r>
+      <w:r>
+        <w:rPr>
+          <w:rFonts w:ascii="Arial" w:hAnsi="Arial" w:cs="Arial"/>
+          <w:b w:val="0"/>
+          <w:i w:val="0"/>
+          <w:sz w:val="22"/>
+        </w:rPr>
+        <w:t xml:space="preserve"> Bentuk ringkasnya dituliskan pada Persamaan (2).</w:t>
+      </w:r>
     </w:p>
     <w:p>
       <w:pPr>
@@ -4154,7 +4468,38 @@
           <w:color w:val="305496"/>
           <w:sz w:val="22"/>
         </w:rPr>
-        <w:t>C(tau) = IFFT( log |FFT(x(t))|^2 ) ;  tau disebut quefrency, satuannya detik</w:t>
+        <w:t xml:space="preserve">C(τ) = IFFT( log |FFT(x(t))|</w:t>
+      </w:r>
+      <w:r>
+        <w:rPr>
+          <w:rFonts w:ascii="Arial" w:hAnsi="Arial" w:cs="Arial"/>
+          <w:b/>
+          <w:i/>
+          <w:color w:val="305496"/>
+          <w:sz w:val="22"/>
+          <w:vertAlign w:val="superscript"/>
+        </w:rPr>
+        <w:t xml:space="preserve">2</w:t>
+      </w:r>
+      <w:r>
+        <w:rPr>
+          <w:rFonts w:ascii="Arial" w:hAnsi="Arial" w:cs="Arial"/>
+          <w:b/>
+          <w:i/>
+          <w:color w:val="305496"/>
+          <w:sz w:val="22"/>
+        </w:rPr>
+        <w:t xml:space="preserve"> ) ;  τ disebut quefrency, satuannya detik</w:t>
+      </w:r>
+      <w:r>
+        <w:rPr>
+          <w:rFonts w:ascii="Arial" w:hAnsi="Arial" w:cs="Arial"/>
+          <w:b/>
+          <w:i/>
+          <w:color w:val="305496"/>
+          <w:sz w:val="22"/>
+        </w:rPr>
+        <w:t xml:space="preserve">   (2)</w:t>
       </w:r>
     </w:p>
     <w:p>
@@ -4178,16 +4523,16 @@
           <w:i w:val="0"/>
           <w:sz w:val="22"/>
         </w:rPr>
-        <w:t xml:space="preserve">Three Domains: t -&gt; f -&gt; tau: </w:t>
-      </w:r>
-      <w:r>
-        <w:rPr>
-          <w:rFonts w:ascii="Arial" w:hAnsi="Arial" w:cs="Arial"/>
-          <w:b w:val="0"/>
-          <w:i w:val="0"/>
-          <w:sz w:val="22"/>
-        </w:rPr>
-        <w:t>time domain (t), frequency domain (f), dan cepstrum domain (tau, disebut quefrency). Satuan tau adalah detik, sama seperti time, tetapi maknanya berbeda: periode sidebands pada spektrum. Quefrency 0,04 detik berarti sidebands berjarak 25 Hz satu sama lain.</w:t>
+        <w:t xml:space="preserve">Three Domains: t → f → τ: </w:t>
+      </w:r>
+      <w:r>
+        <w:rPr>
+          <w:rFonts w:ascii="Arial" w:hAnsi="Arial" w:cs="Arial"/>
+          <w:b w:val="0"/>
+          <w:i w:val="0"/>
+          <w:sz w:val="22"/>
+        </w:rPr>
+        <w:t xml:space="preserve">time domain (t), frequency domain (f), dan cepstrum domain (τ, disebut quefrency). Satuan τ adalah detik, sama seperti time, tetapi maknanya berbeda: periode sidebands pada spektrum. Quefrency 0,04 detik berarti sidebands berjarak 25 Hz satu sama lain.</w:t>
       </w:r>
     </w:p>
     <w:p>
@@ -4220,7 +4565,63 @@
           <w:i w:val="0"/>
           <w:sz w:val="22"/>
         </w:rPr>
-        <w:t>gear damage menghasilkan modulasi berupa GMF sebagai carrier ditambah sidebands berjarak f_r. Spektrumnya menjadi cluttered/ramai, tetapi cepstrum menghasilkan satu peak tunggal di tau = 1/f_r yang langsung menunjukkan periode modulasi, sekaligus mengukur secara kuantitatif kekuatan modulasi tersebut.</w:t>
+        <w:t xml:space="preserve">gear damage menghasilkan modulasi berupa GMF sebagai carrier ditambah sidebands berjarak </w:t>
+      </w:r>
+      <w:r>
+        <w:rPr>
+          <w:rFonts w:ascii="Arial" w:hAnsi="Arial" w:cs="Arial"/>
+          <w:b w:val="0"/>
+          <w:i w:val="0"/>
+          <w:sz w:val="22"/>
+        </w:rPr>
+        <w:t xml:space="preserve">f</w:t>
+      </w:r>
+      <w:r>
+        <w:rPr>
+          <w:rFonts w:ascii="Arial" w:hAnsi="Arial" w:cs="Arial"/>
+          <w:b w:val="0"/>
+          <w:i w:val="0"/>
+          <w:sz w:val="22"/>
+          <w:vertAlign w:val="subscript"/>
+        </w:rPr>
+        <w:t xml:space="preserve">r</w:t>
+      </w:r>
+      <w:r>
+        <w:rPr>
+          <w:rFonts w:ascii="Arial" w:hAnsi="Arial" w:cs="Arial"/>
+          <w:b w:val="0"/>
+          <w:i w:val="0"/>
+          <w:sz w:val="22"/>
+        </w:rPr>
+        <w:t xml:space="preserve">. Spektrumnya menjadi cluttered/ramai, tetapi cepstrum menghasilkan satu peak tunggal di τ = 1/</w:t>
+      </w:r>
+      <w:r>
+        <w:rPr>
+          <w:rFonts w:ascii="Arial" w:hAnsi="Arial" w:cs="Arial"/>
+          <w:b w:val="0"/>
+          <w:i w:val="0"/>
+          <w:sz w:val="22"/>
+        </w:rPr>
+        <w:t xml:space="preserve">f</w:t>
+      </w:r>
+      <w:r>
+        <w:rPr>
+          <w:rFonts w:ascii="Arial" w:hAnsi="Arial" w:cs="Arial"/>
+          <w:b w:val="0"/>
+          <w:i w:val="0"/>
+          <w:sz w:val="22"/>
+          <w:vertAlign w:val="subscript"/>
+        </w:rPr>
+        <w:t xml:space="preserve">r</w:t>
+      </w:r>
+      <w:r>
+        <w:rPr>
+          <w:rFonts w:ascii="Arial" w:hAnsi="Arial" w:cs="Arial"/>
+          <w:b w:val="0"/>
+          <w:i w:val="0"/>
+          <w:sz w:val="22"/>
+        </w:rPr>
+        <w:t xml:space="preserve"> yang langsung menunjukkan periode modulasi, sekaligus mengukur secara kuantitatif kekuatan modulasi tersebut.</w:t>
       </w:r>
     </w:p>
     <w:p>
@@ -4391,7 +4792,7 @@
           <w:i w:val="0"/>
           <w:sz w:val="22"/>
         </w:rPr>
-        <w:t>Gambar 4 mengilustrasikan keunggulan mendasar cepstrum: pada panel atas, delapan sidebands (empat pasang di kiri-kanan carrier) harus dihitung dan diverifikasi jaraknya satu per satu secara manual dari spektrum; pada panel bawah, seluruh informasi spacing tersebut terangkum menjadi satu peak tunggal yang jelas pada tau=40 ms, sesuai dengan tau=1/25 Hz=40 ms, plus satu peak lebih kecil di harmonik keduanya (tau=80 ms).</w:t>
+        <w:t xml:space="preserve">Gambar 4 mengilustrasikan keunggulan mendasar cepstrum: pada panel atas, delapan sidebands (empat pasang di kiri-kanan carrier) harus dihitung dan diverifikasi jaraknya satu per satu secara manual dari spektrum; pada panel bawah, seluruh informasi spacing tersebut terangkum menjadi satu peak tunggal yang jelas pada τ=40 ms, sesuai dengan τ=1/25 Hz=40 ms, plus satu peak lebih kecil di harmonik keduanya (τ=80 ms).</w:t>
       </w:r>
     </w:p>
     <w:p>
@@ -4502,7 +4903,7 @@
           <w:color w:val="305496"/>
           <w:sz w:val="22"/>
         </w:rPr>
-        <w:t>x(t) -&gt; BPF (3-10 kHz) -&gt; Hilbert Transform -&gt; |envelope| -&gt; FFT -&gt; spektrum BPFO/BPFI</w:t>
+        <w:t xml:space="preserve">x(t) → BPF (3-10 kHz) → Hilbert Transform → |envelope| → FFT → spektrum BPFO/BPFI</w:t>
       </w:r>
     </w:p>
     <w:p>
@@ -4559,16 +4960,128 @@
           <w:i w:val="0"/>
           <w:sz w:val="22"/>
         </w:rPr>
-        <w:t xml:space="preserve">Step 2: Hilbert Transform -&gt; Envelope: </w:t>
-      </w:r>
-      <w:r>
-        <w:rPr>
-          <w:rFonts w:ascii="Arial" w:hAnsi="Arial" w:cs="Arial"/>
-          <w:b w:val="0"/>
-          <w:i w:val="0"/>
-          <w:sz w:val="22"/>
-        </w:rPr>
-        <w:t>transformasi Hilbert menghasilkan analytic signal x_a(t) = x(t) + j.x_H(t), dengan x_H(t) adalah transformasi Hilbert dari x(t). Magnitude |x_a(t)| inilah amplitude envelope sinyal, yaitu outline sinyal yang menampilkan modulasi tanpa carrier high-frequency-nya.</w:t>
+        <w:t xml:space="preserve">Step 2: Hilbert Transform → Envelope: </w:t>
+      </w:r>
+      <w:r>
+        <w:rPr>
+          <w:rFonts w:ascii="Arial" w:hAnsi="Arial" w:cs="Arial"/>
+          <w:b w:val="0"/>
+          <w:i w:val="0"/>
+          <w:sz w:val="22"/>
+        </w:rPr>
+        <w:t xml:space="preserve">transformasi Hilbert menghasilkan analytic signal </w:t>
+      </w:r>
+      <w:r>
+        <w:rPr>
+          <w:rFonts w:ascii="Arial" w:hAnsi="Arial" w:cs="Arial"/>
+          <w:b w:val="0"/>
+          <w:i w:val="0"/>
+          <w:sz w:val="22"/>
+        </w:rPr>
+        <w:t xml:space="preserve">x</w:t>
+      </w:r>
+      <w:r>
+        <w:rPr>
+          <w:rFonts w:ascii="Arial" w:hAnsi="Arial" w:cs="Arial"/>
+          <w:b w:val="0"/>
+          <w:i w:val="0"/>
+          <w:sz w:val="22"/>
+          <w:vertAlign w:val="subscript"/>
+        </w:rPr>
+        <w:t xml:space="preserve">a</w:t>
+      </w:r>
+      <w:r>
+        <w:rPr>
+          <w:rFonts w:ascii="Arial" w:hAnsi="Arial" w:cs="Arial"/>
+          <w:b w:val="0"/>
+          <w:i w:val="0"/>
+          <w:sz w:val="22"/>
+        </w:rPr>
+        <w:t xml:space="preserve">(t) = x(t) + j·</w:t>
+      </w:r>
+      <w:r>
+        <w:rPr>
+          <w:rFonts w:ascii="Arial" w:hAnsi="Arial" w:cs="Arial"/>
+          <w:b w:val="0"/>
+          <w:i w:val="0"/>
+          <w:sz w:val="22"/>
+        </w:rPr>
+        <w:t xml:space="preserve">x</w:t>
+      </w:r>
+      <w:r>
+        <w:rPr>
+          <w:rFonts w:ascii="Arial" w:hAnsi="Arial" w:cs="Arial"/>
+          <w:b w:val="0"/>
+          <w:i w:val="0"/>
+          <w:sz w:val="22"/>
+          <w:vertAlign w:val="subscript"/>
+        </w:rPr>
+        <w:t xml:space="preserve">H</w:t>
+      </w:r>
+      <w:r>
+        <w:rPr>
+          <w:rFonts w:ascii="Arial" w:hAnsi="Arial" w:cs="Arial"/>
+          <w:b w:val="0"/>
+          <w:i w:val="0"/>
+          <w:sz w:val="22"/>
+        </w:rPr>
+        <w:t xml:space="preserve">(t), dengan </w:t>
+      </w:r>
+      <w:r>
+        <w:rPr>
+          <w:rFonts w:ascii="Arial" w:hAnsi="Arial" w:cs="Arial"/>
+          <w:b w:val="0"/>
+          <w:i w:val="0"/>
+          <w:sz w:val="22"/>
+        </w:rPr>
+        <w:t xml:space="preserve">x</w:t>
+      </w:r>
+      <w:r>
+        <w:rPr>
+          <w:rFonts w:ascii="Arial" w:hAnsi="Arial" w:cs="Arial"/>
+          <w:b w:val="0"/>
+          <w:i w:val="0"/>
+          <w:sz w:val="22"/>
+          <w:vertAlign w:val="subscript"/>
+        </w:rPr>
+        <w:t xml:space="preserve">H</w:t>
+      </w:r>
+      <w:r>
+        <w:rPr>
+          <w:rFonts w:ascii="Arial" w:hAnsi="Arial" w:cs="Arial"/>
+          <w:b w:val="0"/>
+          <w:i w:val="0"/>
+          <w:sz w:val="22"/>
+        </w:rPr>
+        <w:t xml:space="preserve">(t) adalah transformasi Hilbert dari x(t). Magnitude |</w:t>
+      </w:r>
+      <w:r>
+        <w:rPr>
+          <w:rFonts w:ascii="Arial" w:hAnsi="Arial" w:cs="Arial"/>
+          <w:b w:val="0"/>
+          <w:i w:val="0"/>
+          <w:sz w:val="22"/>
+        </w:rPr>
+        <w:t xml:space="preserve">x</w:t>
+      </w:r>
+      <w:r>
+        <w:rPr>
+          <w:rFonts w:ascii="Arial" w:hAnsi="Arial" w:cs="Arial"/>
+          <w:b w:val="0"/>
+          <w:i w:val="0"/>
+          <w:sz w:val="22"/>
+          <w:vertAlign w:val="subscript"/>
+        </w:rPr>
+        <w:t xml:space="preserve">a</w:t>
+      </w:r>
+      <w:r>
+        <w:rPr>
+          <w:rFonts w:ascii="Arial" w:hAnsi="Arial" w:cs="Arial"/>
+          <w:b w:val="0"/>
+          <w:i w:val="0"/>
+          <w:sz w:val="22"/>
+        </w:rPr>
+        <w:t xml:space="preserve">(t)| inilah amplitude envelope sinyal, yaitu outline sinyal yang menampilkan modulasi tanpa carrier high-frequency-nya.</w:t>
       </w:r>
     </w:p>
     <w:p>
@@ -4691,7 +5204,38 @@
           <w:color w:val="444444"/>
           <w:sz w:val="20"/>
         </w:rPr>
-        <w:t>Gambar 5. Pipeline envelope analysis empat langkah pada sinyal sintetis bearing fault (fs=25.600 Hz, f_shaft=30 Hz, resonansi=5.000 Hz, BPFO=100 Hz): sinyal mentah, hasil band-pass filter 3-7 kHz, envelope Hilbert, dan spektrum FFT envelope dengan peak BPFO yang jelas.</w:t>
+        <w:t xml:space="preserve">Gambar 5. Pipeline envelope analysis empat langkah pada sinyal sintetis bearing fault (fs=25.600 Hz, </w:t>
+      </w:r>
+      <w:r>
+        <w:rPr>
+          <w:rFonts w:ascii="Arial" w:hAnsi="Arial" w:cs="Arial"/>
+          <w:b w:val="0"/>
+          <w:i/>
+          <w:color w:val="444444"/>
+          <w:sz w:val="20"/>
+        </w:rPr>
+        <w:t xml:space="preserve">f</w:t>
+      </w:r>
+      <w:r>
+        <w:rPr>
+          <w:rFonts w:ascii="Arial" w:hAnsi="Arial" w:cs="Arial"/>
+          <w:b w:val="0"/>
+          <w:i/>
+          <w:color w:val="444444"/>
+          <w:sz w:val="20"/>
+          <w:vertAlign w:val="subscript"/>
+        </w:rPr>
+        <w:t xml:space="preserve">shaft</w:t>
+      </w:r>
+      <w:r>
+        <w:rPr>
+          <w:rFonts w:ascii="Arial" w:hAnsi="Arial" w:cs="Arial"/>
+          <w:b w:val="0"/>
+          <w:i/>
+          <w:color w:val="444444"/>
+          <w:sz w:val="20"/>
+        </w:rPr>
+        <w:t xml:space="preserve">=30 Hz, resonansi=5.000 Hz, BPFO=100 Hz): sinyal mentah, hasil band-pass filter 3-7 kHz, envelope Hilbert, dan spektrum FFT envelope dengan peak BPFO yang jelas.</w:t>
       </w:r>
     </w:p>
     <w:p>
@@ -4801,7 +5345,25 @@
           <w:i w:val="0"/>
           <w:sz w:val="22"/>
         </w:rPr>
-        <w:t>Setiap rolling element bearing memiliki empat frekuensi karakteristik yang unik, tergantung geometri bearing (jumlah ball n, diameter ball d, pitch diameter D, dan contact angle alpha). Keempat frekuensi ini muncul di spektrum envelope saat ada defect di lokasi spesifik pada bearing, yaitu outer race, inner race, ball, atau cage. Kombinasi peak yang muncul memberikan diagnosis presisi mengenai komponen bearing mana yang mengalami kerusakan.</w:t>
+        <w:t xml:space="preserve">Setiap rolling element bearing memiliki empat frekuensi karakteristik yang unik, tergantung geometri bearing (jumlah ball n, diameter ball d, pitch diameter D, dan contact angle α). Keempat frekuensi ini muncul di spektrum envelope saat ada defect di lokasi spesifik pada bearing, yaitu outer race, inner race, ball, atau cage. Kombinasi peak yang muncul memberikan diagnosis presisi mengenai komponen bearing mana yang mengalami kerusakan.</w:t>
+      </w:r>
+      <w:r>
+        <w:rPr>
+          <w:rFonts w:ascii="Arial" w:hAnsi="Arial" w:cs="Arial"/>
+          <w:b w:val="0"/>
+          <w:i w:val="0"/>
+          <w:sz w:val="22"/>
+        </w:rPr>
+        <w:t xml:space="preserve"> Persamaan (3) memadatkan aturan tersebut.</w:t>
+      </w:r>
+      <w:r>
+        <w:rPr>
+          <w:rFonts w:ascii="Arial" w:hAnsi="Arial" w:cs="Arial"/>
+          <w:b w:val="0"/>
+          <w:i w:val="0"/>
+          <w:sz w:val="22"/>
+        </w:rPr>
+        <w:t xml:space="preserve"> Rangkuman kuantitatifnya tertulis pada Persamaan (4).</w:t>
       </w:r>
     </w:p>
     <w:p>
@@ -4817,7 +5379,79 @@
           <w:color w:val="305496"/>
           <w:sz w:val="22"/>
         </w:rPr>
-        <w:t>BPFO = (n/2).f_r.(1 - (d/D)cos(alpha)) ;  BPFI = (n/2).f_r.(1 + (d/D)cos(alpha))</w:t>
+        <w:t xml:space="preserve">BPFO = (n/2)·</w:t>
+      </w:r>
+      <w:r>
+        <w:rPr>
+          <w:rFonts w:ascii="Arial" w:hAnsi="Arial" w:cs="Arial"/>
+          <w:b/>
+          <w:i/>
+          <w:color w:val="305496"/>
+          <w:sz w:val="22"/>
+        </w:rPr>
+        <w:t xml:space="preserve">f</w:t>
+      </w:r>
+      <w:r>
+        <w:rPr>
+          <w:rFonts w:ascii="Arial" w:hAnsi="Arial" w:cs="Arial"/>
+          <w:b/>
+          <w:i/>
+          <w:color w:val="305496"/>
+          <w:sz w:val="22"/>
+          <w:vertAlign w:val="subscript"/>
+        </w:rPr>
+        <w:t xml:space="preserve">r</w:t>
+      </w:r>
+      <w:r>
+        <w:rPr>
+          <w:rFonts w:ascii="Arial" w:hAnsi="Arial" w:cs="Arial"/>
+          <w:b/>
+          <w:i/>
+          <w:color w:val="305496"/>
+          <w:sz w:val="22"/>
+        </w:rPr>
+        <w:t xml:space="preserve">·(1 - (d/D)cos(α)) ;  BPFI = (n/2)·</w:t>
+      </w:r>
+      <w:r>
+        <w:rPr>
+          <w:rFonts w:ascii="Arial" w:hAnsi="Arial" w:cs="Arial"/>
+          <w:b/>
+          <w:i/>
+          <w:color w:val="305496"/>
+          <w:sz w:val="22"/>
+        </w:rPr>
+        <w:t xml:space="preserve">f</w:t>
+      </w:r>
+      <w:r>
+        <w:rPr>
+          <w:rFonts w:ascii="Arial" w:hAnsi="Arial" w:cs="Arial"/>
+          <w:b/>
+          <w:i/>
+          <w:color w:val="305496"/>
+          <w:sz w:val="22"/>
+          <w:vertAlign w:val="subscript"/>
+        </w:rPr>
+        <w:t xml:space="preserve">r</w:t>
+      </w:r>
+      <w:r>
+        <w:rPr>
+          <w:rFonts w:ascii="Arial" w:hAnsi="Arial" w:cs="Arial"/>
+          <w:b/>
+          <w:i/>
+          <w:color w:val="305496"/>
+          <w:sz w:val="22"/>
+        </w:rPr>
+        <w:t xml:space="preserve">·(1 + (d/D)cos(α))</w:t>
+      </w:r>
+      <w:r>
+        <w:rPr>
+          <w:rFonts w:ascii="Arial" w:hAnsi="Arial" w:cs="Arial"/>
+          <w:b/>
+          <w:i/>
+          <w:color w:val="305496"/>
+          <w:sz w:val="22"/>
+        </w:rPr>
+        <w:t xml:space="preserve">   (3)</w:t>
       </w:r>
     </w:p>
     <w:p>
@@ -4833,7 +5467,100 @@
           <w:color w:val="305496"/>
           <w:sz w:val="22"/>
         </w:rPr>
-        <w:t>BSF = (D/2d).f_r.(1 - ((d/D)cos(alpha))^2) ;  FTF = (1/2).f_r.(1 - (d/D)cos(alpha))</w:t>
+        <w:t xml:space="preserve">BSF = (D/2d)·</w:t>
+      </w:r>
+      <w:r>
+        <w:rPr>
+          <w:rFonts w:ascii="Arial" w:hAnsi="Arial" w:cs="Arial"/>
+          <w:b/>
+          <w:i/>
+          <w:color w:val="305496"/>
+          <w:sz w:val="22"/>
+        </w:rPr>
+        <w:t xml:space="preserve">f</w:t>
+      </w:r>
+      <w:r>
+        <w:rPr>
+          <w:rFonts w:ascii="Arial" w:hAnsi="Arial" w:cs="Arial"/>
+          <w:b/>
+          <w:i/>
+          <w:color w:val="305496"/>
+          <w:sz w:val="22"/>
+          <w:vertAlign w:val="subscript"/>
+        </w:rPr>
+        <w:t xml:space="preserve">r</w:t>
+      </w:r>
+      <w:r>
+        <w:rPr>
+          <w:rFonts w:ascii="Arial" w:hAnsi="Arial" w:cs="Arial"/>
+          <w:b/>
+          <w:i/>
+          <w:color w:val="305496"/>
+          <w:sz w:val="22"/>
+        </w:rPr>
+        <w:t xml:space="preserve">·(1 - ((d/D)cos(α))</w:t>
+      </w:r>
+      <w:r>
+        <w:rPr>
+          <w:rFonts w:ascii="Arial" w:hAnsi="Arial" w:cs="Arial"/>
+          <w:b/>
+          <w:i/>
+          <w:color w:val="305496"/>
+          <w:sz w:val="22"/>
+          <w:vertAlign w:val="superscript"/>
+        </w:rPr>
+        <w:t xml:space="preserve">2</w:t>
+      </w:r>
+      <w:r>
+        <w:rPr>
+          <w:rFonts w:ascii="Arial" w:hAnsi="Arial" w:cs="Arial"/>
+          <w:b/>
+          <w:i/>
+          <w:color w:val="305496"/>
+          <w:sz w:val="22"/>
+        </w:rPr>
+        <w:t xml:space="preserve">) ;  FTF = (1/2)·</w:t>
+      </w:r>
+      <w:r>
+        <w:rPr>
+          <w:rFonts w:ascii="Arial" w:hAnsi="Arial" w:cs="Arial"/>
+          <w:b/>
+          <w:i/>
+          <w:color w:val="305496"/>
+          <w:sz w:val="22"/>
+        </w:rPr>
+        <w:t xml:space="preserve">f</w:t>
+      </w:r>
+      <w:r>
+        <w:rPr>
+          <w:rFonts w:ascii="Arial" w:hAnsi="Arial" w:cs="Arial"/>
+          <w:b/>
+          <w:i/>
+          <w:color w:val="305496"/>
+          <w:sz w:val="22"/>
+          <w:vertAlign w:val="subscript"/>
+        </w:rPr>
+        <w:t xml:space="preserve">r</w:t>
+      </w:r>
+      <w:r>
+        <w:rPr>
+          <w:rFonts w:ascii="Arial" w:hAnsi="Arial" w:cs="Arial"/>
+          <w:b/>
+          <w:i/>
+          <w:color w:val="305496"/>
+          <w:sz w:val="22"/>
+        </w:rPr>
+        <w:t xml:space="preserve">·(1 - (d/D)cos(α))</w:t>
+      </w:r>
+      <w:r>
+        <w:rPr>
+          <w:rFonts w:ascii="Arial" w:hAnsi="Arial" w:cs="Arial"/>
+          <w:b/>
+          <w:i/>
+          <w:color w:val="305496"/>
+          <w:sz w:val="22"/>
+        </w:rPr>
+        <w:t xml:space="preserve">   (4)</w:t>
       </w:r>
     </w:p>
     <w:p>
@@ -5055,7 +5782,7 @@
                 <w:i w:val="0"/>
                 <w:sz w:val="19"/>
               </w:rPr>
-              <w:t>(n/2).fr.(1-(d/D)cos a)</w:t>
+              <w:t xml:space="preserve">(n/2)·fr·(1-(d/D)cos a)</w:t>
             </w:r>
           </w:p>
         </w:tc>
@@ -5164,7 +5891,7 @@
                 <w:i w:val="0"/>
                 <w:sz w:val="19"/>
               </w:rPr>
-              <w:t>(n/2).fr.(1+(d/D)cos a)</w:t>
+              <w:t xml:space="preserve">(n/2)·fr·(1+(d/D)cos a)</w:t>
             </w:r>
           </w:p>
         </w:tc>
@@ -5273,7 +6000,26 @@
                 <w:i w:val="0"/>
                 <w:sz w:val="19"/>
               </w:rPr>
-              <w:t>(D/2d).fr.(1-((d/D)cos a)^2)</w:t>
+              <w:t xml:space="preserve">(D/2d)·fr·(1-((d/D)cos a)</w:t>
+            </w:r>
+            <w:r>
+              <w:rPr>
+                <w:rFonts w:ascii="Arial" w:hAnsi="Arial" w:cs="Arial"/>
+                <w:b w:val="0"/>
+                <w:i w:val="0"/>
+                <w:sz w:val="19"/>
+                <w:vertAlign w:val="superscript"/>
+              </w:rPr>
+              <w:t xml:space="preserve">2</w:t>
+            </w:r>
+            <w:r>
+              <w:rPr>
+                <w:rFonts w:ascii="Arial" w:hAnsi="Arial" w:cs="Arial"/>
+                <w:b w:val="0"/>
+                <w:i w:val="0"/>
+                <w:sz w:val="19"/>
+              </w:rPr>
+              <w:t xml:space="preserve">)</w:t>
             </w:r>
           </w:p>
         </w:tc>
@@ -5379,7 +6125,7 @@
                 <w:i w:val="0"/>
                 <w:sz w:val="19"/>
               </w:rPr>
-              <w:t>(1/2).fr.(1-(d/D)cos a)</w:t>
+              <w:t xml:space="preserve">(1/2)·fr·(1-(d/D)cos a)</w:t>
             </w:r>
           </w:p>
         </w:tc>
@@ -5436,7 +6182,119 @@
           <w:i w:val="0"/>
           <w:sz w:val="22"/>
         </w:rPr>
-        <w:t>Tabel 2 merangkum keempat frekuensi bearing beserta lokasi defect dan karakteristiknya. Untuk bearing tipikal dengan contact angle alpha mendekati 0 derajat (deep groove ball bearing) dan rasio d/D sekitar 0,2 hingga 0,3, berlaku pendekatan cepat BPFO kurang lebih 0,4 dikali n dikali f_r, BPFI kurang lebih 0,6 dikali n dikali f_r, BSF kurang lebih 2,3 dikali f_r, dan FTF kurang lebih 0,4 dikali f_r. Database seperti SKF Bearing Calculator atau bearingfacts.com menyediakan nilai eksak per model bearing, lebih akurat dibanding pendekatan cepat ini.</w:t>
+        <w:t xml:space="preserve">Tabel 2 merangkum keempat frekuensi bearing beserta lokasi defect dan karakteristiknya. Untuk bearing tipikal dengan contact angle α mendekati 0 derajat (deep groove ball bearing) dan rasio d/D sekitar 0,2 hingga 0,3, berlaku pendekatan cepat BPFO kurang lebih 0,4 dikali n dikali </w:t>
+      </w:r>
+      <w:r>
+        <w:rPr>
+          <w:rFonts w:ascii="Arial" w:hAnsi="Arial" w:cs="Arial"/>
+          <w:b w:val="0"/>
+          <w:i w:val="0"/>
+          <w:sz w:val="22"/>
+        </w:rPr>
+        <w:t xml:space="preserve">f</w:t>
+      </w:r>
+      <w:r>
+        <w:rPr>
+          <w:rFonts w:ascii="Arial" w:hAnsi="Arial" w:cs="Arial"/>
+          <w:b w:val="0"/>
+          <w:i w:val="0"/>
+          <w:sz w:val="22"/>
+          <w:vertAlign w:val="subscript"/>
+        </w:rPr>
+        <w:t xml:space="preserve">r</w:t>
+      </w:r>
+      <w:r>
+        <w:rPr>
+          <w:rFonts w:ascii="Arial" w:hAnsi="Arial" w:cs="Arial"/>
+          <w:b w:val="0"/>
+          <w:i w:val="0"/>
+          <w:sz w:val="22"/>
+        </w:rPr>
+        <w:t xml:space="preserve">, BPFI kurang lebih 0,6 dikali n dikali </w:t>
+      </w:r>
+      <w:r>
+        <w:rPr>
+          <w:rFonts w:ascii="Arial" w:hAnsi="Arial" w:cs="Arial"/>
+          <w:b w:val="0"/>
+          <w:i w:val="0"/>
+          <w:sz w:val="22"/>
+        </w:rPr>
+        <w:t xml:space="preserve">f</w:t>
+      </w:r>
+      <w:r>
+        <w:rPr>
+          <w:rFonts w:ascii="Arial" w:hAnsi="Arial" w:cs="Arial"/>
+          <w:b w:val="0"/>
+          <w:i w:val="0"/>
+          <w:sz w:val="22"/>
+          <w:vertAlign w:val="subscript"/>
+        </w:rPr>
+        <w:t xml:space="preserve">r</w:t>
+      </w:r>
+      <w:r>
+        <w:rPr>
+          <w:rFonts w:ascii="Arial" w:hAnsi="Arial" w:cs="Arial"/>
+          <w:b w:val="0"/>
+          <w:i w:val="0"/>
+          <w:sz w:val="22"/>
+        </w:rPr>
+        <w:t xml:space="preserve">, BSF kurang lebih 2,3 dikali </w:t>
+      </w:r>
+      <w:r>
+        <w:rPr>
+          <w:rFonts w:ascii="Arial" w:hAnsi="Arial" w:cs="Arial"/>
+          <w:b w:val="0"/>
+          <w:i w:val="0"/>
+          <w:sz w:val="22"/>
+        </w:rPr>
+        <w:t xml:space="preserve">f</w:t>
+      </w:r>
+      <w:r>
+        <w:rPr>
+          <w:rFonts w:ascii="Arial" w:hAnsi="Arial" w:cs="Arial"/>
+          <w:b w:val="0"/>
+          <w:i w:val="0"/>
+          <w:sz w:val="22"/>
+          <w:vertAlign w:val="subscript"/>
+        </w:rPr>
+        <w:t xml:space="preserve">r</w:t>
+      </w:r>
+      <w:r>
+        <w:rPr>
+          <w:rFonts w:ascii="Arial" w:hAnsi="Arial" w:cs="Arial"/>
+          <w:b w:val="0"/>
+          <w:i w:val="0"/>
+          <w:sz w:val="22"/>
+        </w:rPr>
+        <w:t xml:space="preserve">, dan FTF kurang lebih 0,4 dikali </w:t>
+      </w:r>
+      <w:r>
+        <w:rPr>
+          <w:rFonts w:ascii="Arial" w:hAnsi="Arial" w:cs="Arial"/>
+          <w:b w:val="0"/>
+          <w:i w:val="0"/>
+          <w:sz w:val="22"/>
+        </w:rPr>
+        <w:t xml:space="preserve">f</w:t>
+      </w:r>
+      <w:r>
+        <w:rPr>
+          <w:rFonts w:ascii="Arial" w:hAnsi="Arial" w:cs="Arial"/>
+          <w:b w:val="0"/>
+          <w:i w:val="0"/>
+          <w:sz w:val="22"/>
+          <w:vertAlign w:val="subscript"/>
+        </w:rPr>
+        <w:t xml:space="preserve">r</w:t>
+      </w:r>
+      <w:r>
+        <w:rPr>
+          <w:rFonts w:ascii="Arial" w:hAnsi="Arial" w:cs="Arial"/>
+          <w:b w:val="0"/>
+          <w:i w:val="0"/>
+          <w:sz w:val="22"/>
+        </w:rPr>
+        <w:t xml:space="preserve">. Database seperti SKF Bearing Calculator atau bearingfacts.com menyediakan nilai eksak per model bearing, lebih akurat dibanding pendekatan cepat ini.</w:t>
       </w:r>
     </w:p>
     <w:p>
@@ -5460,7 +6318,54 @@
           <w:i w:val="0"/>
           <w:sz w:val="22"/>
         </w:rPr>
-        <w:t>Studi kasus konkret: bearing SKF 6205-2RS dengan n=9 ball, d=7,94 mm, D=39,04 mm, dan contact angle alpha=0 derajat (deep groove ball bearing), terpasang pada shaft berputar 1750 rpm. Frekuensi rotasi shaft f_r = 1750/60 = 29,1667 Hz, dan rasio (d/D)cos(alpha) = 7,94/39,04 = 0,2034. Substitusi ke formula eksak menghasilkan BPFO = (9/2) x 29,1667 x (1-0,2034) = 104,6 Hz, BPFI = (9/2) x 29,1667 x (1+0,2034) = 158,0 Hz, BSF = (39,04/(2x7,94)) x 29,1667 x (1-0,2034^2) = 68,8 Hz, dan FTF = 0,5 x 29,1667 x (1-0,2034) = 11,6 Hz.</w:t>
+        <w:t xml:space="preserve">Studi kasus konkret: bearing SKF 6205-2RS dengan n=9 ball, d=7,94 mm, D=39,04 mm, dan contact angle α=0 derajat (deep groove ball bearing), terpasang pada shaft berputar 1750 rpm. Frekuensi rotasi shaft </w:t>
+      </w:r>
+      <w:r>
+        <w:rPr>
+          <w:rFonts w:ascii="Arial" w:hAnsi="Arial" w:cs="Arial"/>
+          <w:b w:val="0"/>
+          <w:i w:val="0"/>
+          <w:sz w:val="22"/>
+        </w:rPr>
+        <w:t xml:space="preserve">f</w:t>
+      </w:r>
+      <w:r>
+        <w:rPr>
+          <w:rFonts w:ascii="Arial" w:hAnsi="Arial" w:cs="Arial"/>
+          <w:b w:val="0"/>
+          <w:i w:val="0"/>
+          <w:sz w:val="22"/>
+          <w:vertAlign w:val="subscript"/>
+        </w:rPr>
+        <w:t xml:space="preserve">r</w:t>
+      </w:r>
+      <w:r>
+        <w:rPr>
+          <w:rFonts w:ascii="Arial" w:hAnsi="Arial" w:cs="Arial"/>
+          <w:b w:val="0"/>
+          <w:i w:val="0"/>
+          <w:sz w:val="22"/>
+        </w:rPr>
+        <w:t xml:space="preserve"> = 1750/60 = 29,1667 Hz, dan rasio (d/D)cos(α) = 7,94/39,04 = 0,2034. Substitusi ke formula eksak menghasilkan BPFO = (9/2) x 29,1667 x (1-0,2034) = 104,6 Hz, BPFI = (9/2) x 29,1667 x (1+0,2034) = 158,0 Hz, BSF = (39,04/(2x7,94)) x 29,1667 x (1-0,2034</w:t>
+      </w:r>
+      <w:r>
+        <w:rPr>
+          <w:rFonts w:ascii="Arial" w:hAnsi="Arial" w:cs="Arial"/>
+          <w:b w:val="0"/>
+          <w:i w:val="0"/>
+          <w:sz w:val="22"/>
+          <w:vertAlign w:val="superscript"/>
+        </w:rPr>
+        <w:t xml:space="preserve">2</w:t>
+      </w:r>
+      <w:r>
+        <w:rPr>
+          <w:rFonts w:ascii="Arial" w:hAnsi="Arial" w:cs="Arial"/>
+          <w:b w:val="0"/>
+          <w:i w:val="0"/>
+          <w:sz w:val="22"/>
+        </w:rPr>
+        <w:t xml:space="preserve">) = 68,8 Hz, dan FTF = 0,5 x 29,1667 x (1-0,2034) = 11,6 Hz.</w:t>
       </w:r>
     </w:p>
     <w:p>
@@ -5541,7 +6446,119 @@
           <w:i w:val="0"/>
           <w:sz w:val="22"/>
         </w:rPr>
-        <w:t>Gambar 6 memperlihatkan keempat frekuensi hasil perhitungan pada Contoh Konkret di atas dalam bentuk bar chart, beserta garis referensi f_r=29,17 Hz sebagai pembanding. Bila hasil envelope analysis di lapangan menunjukkan peak yang jelas pada 157,9 Hz beserta sidebands pada ±29,17 Hz (persis f_r), maka nilai ini sangat dekat dengan BPFI hasil perhitungan (158,0 Hz), sehingga diagnosis paling mungkin adalah inner race defect; sidebands pada spacing f_r muncul karena inner race berputar bersama shaft sehingga lokasi defect ikut bermodulasi terhadap posisi beban setiap satu putaran. Bila peak yang muncul justru mendekati 104,6 Hz tanpa sidebands f_r yang signifikan, diagnosisnya akan mengarah ke outer race defect, karena outer race yang diam relatif terhadap arah beban tidak menghasilkan modulasi tambahan.</w:t>
+        <w:t xml:space="preserve">Gambar 6 memperlihatkan keempat frekuensi hasil perhitungan pada Contoh Konkret di atas dalam bentuk bar chart, beserta garis referensi </w:t>
+      </w:r>
+      <w:r>
+        <w:rPr>
+          <w:rFonts w:ascii="Arial" w:hAnsi="Arial" w:cs="Arial"/>
+          <w:b w:val="0"/>
+          <w:i w:val="0"/>
+          <w:sz w:val="22"/>
+        </w:rPr>
+        <w:t xml:space="preserve">f</w:t>
+      </w:r>
+      <w:r>
+        <w:rPr>
+          <w:rFonts w:ascii="Arial" w:hAnsi="Arial" w:cs="Arial"/>
+          <w:b w:val="0"/>
+          <w:i w:val="0"/>
+          <w:sz w:val="22"/>
+          <w:vertAlign w:val="subscript"/>
+        </w:rPr>
+        <w:t xml:space="preserve">r</w:t>
+      </w:r>
+      <w:r>
+        <w:rPr>
+          <w:rFonts w:ascii="Arial" w:hAnsi="Arial" w:cs="Arial"/>
+          <w:b w:val="0"/>
+          <w:i w:val="0"/>
+          <w:sz w:val="22"/>
+        </w:rPr>
+        <w:t xml:space="preserve">=29,17 Hz sebagai pembanding. Bila hasil envelope analysis di lapangan menunjukkan peak yang jelas pada 157,9 Hz beserta sidebands pada ±29,17 Hz (persis </w:t>
+      </w:r>
+      <w:r>
+        <w:rPr>
+          <w:rFonts w:ascii="Arial" w:hAnsi="Arial" w:cs="Arial"/>
+          <w:b w:val="0"/>
+          <w:i w:val="0"/>
+          <w:sz w:val="22"/>
+        </w:rPr>
+        <w:t xml:space="preserve">f</w:t>
+      </w:r>
+      <w:r>
+        <w:rPr>
+          <w:rFonts w:ascii="Arial" w:hAnsi="Arial" w:cs="Arial"/>
+          <w:b w:val="0"/>
+          <w:i w:val="0"/>
+          <w:sz w:val="22"/>
+          <w:vertAlign w:val="subscript"/>
+        </w:rPr>
+        <w:t xml:space="preserve">r</w:t>
+      </w:r>
+      <w:r>
+        <w:rPr>
+          <w:rFonts w:ascii="Arial" w:hAnsi="Arial" w:cs="Arial"/>
+          <w:b w:val="0"/>
+          <w:i w:val="0"/>
+          <w:sz w:val="22"/>
+        </w:rPr>
+        <w:t xml:space="preserve">), maka nilai ini sangat dekat dengan BPFI hasil perhitungan (158,0 Hz), sehingga diagnosis paling mungkin adalah inner race defect; sidebands pada spacing </w:t>
+      </w:r>
+      <w:r>
+        <w:rPr>
+          <w:rFonts w:ascii="Arial" w:hAnsi="Arial" w:cs="Arial"/>
+          <w:b w:val="0"/>
+          <w:i w:val="0"/>
+          <w:sz w:val="22"/>
+        </w:rPr>
+        <w:t xml:space="preserve">f</w:t>
+      </w:r>
+      <w:r>
+        <w:rPr>
+          <w:rFonts w:ascii="Arial" w:hAnsi="Arial" w:cs="Arial"/>
+          <w:b w:val="0"/>
+          <w:i w:val="0"/>
+          <w:sz w:val="22"/>
+          <w:vertAlign w:val="subscript"/>
+        </w:rPr>
+        <w:t xml:space="preserve">r</w:t>
+      </w:r>
+      <w:r>
+        <w:rPr>
+          <w:rFonts w:ascii="Arial" w:hAnsi="Arial" w:cs="Arial"/>
+          <w:b w:val="0"/>
+          <w:i w:val="0"/>
+          <w:sz w:val="22"/>
+        </w:rPr>
+        <w:t xml:space="preserve"> muncul karena inner race berputar bersama shaft sehingga lokasi defect ikut bermodulasi terhadap posisi beban setiap satu putaran. Bila peak yang muncul justru mendekati 104,6 Hz tanpa sidebands </w:t>
+      </w:r>
+      <w:r>
+        <w:rPr>
+          <w:rFonts w:ascii="Arial" w:hAnsi="Arial" w:cs="Arial"/>
+          <w:b w:val="0"/>
+          <w:i w:val="0"/>
+          <w:sz w:val="22"/>
+        </w:rPr>
+        <w:t xml:space="preserve">f</w:t>
+      </w:r>
+      <w:r>
+        <w:rPr>
+          <w:rFonts w:ascii="Arial" w:hAnsi="Arial" w:cs="Arial"/>
+          <w:b w:val="0"/>
+          <w:i w:val="0"/>
+          <w:sz w:val="22"/>
+          <w:vertAlign w:val="subscript"/>
+        </w:rPr>
+        <w:t xml:space="preserve">r</w:t>
+      </w:r>
+      <w:r>
+        <w:rPr>
+          <w:rFonts w:ascii="Arial" w:hAnsi="Arial" w:cs="Arial"/>
+          <w:b w:val="0"/>
+          <w:i w:val="0"/>
+          <w:sz w:val="22"/>
+        </w:rPr>
+        <w:t xml:space="preserve"> yang signifikan, diagnosisnya akan mengarah ke outer race defect, karena outer race yang diam relatif terhadap arah beban tidak menghasilkan modulasi tambahan.</w:t>
       </w:r>
     </w:p>
     <w:p>
@@ -5605,6 +6622,15 @@
         </w:rPr>
         <w:t>Gearbox menghasilkan komponen frekuensi paling kompleks di antara seluruh komponen mesin: gear mesh frequency (GMF) sebagai carrier, ditambah sidebands di sekitar GMF dengan spacing sama dengan frekuensi rotasi shaft input atau output. Pola sidebands memberikan informasi diagnostik kunci mengenai kondisi gear, mulai dari pitting hingga broken tooth.</w:t>
       </w:r>
+      <w:r>
+        <w:rPr>
+          <w:rFonts w:ascii="Arial" w:hAnsi="Arial" w:cs="Arial"/>
+          <w:b w:val="0"/>
+          <w:i w:val="0"/>
+          <w:sz w:val="22"/>
+        </w:rPr>
+        <w:t xml:space="preserve"> Hubungan ini dirangkum dalam Persamaan (5).</w:t>
+      </w:r>
     </w:p>
     <w:p>
       <w:pPr>
@@ -5619,7 +6645,110 @@
           <w:color w:val="305496"/>
           <w:sz w:val="22"/>
         </w:rPr>
-        <w:t>GMF = N_gigi x f_r ;  Sidebands muncul di GMF ± k.f_r , k = 1, 2, 3, ...</w:t>
+        <w:t xml:space="preserve">GMF = </w:t>
+      </w:r>
+      <w:r>
+        <w:rPr>
+          <w:rFonts w:ascii="Arial" w:hAnsi="Arial" w:cs="Arial"/>
+          <w:b/>
+          <w:i/>
+          <w:color w:val="305496"/>
+          <w:sz w:val="22"/>
+        </w:rPr>
+        <w:t xml:space="preserve">N</w:t>
+      </w:r>
+      <w:r>
+        <w:rPr>
+          <w:rFonts w:ascii="Arial" w:hAnsi="Arial" w:cs="Arial"/>
+          <w:b/>
+          <w:i/>
+          <w:color w:val="305496"/>
+          <w:sz w:val="22"/>
+          <w:vertAlign w:val="subscript"/>
+        </w:rPr>
+        <w:t xml:space="preserve">gigi</w:t>
+      </w:r>
+      <w:r>
+        <w:rPr>
+          <w:rFonts w:ascii="Arial" w:hAnsi="Arial" w:cs="Arial"/>
+          <w:b/>
+          <w:i/>
+          <w:color w:val="305496"/>
+          <w:sz w:val="22"/>
+        </w:rPr>
+        <w:t xml:space="preserve"> x </w:t>
+      </w:r>
+      <w:r>
+        <w:rPr>
+          <w:rFonts w:ascii="Arial" w:hAnsi="Arial" w:cs="Arial"/>
+          <w:b/>
+          <w:i/>
+          <w:color w:val="305496"/>
+          <w:sz w:val="22"/>
+        </w:rPr>
+        <w:t xml:space="preserve">f</w:t>
+      </w:r>
+      <w:r>
+        <w:rPr>
+          <w:rFonts w:ascii="Arial" w:hAnsi="Arial" w:cs="Arial"/>
+          <w:b/>
+          <w:i/>
+          <w:color w:val="305496"/>
+          <w:sz w:val="22"/>
+          <w:vertAlign w:val="subscript"/>
+        </w:rPr>
+        <w:t xml:space="preserve">r</w:t>
+      </w:r>
+      <w:r>
+        <w:rPr>
+          <w:rFonts w:ascii="Arial" w:hAnsi="Arial" w:cs="Arial"/>
+          <w:b/>
+          <w:i/>
+          <w:color w:val="305496"/>
+          <w:sz w:val="22"/>
+        </w:rPr>
+        <w:t xml:space="preserve"> ;  Sidebands muncul di GMF ± k·</w:t>
+      </w:r>
+      <w:r>
+        <w:rPr>
+          <w:rFonts w:ascii="Arial" w:hAnsi="Arial" w:cs="Arial"/>
+          <w:b/>
+          <w:i/>
+          <w:color w:val="305496"/>
+          <w:sz w:val="22"/>
+        </w:rPr>
+        <w:t xml:space="preserve">f</w:t>
+      </w:r>
+      <w:r>
+        <w:rPr>
+          <w:rFonts w:ascii="Arial" w:hAnsi="Arial" w:cs="Arial"/>
+          <w:b/>
+          <w:i/>
+          <w:color w:val="305496"/>
+          <w:sz w:val="22"/>
+          <w:vertAlign w:val="subscript"/>
+        </w:rPr>
+        <w:t xml:space="preserve">r</w:t>
+      </w:r>
+      <w:r>
+        <w:rPr>
+          <w:rFonts w:ascii="Arial" w:hAnsi="Arial" w:cs="Arial"/>
+          <w:b/>
+          <w:i/>
+          <w:color w:val="305496"/>
+          <w:sz w:val="22"/>
+        </w:rPr>
+        <w:t xml:space="preserve"> , k = 1, 2, 3, ...</w:t>
+      </w:r>
+      <w:r>
+        <w:rPr>
+          <w:rFonts w:ascii="Arial" w:hAnsi="Arial" w:cs="Arial"/>
+          <w:b/>
+          <w:i/>
+          <w:color w:val="305496"/>
+          <w:sz w:val="22"/>
+        </w:rPr>
+        <w:t xml:space="preserve">   (5)</w:t>
       </w:r>
     </w:p>
     <w:p>
@@ -5652,7 +6781,119 @@
           <w:i w:val="0"/>
           <w:sz w:val="22"/>
         </w:rPr>
-        <w:t>untuk sepasang gear yang saling mesh, GMF = N_pinion x f_pinion = N_bull x f_bull, karena keduanya mesh bersama pada frekuensi yang sama persis. Namun sidebands yang muncul bisa berbeda, tergantung shaft input atau shaft output mana yang bermasalah.</w:t>
+        <w:t xml:space="preserve">untuk sepasang gear yang saling mesh, GMF = </w:t>
+      </w:r>
+      <w:r>
+        <w:rPr>
+          <w:rFonts w:ascii="Arial" w:hAnsi="Arial" w:cs="Arial"/>
+          <w:b w:val="0"/>
+          <w:i w:val="0"/>
+          <w:sz w:val="22"/>
+        </w:rPr>
+        <w:t xml:space="preserve">N</w:t>
+      </w:r>
+      <w:r>
+        <w:rPr>
+          <w:rFonts w:ascii="Arial" w:hAnsi="Arial" w:cs="Arial"/>
+          <w:b w:val="0"/>
+          <w:i w:val="0"/>
+          <w:sz w:val="22"/>
+          <w:vertAlign w:val="subscript"/>
+        </w:rPr>
+        <w:t xml:space="preserve">pinion</w:t>
+      </w:r>
+      <w:r>
+        <w:rPr>
+          <w:rFonts w:ascii="Arial" w:hAnsi="Arial" w:cs="Arial"/>
+          <w:b w:val="0"/>
+          <w:i w:val="0"/>
+          <w:sz w:val="22"/>
+        </w:rPr>
+        <w:t xml:space="preserve"> x </w:t>
+      </w:r>
+      <w:r>
+        <w:rPr>
+          <w:rFonts w:ascii="Arial" w:hAnsi="Arial" w:cs="Arial"/>
+          <w:b w:val="0"/>
+          <w:i w:val="0"/>
+          <w:sz w:val="22"/>
+        </w:rPr>
+        <w:t xml:space="preserve">f</w:t>
+      </w:r>
+      <w:r>
+        <w:rPr>
+          <w:rFonts w:ascii="Arial" w:hAnsi="Arial" w:cs="Arial"/>
+          <w:b w:val="0"/>
+          <w:i w:val="0"/>
+          <w:sz w:val="22"/>
+          <w:vertAlign w:val="subscript"/>
+        </w:rPr>
+        <w:t xml:space="preserve">pinion</w:t>
+      </w:r>
+      <w:r>
+        <w:rPr>
+          <w:rFonts w:ascii="Arial" w:hAnsi="Arial" w:cs="Arial"/>
+          <w:b w:val="0"/>
+          <w:i w:val="0"/>
+          <w:sz w:val="22"/>
+        </w:rPr>
+        <w:t xml:space="preserve"> = </w:t>
+      </w:r>
+      <w:r>
+        <w:rPr>
+          <w:rFonts w:ascii="Arial" w:hAnsi="Arial" w:cs="Arial"/>
+          <w:b w:val="0"/>
+          <w:i w:val="0"/>
+          <w:sz w:val="22"/>
+        </w:rPr>
+        <w:t xml:space="preserve">N</w:t>
+      </w:r>
+      <w:r>
+        <w:rPr>
+          <w:rFonts w:ascii="Arial" w:hAnsi="Arial" w:cs="Arial"/>
+          <w:b w:val="0"/>
+          <w:i w:val="0"/>
+          <w:sz w:val="22"/>
+          <w:vertAlign w:val="subscript"/>
+        </w:rPr>
+        <w:t xml:space="preserve">bull</w:t>
+      </w:r>
+      <w:r>
+        <w:rPr>
+          <w:rFonts w:ascii="Arial" w:hAnsi="Arial" w:cs="Arial"/>
+          <w:b w:val="0"/>
+          <w:i w:val="0"/>
+          <w:sz w:val="22"/>
+        </w:rPr>
+        <w:t xml:space="preserve"> x </w:t>
+      </w:r>
+      <w:r>
+        <w:rPr>
+          <w:rFonts w:ascii="Arial" w:hAnsi="Arial" w:cs="Arial"/>
+          <w:b w:val="0"/>
+          <w:i w:val="0"/>
+          <w:sz w:val="22"/>
+        </w:rPr>
+        <w:t xml:space="preserve">f</w:t>
+      </w:r>
+      <w:r>
+        <w:rPr>
+          <w:rFonts w:ascii="Arial" w:hAnsi="Arial" w:cs="Arial"/>
+          <w:b w:val="0"/>
+          <w:i w:val="0"/>
+          <w:sz w:val="22"/>
+          <w:vertAlign w:val="subscript"/>
+        </w:rPr>
+        <w:t xml:space="preserve">bull</w:t>
+      </w:r>
+      <w:r>
+        <w:rPr>
+          <w:rFonts w:ascii="Arial" w:hAnsi="Arial" w:cs="Arial"/>
+          <w:b w:val="0"/>
+          <w:i w:val="0"/>
+          <w:sz w:val="22"/>
+        </w:rPr>
+        <w:t xml:space="preserve">, karena keduanya mesh bersama pada frekuensi yang sama persis. Namun sidebands yang muncul bisa berbeda, tergantung shaft input atau shaft output mana yang bermasalah.</w:t>
       </w:r>
     </w:p>
     <w:p>
@@ -5676,16 +6917,72 @@
           <w:i w:val="0"/>
           <w:sz w:val="22"/>
         </w:rPr>
-        <w:t xml:space="preserve">Sidebands di GMF ± k.f_r: </w:t>
-      </w:r>
-      <w:r>
-        <w:rPr>
-          <w:rFonts w:ascii="Arial" w:hAnsi="Arial" w:cs="Arial"/>
-          <w:b w:val="0"/>
-          <w:i w:val="0"/>
-          <w:sz w:val="22"/>
-        </w:rPr>
-        <w:t>sidebands muncul karena modulasi, yaitu setiap satu putaran, gear melewati posisi tertentu yang memodulasi amplitudo GMF (misalnya eccentric mounting atau single tooth defect). Spacing sidebands sama dengan f_r shaft yang bermasalah, sehingga dari spacing sidebands bisa diidentifikasi shaft mana penyebabnya.</w:t>
+        <w:t xml:space="preserve">Sidebands di GMF ± k·</w:t>
+      </w:r>
+      <w:r>
+        <w:rPr>
+          <w:rFonts w:ascii="Arial" w:hAnsi="Arial" w:cs="Arial"/>
+          <w:b/>
+          <w:i w:val="0"/>
+          <w:sz w:val="22"/>
+        </w:rPr>
+        <w:t xml:space="preserve">f</w:t>
+      </w:r>
+      <w:r>
+        <w:rPr>
+          <w:rFonts w:ascii="Arial" w:hAnsi="Arial" w:cs="Arial"/>
+          <w:b/>
+          <w:i w:val="0"/>
+          <w:sz w:val="22"/>
+          <w:vertAlign w:val="subscript"/>
+        </w:rPr>
+        <w:t xml:space="preserve">r</w:t>
+      </w:r>
+      <w:r>
+        <w:rPr>
+          <w:rFonts w:ascii="Arial" w:hAnsi="Arial" w:cs="Arial"/>
+          <w:b/>
+          <w:i w:val="0"/>
+          <w:sz w:val="22"/>
+        </w:rPr>
+        <w:t xml:space="preserve">: </w:t>
+      </w:r>
+      <w:r>
+        <w:rPr>
+          <w:rFonts w:ascii="Arial" w:hAnsi="Arial" w:cs="Arial"/>
+          <w:b w:val="0"/>
+          <w:i w:val="0"/>
+          <w:sz w:val="22"/>
+        </w:rPr>
+        <w:t xml:space="preserve">sidebands muncul karena modulasi, yaitu setiap satu putaran, gear melewati posisi tertentu yang memodulasi amplitudo GMF (misalnya eccentric mounting atau single tooth defect). Spacing sidebands sama dengan </w:t>
+      </w:r>
+      <w:r>
+        <w:rPr>
+          <w:rFonts w:ascii="Arial" w:hAnsi="Arial" w:cs="Arial"/>
+          <w:b w:val="0"/>
+          <w:i w:val="0"/>
+          <w:sz w:val="22"/>
+        </w:rPr>
+        <w:t xml:space="preserve">f</w:t>
+      </w:r>
+      <w:r>
+        <w:rPr>
+          <w:rFonts w:ascii="Arial" w:hAnsi="Arial" w:cs="Arial"/>
+          <w:b w:val="0"/>
+          <w:i w:val="0"/>
+          <w:sz w:val="22"/>
+          <w:vertAlign w:val="subscript"/>
+        </w:rPr>
+        <w:t xml:space="preserve">r</w:t>
+      </w:r>
+      <w:r>
+        <w:rPr>
+          <w:rFonts w:ascii="Arial" w:hAnsi="Arial" w:cs="Arial"/>
+          <w:b w:val="0"/>
+          <w:i w:val="0"/>
+          <w:sz w:val="22"/>
+        </w:rPr>
+        <w:t xml:space="preserve"> shaft yang bermasalah, sehingga dari spacing sidebands bisa diidentifikasi shaft mana penyebabnya.</w:t>
       </w:r>
     </w:p>
     <w:p>
@@ -5718,7 +7015,63 @@
           <w:i w:val="0"/>
           <w:sz w:val="22"/>
         </w:rPr>
-        <w:t>sidebands yang asimetris, yaitu lebih kuat di sisi GMF+f_r dibanding GMF-f_r (atau sebaliknya), sering mengindikasikan localized defect seperti broken tooth atau chip tunggal. Kondisi ini harus segera dikoreksi sebelum terjadi chain reaction ke gigi-gigi tetangga.</w:t>
+        <w:t xml:space="preserve">sidebands yang asimetris, yaitu lebih kuat di sisi GMF+</w:t>
+      </w:r>
+      <w:r>
+        <w:rPr>
+          <w:rFonts w:ascii="Arial" w:hAnsi="Arial" w:cs="Arial"/>
+          <w:b w:val="0"/>
+          <w:i w:val="0"/>
+          <w:sz w:val="22"/>
+        </w:rPr>
+        <w:t xml:space="preserve">f</w:t>
+      </w:r>
+      <w:r>
+        <w:rPr>
+          <w:rFonts w:ascii="Arial" w:hAnsi="Arial" w:cs="Arial"/>
+          <w:b w:val="0"/>
+          <w:i w:val="0"/>
+          <w:sz w:val="22"/>
+          <w:vertAlign w:val="subscript"/>
+        </w:rPr>
+        <w:t xml:space="preserve">r</w:t>
+      </w:r>
+      <w:r>
+        <w:rPr>
+          <w:rFonts w:ascii="Arial" w:hAnsi="Arial" w:cs="Arial"/>
+          <w:b w:val="0"/>
+          <w:i w:val="0"/>
+          <w:sz w:val="22"/>
+        </w:rPr>
+        <w:t xml:space="preserve"> dibanding GMF-</w:t>
+      </w:r>
+      <w:r>
+        <w:rPr>
+          <w:rFonts w:ascii="Arial" w:hAnsi="Arial" w:cs="Arial"/>
+          <w:b w:val="0"/>
+          <w:i w:val="0"/>
+          <w:sz w:val="22"/>
+        </w:rPr>
+        <w:t xml:space="preserve">f</w:t>
+      </w:r>
+      <w:r>
+        <w:rPr>
+          <w:rFonts w:ascii="Arial" w:hAnsi="Arial" w:cs="Arial"/>
+          <w:b w:val="0"/>
+          <w:i w:val="0"/>
+          <w:sz w:val="22"/>
+          <w:vertAlign w:val="subscript"/>
+        </w:rPr>
+        <w:t xml:space="preserve">r</w:t>
+      </w:r>
+      <w:r>
+        <w:rPr>
+          <w:rFonts w:ascii="Arial" w:hAnsi="Arial" w:cs="Arial"/>
+          <w:b w:val="0"/>
+          <w:i w:val="0"/>
+          <w:sz w:val="22"/>
+        </w:rPr>
+        <w:t xml:space="preserve"> (atau sebaliknya), sering mengindikasikan localized defect seperti broken tooth atau chip tunggal. Kondisi ini harus segera dikoreksi sebelum terjadi chain reaction ke gigi-gigi tetangga.</w:t>
       </w:r>
     </w:p>
     <w:p>
@@ -5808,7 +7161,38 @@
           <w:color w:val="444444"/>
           <w:sz w:val="20"/>
         </w:rPr>
-        <w:t>Gambar 7. Perbandingan sidebands simetris (Stage 2, wear normal) dengan sidebands asimetris (Stage 3, localized defect) di sekitar GMF=800 Hz pada gearbox dengan 32 gigi, shaft 1500 rpm (f_r=25 Hz).</w:t>
+        <w:t xml:space="preserve">Gambar 7. Perbandingan sidebands simetris (Stage 2, wear normal) dengan sidebands asimetris (Stage 3, localized defect) di sekitar GMF=800 Hz pada gearbox dengan 32 gigi, shaft 1500 rpm (</w:t>
+      </w:r>
+      <w:r>
+        <w:rPr>
+          <w:rFonts w:ascii="Arial" w:hAnsi="Arial" w:cs="Arial"/>
+          <w:b w:val="0"/>
+          <w:i/>
+          <w:color w:val="444444"/>
+          <w:sz w:val="20"/>
+        </w:rPr>
+        <w:t xml:space="preserve">f</w:t>
+      </w:r>
+      <w:r>
+        <w:rPr>
+          <w:rFonts w:ascii="Arial" w:hAnsi="Arial" w:cs="Arial"/>
+          <w:b w:val="0"/>
+          <w:i/>
+          <w:color w:val="444444"/>
+          <w:sz w:val="20"/>
+          <w:vertAlign w:val="subscript"/>
+        </w:rPr>
+        <w:t xml:space="preserve">r</w:t>
+      </w:r>
+      <w:r>
+        <w:rPr>
+          <w:rFonts w:ascii="Arial" w:hAnsi="Arial" w:cs="Arial"/>
+          <w:b w:val="0"/>
+          <w:i/>
+          <w:color w:val="444444"/>
+          <w:sz w:val="20"/>
+        </w:rPr>
+        <w:t xml:space="preserve">=25 Hz).</w:t>
       </w:r>
     </w:p>
     <w:p>
@@ -5832,7 +7216,147 @@
           <w:i w:val="0"/>
           <w:sz w:val="22"/>
         </w:rPr>
-        <w:t>Sebagai ilustrasi numerik, perhatikan gearbox dengan pinion 32 gigi pada shaft berputar 1500 rpm, sehingga f_r=25 Hz dan GMF=32x25=800 Hz. Gambar 7 membandingkan dua kondisi: pada panel kiri, sidebands GMF-f_r=775 Hz dan GMF+f_r=825 Hz memiliki amplitudo yang hampir sama (simetris), mengindikasikan wear normal pada Stage 2 progresi kerusakan gear; pada panel kanan, sidebands GMF+f_r=825 Hz jauh lebih kuat dibanding GMF-f_r=775 Hz (asimetris), mengindikasikan localized defect seperti broken tooth pada Stage 3, sesuai kaidah Single Sideband Pattern yang telah dibahas sebelumnya.</w:t>
+        <w:t xml:space="preserve">Sebagai ilustrasi numerik, perhatikan gearbox dengan pinion 32 gigi pada shaft berputar 1500 rpm, sehingga </w:t>
+      </w:r>
+      <w:r>
+        <w:rPr>
+          <w:rFonts w:ascii="Arial" w:hAnsi="Arial" w:cs="Arial"/>
+          <w:b w:val="0"/>
+          <w:i w:val="0"/>
+          <w:sz w:val="22"/>
+        </w:rPr>
+        <w:t xml:space="preserve">f</w:t>
+      </w:r>
+      <w:r>
+        <w:rPr>
+          <w:rFonts w:ascii="Arial" w:hAnsi="Arial" w:cs="Arial"/>
+          <w:b w:val="0"/>
+          <w:i w:val="0"/>
+          <w:sz w:val="22"/>
+          <w:vertAlign w:val="subscript"/>
+        </w:rPr>
+        <w:t xml:space="preserve">r</w:t>
+      </w:r>
+      <w:r>
+        <w:rPr>
+          <w:rFonts w:ascii="Arial" w:hAnsi="Arial" w:cs="Arial"/>
+          <w:b w:val="0"/>
+          <w:i w:val="0"/>
+          <w:sz w:val="22"/>
+        </w:rPr>
+        <w:t xml:space="preserve">=25 Hz dan GMF=32x25=800 Hz. Gambar 7 membandingkan dua kondisi: pada panel kiri, sidebands GMF-</w:t>
+      </w:r>
+      <w:r>
+        <w:rPr>
+          <w:rFonts w:ascii="Arial" w:hAnsi="Arial" w:cs="Arial"/>
+          <w:b w:val="0"/>
+          <w:i w:val="0"/>
+          <w:sz w:val="22"/>
+        </w:rPr>
+        <w:t xml:space="preserve">f</w:t>
+      </w:r>
+      <w:r>
+        <w:rPr>
+          <w:rFonts w:ascii="Arial" w:hAnsi="Arial" w:cs="Arial"/>
+          <w:b w:val="0"/>
+          <w:i w:val="0"/>
+          <w:sz w:val="22"/>
+          <w:vertAlign w:val="subscript"/>
+        </w:rPr>
+        <w:t xml:space="preserve">r</w:t>
+      </w:r>
+      <w:r>
+        <w:rPr>
+          <w:rFonts w:ascii="Arial" w:hAnsi="Arial" w:cs="Arial"/>
+          <w:b w:val="0"/>
+          <w:i w:val="0"/>
+          <w:sz w:val="22"/>
+        </w:rPr>
+        <w:t xml:space="preserve">=775 Hz dan GMF+</w:t>
+      </w:r>
+      <w:r>
+        <w:rPr>
+          <w:rFonts w:ascii="Arial" w:hAnsi="Arial" w:cs="Arial"/>
+          <w:b w:val="0"/>
+          <w:i w:val="0"/>
+          <w:sz w:val="22"/>
+        </w:rPr>
+        <w:t xml:space="preserve">f</w:t>
+      </w:r>
+      <w:r>
+        <w:rPr>
+          <w:rFonts w:ascii="Arial" w:hAnsi="Arial" w:cs="Arial"/>
+          <w:b w:val="0"/>
+          <w:i w:val="0"/>
+          <w:sz w:val="22"/>
+          <w:vertAlign w:val="subscript"/>
+        </w:rPr>
+        <w:t xml:space="preserve">r</w:t>
+      </w:r>
+      <w:r>
+        <w:rPr>
+          <w:rFonts w:ascii="Arial" w:hAnsi="Arial" w:cs="Arial"/>
+          <w:b w:val="0"/>
+          <w:i w:val="0"/>
+          <w:sz w:val="22"/>
+        </w:rPr>
+        <w:t xml:space="preserve">=825 Hz memiliki amplitudo yang hampir sama (simetris), mengindikasikan wear normal pada Stage 2 progresi kerusakan gear; pada panel kanan, sidebands GMF+</w:t>
+      </w:r>
+      <w:r>
+        <w:rPr>
+          <w:rFonts w:ascii="Arial" w:hAnsi="Arial" w:cs="Arial"/>
+          <w:b w:val="0"/>
+          <w:i w:val="0"/>
+          <w:sz w:val="22"/>
+        </w:rPr>
+        <w:t xml:space="preserve">f</w:t>
+      </w:r>
+      <w:r>
+        <w:rPr>
+          <w:rFonts w:ascii="Arial" w:hAnsi="Arial" w:cs="Arial"/>
+          <w:b w:val="0"/>
+          <w:i w:val="0"/>
+          <w:sz w:val="22"/>
+          <w:vertAlign w:val="subscript"/>
+        </w:rPr>
+        <w:t xml:space="preserve">r</w:t>
+      </w:r>
+      <w:r>
+        <w:rPr>
+          <w:rFonts w:ascii="Arial" w:hAnsi="Arial" w:cs="Arial"/>
+          <w:b w:val="0"/>
+          <w:i w:val="0"/>
+          <w:sz w:val="22"/>
+        </w:rPr>
+        <w:t xml:space="preserve">=825 Hz jauh lebih kuat dibanding GMF-</w:t>
+      </w:r>
+      <w:r>
+        <w:rPr>
+          <w:rFonts w:ascii="Arial" w:hAnsi="Arial" w:cs="Arial"/>
+          <w:b w:val="0"/>
+          <w:i w:val="0"/>
+          <w:sz w:val="22"/>
+        </w:rPr>
+        <w:t xml:space="preserve">f</w:t>
+      </w:r>
+      <w:r>
+        <w:rPr>
+          <w:rFonts w:ascii="Arial" w:hAnsi="Arial" w:cs="Arial"/>
+          <w:b w:val="0"/>
+          <w:i w:val="0"/>
+          <w:sz w:val="22"/>
+          <w:vertAlign w:val="subscript"/>
+        </w:rPr>
+        <w:t xml:space="preserve">r</w:t>
+      </w:r>
+      <w:r>
+        <w:rPr>
+          <w:rFonts w:ascii="Arial" w:hAnsi="Arial" w:cs="Arial"/>
+          <w:b w:val="0"/>
+          <w:i w:val="0"/>
+          <w:sz w:val="22"/>
+        </w:rPr>
+        <w:t xml:space="preserve">=775 Hz (asimetris), mengindikasikan localized defect seperti broken tooth pada Stage 3, sesuai kaidah Single Sideband Pattern yang telah dibahas sebelumnya.</w:t>
       </w:r>
     </w:p>
     <w:p>
@@ -6152,7 +7676,35 @@
                 <w:i w:val="0"/>
                 <w:sz w:val="19"/>
               </w:rPr>
-              <w:t>Sidebands muncul spacing f_r, amplitudo rendah</w:t>
+              <w:t xml:space="preserve">Sidebands muncul spacing </w:t>
+            </w:r>
+            <w:r>
+              <w:rPr>
+                <w:rFonts w:ascii="Arial" w:hAnsi="Arial" w:cs="Arial"/>
+                <w:b w:val="0"/>
+                <w:i w:val="0"/>
+                <w:sz w:val="19"/>
+              </w:rPr>
+              <w:t xml:space="preserve">f</w:t>
+            </w:r>
+            <w:r>
+              <w:rPr>
+                <w:rFonts w:ascii="Arial" w:hAnsi="Arial" w:cs="Arial"/>
+                <w:b w:val="0"/>
+                <w:i w:val="0"/>
+                <w:sz w:val="19"/>
+                <w:vertAlign w:val="subscript"/>
+              </w:rPr>
+              <w:t xml:space="preserve">r</w:t>
+            </w:r>
+            <w:r>
+              <w:rPr>
+                <w:rFonts w:ascii="Arial" w:hAnsi="Arial" w:cs="Arial"/>
+                <w:b w:val="0"/>
+                <w:i w:val="0"/>
+                <w:sz w:val="19"/>
+              </w:rPr>
+              <w:t xml:space="preserve">, amplitudo rendah</w:t>
             </w:r>
           </w:p>
         </w:tc>
@@ -6450,7 +8002,35 @@
           <w:i w:val="0"/>
           <w:sz w:val="22"/>
         </w:rPr>
-        <w:t>Waktu progresi dari Stage 1 menuju Stage 4 dapat berlangsung dari hitungan minggu hingga bulan, tergantung beban operasional; yang terpenting adalah men-trend kondisi gear secara berkala agar kerusakan dapat tertangkap sebelum terjadi catastrophic failure yang jauh lebih mahal biayanya. Saat sidebands gear menjadi sangat banyak dan sulit dihitung manual satu per satu, cepstrum (dibahas pada Bagian 3) menjadi alat bantu yang tepat: quefrency peak di tau=1/f_r langsung memberi informasi spacing sideband beserta amplitudo relatifnya, dan metrik modulation index dari cepstrum dapat di-trend untuk memantau kesehatan gear secara kuantitatif dari waktu ke waktu.</w:t>
+        <w:t xml:space="preserve">Waktu progresi dari Stage 1 menuju Stage 4 dapat berlangsung dari hitungan minggu hingga bulan, tergantung beban operasional; yang terpenting adalah men-trend kondisi gear secara berkala agar kerusakan dapat tertangkap sebelum terjadi catastrophic failure yang jauh lebih mahal biayanya. Saat sidebands gear menjadi sangat banyak dan sulit dihitung manual satu per satu, cepstrum (dibahas pada Bagian 3) menjadi alat bantu yang tepat: quefrency peak di τ=1/</w:t>
+      </w:r>
+      <w:r>
+        <w:rPr>
+          <w:rFonts w:ascii="Arial" w:hAnsi="Arial" w:cs="Arial"/>
+          <w:b w:val="0"/>
+          <w:i w:val="0"/>
+          <w:sz w:val="22"/>
+        </w:rPr>
+        <w:t xml:space="preserve">f</w:t>
+      </w:r>
+      <w:r>
+        <w:rPr>
+          <w:rFonts w:ascii="Arial" w:hAnsi="Arial" w:cs="Arial"/>
+          <w:b w:val="0"/>
+          <w:i w:val="0"/>
+          <w:sz w:val="22"/>
+          <w:vertAlign w:val="subscript"/>
+        </w:rPr>
+        <w:t xml:space="preserve">r</w:t>
+      </w:r>
+      <w:r>
+        <w:rPr>
+          <w:rFonts w:ascii="Arial" w:hAnsi="Arial" w:cs="Arial"/>
+          <w:b w:val="0"/>
+          <w:i w:val="0"/>
+          <w:sz w:val="22"/>
+        </w:rPr>
+        <w:t xml:space="preserve"> langsung memberi informasi spacing sideband beserta amplitudo relatifnya, dan metrik modulation index dari cepstrum dapat di-trend untuk memantau kesehatan gear secara kuantitatif dari waktu ke waktu.</w:t>
       </w:r>
     </w:p>
     <w:p>
@@ -6749,7 +8329,7 @@
           <w:color w:val="305496"/>
           <w:sz w:val="22"/>
         </w:rPr>
-        <w:t>Acquire -&gt; Time-domain stats -&gt; FFT -&gt; Identify integer/non-integer peaks -&gt; Envelope analysis (jika non-integer) -&gt; Diagnose</w:t>
+        <w:t xml:space="preserve">Acquire → Time-domain stats → FFT → Identify integer/non-integer peaks → Envelope analysis (jika non-integer) → Diagnose</w:t>
       </w:r>
     </w:p>
     <w:p>
@@ -6929,7 +8509,7 @@
           <w:i w:val="0"/>
           <w:sz w:val="22"/>
         </w:rPr>
-        <w:t>Sebuah pompa sentrifugal di lini produksi dengan bearing SKF 6205-2RS (n=9 ball, d=7,94 mm, D=39,04 mm, alpha=0 derajat) beroperasi pada 1750 rpm. Operator melaporkan level bising yang meningkat, tetapi spektrum FFT mentah pada housing bearing tidak menunjukkan peak yang jelas mencurigakan; semua tampak didominasi oleh 1x dan 2x rpm dengan amplitudo relatif rendah. Tim vibration analyst kemudian menjalankan envelope analysis pada band 2-5 kHz sesuai rekomendasi kurtogram, dan hasilnya menunjukkan peak tegas pada 157,9 Hz disertai sidebands simetris pada ±29,17 Hz.</w:t>
+        <w:t xml:space="preserve">Sebuah pompa sentrifugal di lini produksi dengan bearing SKF 6205-2RS (n=9 ball, d=7,94 mm, D=39,04 mm, α=0 derajat) beroperasi pada 1750 rpm. Operator melaporkan level bising yang meningkat, tetapi spektrum FFT mentah pada housing bearing tidak menunjukkan peak yang jelas mencurigakan; semua tampak didominasi oleh 1x dan 2x rpm dengan amplitudo relatif rendah. Tim vibration analyst kemudian menjalankan envelope analysis pada band 2-5 kHz sesuai rekomendasi kurtogram, dan hasilnya menunjukkan peak tegas pada 157,9 Hz disertai sidebands simetris pada ±29,17 Hz.</w:t>
       </w:r>
     </w:p>
     <w:p>
@@ -6953,7 +8533,91 @@
           <w:i w:val="0"/>
           <w:sz w:val="22"/>
         </w:rPr>
-        <w:t>Merujuk pada perhitungan BPFO/BPFI/BSF/FTF di Bagian 5, frekuensi rotasi shaft f_r=1750/60=29,1667 Hz dan sidebands ±29,17 Hz pada hasil envelope persis sesuai f_r tersebut. Nilai 157,9 Hz sangat dekat dengan BPFI hasil perhitungan (158,0 Hz), jauh dari BPFO (104,6 Hz), BSF (68,8 Hz), maupun FTF (11,6 Hz); munculnya sidebands pada spacing f_r semakin menguatkan diagnosis inner race defect, karena inner race yang berputar bersama shaft menyebabkan lokasi defect bermodulasi terhadap arah beban radial setiap satu putaran penuh. Diagnosis akhir tim adalah inner race bearing 6205 mengalami localized defect (kemungkinan spalling awal), dan rekomendasi tindakan adalah penjadwalan penggantian bearing pada window maintenance terdekat sebelum defect berkembang menjadi catastrophic failure, sekaligus melakukan trending amplitudo envelope peak secara mingguan untuk memantau laju perkembangan kerusakan.</w:t>
+        <w:t xml:space="preserve">Merujuk pada perhitungan BPFO/BPFI/BSF/FTF di Bagian 5, frekuensi rotasi shaft </w:t>
+      </w:r>
+      <w:r>
+        <w:rPr>
+          <w:rFonts w:ascii="Arial" w:hAnsi="Arial" w:cs="Arial"/>
+          <w:b w:val="0"/>
+          <w:i w:val="0"/>
+          <w:sz w:val="22"/>
+        </w:rPr>
+        <w:t xml:space="preserve">f</w:t>
+      </w:r>
+      <w:r>
+        <w:rPr>
+          <w:rFonts w:ascii="Arial" w:hAnsi="Arial" w:cs="Arial"/>
+          <w:b w:val="0"/>
+          <w:i w:val="0"/>
+          <w:sz w:val="22"/>
+          <w:vertAlign w:val="subscript"/>
+        </w:rPr>
+        <w:t xml:space="preserve">r</w:t>
+      </w:r>
+      <w:r>
+        <w:rPr>
+          <w:rFonts w:ascii="Arial" w:hAnsi="Arial" w:cs="Arial"/>
+          <w:b w:val="0"/>
+          <w:i w:val="0"/>
+          <w:sz w:val="22"/>
+        </w:rPr>
+        <w:t xml:space="preserve">=1750/60=29,1667 Hz dan sidebands ±29,17 Hz pada hasil envelope persis sesuai </w:t>
+      </w:r>
+      <w:r>
+        <w:rPr>
+          <w:rFonts w:ascii="Arial" w:hAnsi="Arial" w:cs="Arial"/>
+          <w:b w:val="0"/>
+          <w:i w:val="0"/>
+          <w:sz w:val="22"/>
+        </w:rPr>
+        <w:t xml:space="preserve">f</w:t>
+      </w:r>
+      <w:r>
+        <w:rPr>
+          <w:rFonts w:ascii="Arial" w:hAnsi="Arial" w:cs="Arial"/>
+          <w:b w:val="0"/>
+          <w:i w:val="0"/>
+          <w:sz w:val="22"/>
+          <w:vertAlign w:val="subscript"/>
+        </w:rPr>
+        <w:t xml:space="preserve">r</w:t>
+      </w:r>
+      <w:r>
+        <w:rPr>
+          <w:rFonts w:ascii="Arial" w:hAnsi="Arial" w:cs="Arial"/>
+          <w:b w:val="0"/>
+          <w:i w:val="0"/>
+          <w:sz w:val="22"/>
+        </w:rPr>
+        <w:t xml:space="preserve"> tersebut. Nilai 157,9 Hz sangat dekat dengan BPFI hasil perhitungan (158,0 Hz), jauh dari BPFO (104,6 Hz), BSF (68,8 Hz), maupun FTF (11,6 Hz); munculnya sidebands pada spacing </w:t>
+      </w:r>
+      <w:r>
+        <w:rPr>
+          <w:rFonts w:ascii="Arial" w:hAnsi="Arial" w:cs="Arial"/>
+          <w:b w:val="0"/>
+          <w:i w:val="0"/>
+          <w:sz w:val="22"/>
+        </w:rPr>
+        <w:t xml:space="preserve">f</w:t>
+      </w:r>
+      <w:r>
+        <w:rPr>
+          <w:rFonts w:ascii="Arial" w:hAnsi="Arial" w:cs="Arial"/>
+          <w:b w:val="0"/>
+          <w:i w:val="0"/>
+          <w:sz w:val="22"/>
+          <w:vertAlign w:val="subscript"/>
+        </w:rPr>
+        <w:t xml:space="preserve">r</w:t>
+      </w:r>
+      <w:r>
+        <w:rPr>
+          <w:rFonts w:ascii="Arial" w:hAnsi="Arial" w:cs="Arial"/>
+          <w:b w:val="0"/>
+          <w:i w:val="0"/>
+          <w:sz w:val="22"/>
+        </w:rPr>
+        <w:t xml:space="preserve"> semakin menguatkan diagnosis inner race defect, karena inner race yang berputar bersama shaft menyebabkan lokasi defect bermodulasi terhadap arah beban radial setiap satu putaran penuh. Diagnosis akhir tim adalah inner race bearing 6205 mengalami localized defect (kemungkinan spalling awal), dan rekomendasi tindakan adalah penjadwalan penggantian bearing pada window maintenance terdekat sebelum defect berkembang menjadi catastrophic failure, sekaligus melakukan trending amplitudo envelope peak secara mingguan untuk memantau laju perkembangan kerusakan.</w:t>
       </w:r>
     </w:p>
     <w:p>
@@ -7072,7 +8736,91 @@
           <w:i w:val="0"/>
           <w:sz w:val="22"/>
         </w:rPr>
-        <w:t>membangkitkan sinyal getaran sintetis fs=25.600 Hz selama T=2 detik: komponen latar (1x rpm=30 Hz amplitudo 1,5, 2x rpm amplitudo 0,4, plus noise Gaussian sigma=0,3) dijumlahkan dengan impulse train pada rate BPFO=100 Hz, masing-masing impulse berupa damped oscillation pada frekuensi resonansi 5.000 Hz; mencetak parameter f_shaft, f_BPFO, f_resonance, dan panjang sinyal sebagai sanity check.</w:t>
+        <w:t xml:space="preserve">membangkitkan sinyal getaran sintetis fs=25.600 Hz selama T=2 detik: komponen latar (1x rpm=30 Hz amplitudo 1,5, 2x rpm amplitudo 0,4, plus noise Gaussian σ=0,3) dijumlahkan dengan impulse train pada rate BPFO=100 Hz, masing-masing impulse berupa damped oscillation pada frekuensi resonansi 5.000 Hz; mencetak parameter </w:t>
+      </w:r>
+      <w:r>
+        <w:rPr>
+          <w:rFonts w:ascii="Arial" w:hAnsi="Arial" w:cs="Arial"/>
+          <w:b w:val="0"/>
+          <w:i w:val="0"/>
+          <w:sz w:val="22"/>
+        </w:rPr>
+        <w:t xml:space="preserve">f</w:t>
+      </w:r>
+      <w:r>
+        <w:rPr>
+          <w:rFonts w:ascii="Arial" w:hAnsi="Arial" w:cs="Arial"/>
+          <w:b w:val="0"/>
+          <w:i w:val="0"/>
+          <w:sz w:val="22"/>
+          <w:vertAlign w:val="subscript"/>
+        </w:rPr>
+        <w:t xml:space="preserve">shaft</w:t>
+      </w:r>
+      <w:r>
+        <w:rPr>
+          <w:rFonts w:ascii="Arial" w:hAnsi="Arial" w:cs="Arial"/>
+          <w:b w:val="0"/>
+          <w:i w:val="0"/>
+          <w:sz w:val="22"/>
+        </w:rPr>
+        <w:t xml:space="preserve">, </w:t>
+      </w:r>
+      <w:r>
+        <w:rPr>
+          <w:rFonts w:ascii="Arial" w:hAnsi="Arial" w:cs="Arial"/>
+          <w:b w:val="0"/>
+          <w:i w:val="0"/>
+          <w:sz w:val="22"/>
+        </w:rPr>
+        <w:t xml:space="preserve">f</w:t>
+      </w:r>
+      <w:r>
+        <w:rPr>
+          <w:rFonts w:ascii="Arial" w:hAnsi="Arial" w:cs="Arial"/>
+          <w:b w:val="0"/>
+          <w:i w:val="0"/>
+          <w:sz w:val="22"/>
+          <w:vertAlign w:val="subscript"/>
+        </w:rPr>
+        <w:t xml:space="preserve">BPFO</w:t>
+      </w:r>
+      <w:r>
+        <w:rPr>
+          <w:rFonts w:ascii="Arial" w:hAnsi="Arial" w:cs="Arial"/>
+          <w:b w:val="0"/>
+          <w:i w:val="0"/>
+          <w:sz w:val="22"/>
+        </w:rPr>
+        <w:t xml:space="preserve">, </w:t>
+      </w:r>
+      <w:r>
+        <w:rPr>
+          <w:rFonts w:ascii="Arial" w:hAnsi="Arial" w:cs="Arial"/>
+          <w:b w:val="0"/>
+          <w:i w:val="0"/>
+          <w:sz w:val="22"/>
+        </w:rPr>
+        <w:t xml:space="preserve">f</w:t>
+      </w:r>
+      <w:r>
+        <w:rPr>
+          <w:rFonts w:ascii="Arial" w:hAnsi="Arial" w:cs="Arial"/>
+          <w:b w:val="0"/>
+          <w:i w:val="0"/>
+          <w:sz w:val="22"/>
+          <w:vertAlign w:val="subscript"/>
+        </w:rPr>
+        <w:t xml:space="preserve">resonance</w:t>
+      </w:r>
+      <w:r>
+        <w:rPr>
+          <w:rFonts w:ascii="Arial" w:hAnsi="Arial" w:cs="Arial"/>
+          <w:b w:val="0"/>
+          <w:i w:val="0"/>
+          <w:sz w:val="22"/>
+        </w:rPr>
+        <w:t xml:space="preserve">, dan panjang sinyal sebagai sanity check.</w:t>
       </w:r>
     </w:p>
     <w:p>
@@ -7195,7 +8943,63 @@
           <w:i w:val="0"/>
           <w:sz w:val="22"/>
         </w:rPr>
-        <w:t>Beberapa kesalahan implementasi yang paling sering dijumpai mahasiswa saat pertama kali mempraktikkan keempat cell di atas layak diwaspadai sejak awal. Pertama, lupa menerapkan filtfilt (zero-phase filtering) dan memakai lfilter biasa pada Cell 2 akan menggeser fase sinyal hasil band-pass filter, yang walaupun tidak mengubah frekuensi hasil FFT envelope, dapat merusak korespondensi waktu antara envelope dan sinyal aslinya bila keduanya perlu dibandingkan langsung di domain waktu. Kedua, menerapkan hilbert() pada sinyal yang belum di-band-pass filter (langsung pada x_bearing mentah) akan menghasilkan envelope yang didominasi komponen low-frequency (1x/2x rpm) alih-alih komponen resonansi yang memuat informasi BPFO, sehingga langkah band-pass filter pada Cell 2 tidak boleh dilewati. Ketiga, pada Cell 3, interpolasi dengan interp1d membutuhkan array fase_t yang strictly increasing (monoton naik); bila rpm sintetis dibuat menurun atau berosilasi, langkah tambahan berupa pengecekan monotonicity diperlukan sebelum interpolasi dijalankan, atau interpolasi akan menghasilkan nilai yang salah tanpa error yang eksplisit. Keempat, saat beralih dari sinyal sintetis ke data akuisisi nyata, mahasiswa perlu memastikan satuan f_shaft dihitung dari rpm aktual hasil pengukuran tachometer pada saat akuisisi berlangsung, bukan rpm nominal dari nameplate motor, karena keduanya dapat berbeda beberapa persen akibat slip motor induksi maupun variasi beban operasional.</w:t>
+        <w:t xml:space="preserve">Beberapa kesalahan implementasi yang paling sering dijumpai mahasiswa saat pertama kali mempraktikkan keempat cell di atas layak diwaspadai sejak awal. Pertama, lupa menerapkan filtfilt (zero-phase filtering) dan memakai lfilter biasa pada Cell 2 akan menggeser fase sinyal hasil band-pass filter, yang walaupun tidak mengubah frekuensi hasil FFT envelope, dapat merusak korespondensi waktu antara envelope dan sinyal aslinya bila keduanya perlu dibandingkan langsung di domain waktu. Kedua, menerapkan hilbert() pada sinyal yang belum di-band-pass filter (langsung pada </w:t>
+      </w:r>
+      <w:r>
+        <w:rPr>
+          <w:rFonts w:ascii="Arial" w:hAnsi="Arial" w:cs="Arial"/>
+          <w:b w:val="0"/>
+          <w:i w:val="0"/>
+          <w:sz w:val="22"/>
+        </w:rPr>
+        <w:t xml:space="preserve">x</w:t>
+      </w:r>
+      <w:r>
+        <w:rPr>
+          <w:rFonts w:ascii="Arial" w:hAnsi="Arial" w:cs="Arial"/>
+          <w:b w:val="0"/>
+          <w:i w:val="0"/>
+          <w:sz w:val="22"/>
+          <w:vertAlign w:val="subscript"/>
+        </w:rPr>
+        <w:t xml:space="preserve">bearing</w:t>
+      </w:r>
+      <w:r>
+        <w:rPr>
+          <w:rFonts w:ascii="Arial" w:hAnsi="Arial" w:cs="Arial"/>
+          <w:b w:val="0"/>
+          <w:i w:val="0"/>
+          <w:sz w:val="22"/>
+        </w:rPr>
+        <w:t xml:space="preserve"> mentah) akan menghasilkan envelope yang didominasi komponen low-frequency (1x/2x rpm) alih-alih komponen resonansi yang memuat informasi BPFO, sehingga langkah band-pass filter pada Cell 2 tidak boleh dilewati. Ketiga, pada Cell 3, interpolasi dengan interp1d membutuhkan array fase_t yang strictly increasing (monoton naik); bila rpm sintetis dibuat menurun atau berosilasi, langkah tambahan berupa pengecekan monotonicity diperlukan sebelum interpolasi dijalankan, atau interpolasi akan menghasilkan nilai yang salah tanpa error yang eksplisit. Keempat, saat beralih dari sinyal sintetis ke data akuisisi nyata, mahasiswa perlu memastikan satuan </w:t>
+      </w:r>
+      <w:r>
+        <w:rPr>
+          <w:rFonts w:ascii="Arial" w:hAnsi="Arial" w:cs="Arial"/>
+          <w:b w:val="0"/>
+          <w:i w:val="0"/>
+          <w:sz w:val="22"/>
+        </w:rPr>
+        <w:t xml:space="preserve">f</w:t>
+      </w:r>
+      <w:r>
+        <w:rPr>
+          <w:rFonts w:ascii="Arial" w:hAnsi="Arial" w:cs="Arial"/>
+          <w:b w:val="0"/>
+          <w:i w:val="0"/>
+          <w:sz w:val="22"/>
+          <w:vertAlign w:val="subscript"/>
+        </w:rPr>
+        <w:t xml:space="preserve">shaft</w:t>
+      </w:r>
+      <w:r>
+        <w:rPr>
+          <w:rFonts w:ascii="Arial" w:hAnsi="Arial" w:cs="Arial"/>
+          <w:b w:val="0"/>
+          <w:i w:val="0"/>
+          <w:sz w:val="22"/>
+        </w:rPr>
+        <w:t xml:space="preserve"> dihitung dari rpm aktual hasil pengukuran tachometer pada saat akuisisi berlangsung, bukan rpm nominal dari nameplate motor, karena keduanya dapat berbeda beberapa persen akibat slip motor induksi maupun variasi beban operasional.</w:t>
       </w:r>
     </w:p>
     <w:p>
@@ -7291,7 +9095,91 @@
           <w:i w:val="0"/>
           <w:sz w:val="22"/>
         </w:rPr>
-        <w:t>Bila Cell 1 dan Cell 2 dijalankan berurutan pada parameter referensi (fs=25.600 Hz, f_shaft=30 Hz, f_resonance=5.000 Hz, f_BPFO=100 Hz), output yang diharapkan pada Cell 2 adalah nilai peak envelope spectrum pada rentang 50-200 Hz yang mendekati 100,0 Hz (toleransi kurang dari 5 Hz dianggap match dengan BPFO). Mahasiswa disarankan menjalankan sendiri kedua cell tersebut di Jupyter Notebook dan memverifikasi kecocokan nilai tersebut sebagai langkah sanity check sebelum melangkah ke Cell 3 (order tracking) dan Cell 4 (dashboard perbandingan), yang menjadi dasar pengerjaan sebagian besar soal Tugas Pertemuan 14 pada bagian berikutnya.</w:t>
+        <w:t xml:space="preserve">Bila Cell 1 dan Cell 2 dijalankan berurutan pada parameter referensi (fs=25.600 Hz, </w:t>
+      </w:r>
+      <w:r>
+        <w:rPr>
+          <w:rFonts w:ascii="Arial" w:hAnsi="Arial" w:cs="Arial"/>
+          <w:b w:val="0"/>
+          <w:i w:val="0"/>
+          <w:sz w:val="22"/>
+        </w:rPr>
+        <w:t xml:space="preserve">f</w:t>
+      </w:r>
+      <w:r>
+        <w:rPr>
+          <w:rFonts w:ascii="Arial" w:hAnsi="Arial" w:cs="Arial"/>
+          <w:b w:val="0"/>
+          <w:i w:val="0"/>
+          <w:sz w:val="22"/>
+          <w:vertAlign w:val="subscript"/>
+        </w:rPr>
+        <w:t xml:space="preserve">shaft</w:t>
+      </w:r>
+      <w:r>
+        <w:rPr>
+          <w:rFonts w:ascii="Arial" w:hAnsi="Arial" w:cs="Arial"/>
+          <w:b w:val="0"/>
+          <w:i w:val="0"/>
+          <w:sz w:val="22"/>
+        </w:rPr>
+        <w:t xml:space="preserve">=30 Hz, </w:t>
+      </w:r>
+      <w:r>
+        <w:rPr>
+          <w:rFonts w:ascii="Arial" w:hAnsi="Arial" w:cs="Arial"/>
+          <w:b w:val="0"/>
+          <w:i w:val="0"/>
+          <w:sz w:val="22"/>
+        </w:rPr>
+        <w:t xml:space="preserve">f</w:t>
+      </w:r>
+      <w:r>
+        <w:rPr>
+          <w:rFonts w:ascii="Arial" w:hAnsi="Arial" w:cs="Arial"/>
+          <w:b w:val="0"/>
+          <w:i w:val="0"/>
+          <w:sz w:val="22"/>
+          <w:vertAlign w:val="subscript"/>
+        </w:rPr>
+        <w:t xml:space="preserve">resonance</w:t>
+      </w:r>
+      <w:r>
+        <w:rPr>
+          <w:rFonts w:ascii="Arial" w:hAnsi="Arial" w:cs="Arial"/>
+          <w:b w:val="0"/>
+          <w:i w:val="0"/>
+          <w:sz w:val="22"/>
+        </w:rPr>
+        <w:t xml:space="preserve">=5.000 Hz, </w:t>
+      </w:r>
+      <w:r>
+        <w:rPr>
+          <w:rFonts w:ascii="Arial" w:hAnsi="Arial" w:cs="Arial"/>
+          <w:b w:val="0"/>
+          <w:i w:val="0"/>
+          <w:sz w:val="22"/>
+        </w:rPr>
+        <w:t xml:space="preserve">f</w:t>
+      </w:r>
+      <w:r>
+        <w:rPr>
+          <w:rFonts w:ascii="Arial" w:hAnsi="Arial" w:cs="Arial"/>
+          <w:b w:val="0"/>
+          <w:i w:val="0"/>
+          <w:sz w:val="22"/>
+          <w:vertAlign w:val="subscript"/>
+        </w:rPr>
+        <w:t xml:space="preserve">BPFO</w:t>
+      </w:r>
+      <w:r>
+        <w:rPr>
+          <w:rFonts w:ascii="Arial" w:hAnsi="Arial" w:cs="Arial"/>
+          <w:b w:val="0"/>
+          <w:i w:val="0"/>
+          <w:sz w:val="22"/>
+        </w:rPr>
+        <w:t xml:space="preserve">=100 Hz), output yang diharapkan pada Cell 2 adalah nilai peak envelope spectrum pada rentang 50-200 Hz yang mendekati 100,0 Hz (toleransi kurang dari 5 Hz dianggap match dengan BPFO). Mahasiswa disarankan menjalankan sendiri kedua cell tersebut di Jupyter Notebook dan memverifikasi kecocokan nilai tersebut sebagai langkah sanity check sebelum melangkah ke Cell 3 (order tracking) dan Cell 4 (dashboard perbandingan), yang menjadi dasar pengerjaan sebagian besar soal Tugas Pertemuan 14 pada bagian berikutnya.</w:t>
       </w:r>
     </w:p>
     <w:p>
@@ -7858,7 +9746,28 @@
           <w:color w:val="333333"/>
           <w:sz w:val="21"/>
         </w:rPr>
-        <w:t>IFFT dari log-magnitude kuadrat FFT sinyal, C(tau) = IFFT(log|FFT(x)|^2)</w:t>
+        <w:t xml:space="preserve">IFFT dari log-magnitude kuadrat FFT sinyal, C(τ) = IFFT(log|FFT(x)|</w:t>
+      </w:r>
+      <w:r>
+        <w:rPr>
+          <w:rFonts w:ascii="Arial" w:hAnsi="Arial" w:cs="Arial"/>
+          <w:b w:val="0"/>
+          <w:i w:val="0"/>
+          <w:color w:val="333333"/>
+          <w:sz w:val="21"/>
+          <w:vertAlign w:val="superscript"/>
+        </w:rPr>
+        <w:t xml:space="preserve">2</w:t>
+      </w:r>
+      <w:r>
+        <w:rPr>
+          <w:rFonts w:ascii="Arial" w:hAnsi="Arial" w:cs="Arial"/>
+          <w:b w:val="0"/>
+          <w:i w:val="0"/>
+          <w:color w:val="333333"/>
+          <w:sz w:val="21"/>
+        </w:rPr>
+        <w:t xml:space="preserve">)</w:t>
       </w:r>
     </w:p>
     <w:p>
@@ -9137,7 +11046,35 @@
           <w:i w:val="0"/>
           <w:sz w:val="22"/>
         </w:rPr>
-        <w:t>Dataset dan parameter referensi berikut dipakai pada seluruh soal C1-C10 (buat sekali di Jupyter, konsisten dengan Bagian Implementasi Python):</w:t>
+        <w:t xml:space="preserve">Dataset dan parameter referensi berikut dipakai pada seluruh soal </w:t>
+      </w:r>
+      <w:r>
+        <w:rPr>
+          <w:rFonts w:ascii="Arial" w:hAnsi="Arial" w:cs="Arial"/>
+          <w:b w:val="0"/>
+          <w:i w:val="0"/>
+          <w:sz w:val="22"/>
+        </w:rPr>
+        <w:t xml:space="preserve">C</w:t>
+      </w:r>
+      <w:r>
+        <w:rPr>
+          <w:rFonts w:ascii="Arial" w:hAnsi="Arial" w:cs="Arial"/>
+          <w:b w:val="0"/>
+          <w:i w:val="0"/>
+          <w:sz w:val="22"/>
+          <w:vertAlign w:val="subscript"/>
+        </w:rPr>
+        <w:t xml:space="preserve">1</w:t>
+      </w:r>
+      <w:r>
+        <w:rPr>
+          <w:rFonts w:ascii="Arial" w:hAnsi="Arial" w:cs="Arial"/>
+          <w:b w:val="0"/>
+          <w:i w:val="0"/>
+          <w:sz w:val="22"/>
+        </w:rPr>
+        <w:t xml:space="preserve">-C10 (buat sekali di Jupyter, konsisten dengan Bagian Implementasi Python):</w:t>
       </w:r>
     </w:p>
     <w:p>
@@ -9233,7 +11170,7 @@
           <w:i w:val="0"/>
           <w:sz w:val="17"/>
         </w:rPr>
-        <w:t>N = int(fs * T)</w:t>
+        <w:t xml:space="preserve">N = int(fs·T)</w:t>
       </w:r>
     </w:p>
     <w:p>
@@ -9281,7 +11218,35 @@
           <w:i w:val="0"/>
           <w:sz w:val="17"/>
         </w:rPr>
-        <w:t>f_shaft = 30.0                # 1800 rpm</w:t>
+        <w:t xml:space="preserve"/>
+      </w:r>
+      <w:r>
+        <w:rPr>
+          <w:rFonts w:ascii="Consolas" w:hAnsi="Consolas" w:cs="Consolas"/>
+          <w:b w:val="0"/>
+          <w:i w:val="0"/>
+          <w:sz w:val="17"/>
+        </w:rPr>
+        <w:t xml:space="preserve">f</w:t>
+      </w:r>
+      <w:r>
+        <w:rPr>
+          <w:rFonts w:ascii="Consolas" w:hAnsi="Consolas" w:cs="Consolas"/>
+          <w:b w:val="0"/>
+          <w:i w:val="0"/>
+          <w:sz w:val="17"/>
+          <w:vertAlign w:val="subscript"/>
+        </w:rPr>
+        <w:t xml:space="preserve">shaft</w:t>
+      </w:r>
+      <w:r>
+        <w:rPr>
+          <w:rFonts w:ascii="Consolas" w:hAnsi="Consolas" w:cs="Consolas"/>
+          <w:b w:val="0"/>
+          <w:i w:val="0"/>
+          <w:sz w:val="17"/>
+        </w:rPr>
+        <w:t xml:space="preserve"> = 30.0                # 1800 rpm</w:t>
       </w:r>
     </w:p>
     <w:p>
@@ -9297,7 +11262,35 @@
           <w:i w:val="0"/>
           <w:sz w:val="17"/>
         </w:rPr>
-        <w:t>f_resonance = 5000.0          # resonansi struktural</w:t>
+        <w:t xml:space="preserve"/>
+      </w:r>
+      <w:r>
+        <w:rPr>
+          <w:rFonts w:ascii="Consolas" w:hAnsi="Consolas" w:cs="Consolas"/>
+          <w:b w:val="0"/>
+          <w:i w:val="0"/>
+          <w:sz w:val="17"/>
+        </w:rPr>
+        <w:t xml:space="preserve">f</w:t>
+      </w:r>
+      <w:r>
+        <w:rPr>
+          <w:rFonts w:ascii="Consolas" w:hAnsi="Consolas" w:cs="Consolas"/>
+          <w:b w:val="0"/>
+          <w:i w:val="0"/>
+          <w:sz w:val="17"/>
+          <w:vertAlign w:val="subscript"/>
+        </w:rPr>
+        <w:t xml:space="preserve">resonance</w:t>
+      </w:r>
+      <w:r>
+        <w:rPr>
+          <w:rFonts w:ascii="Consolas" w:hAnsi="Consolas" w:cs="Consolas"/>
+          <w:b w:val="0"/>
+          <w:i w:val="0"/>
+          <w:sz w:val="17"/>
+        </w:rPr>
+        <w:t xml:space="preserve"> = 5000.0          # resonansi struktural</w:t>
       </w:r>
     </w:p>
     <w:p>
@@ -9313,7 +11306,35 @@
           <w:i w:val="0"/>
           <w:sz w:val="17"/>
         </w:rPr>
-        <w:t>f_BPFO = 100.0                # frekuensi bearing fault (BPFO)</w:t>
+        <w:t xml:space="preserve"/>
+      </w:r>
+      <w:r>
+        <w:rPr>
+          <w:rFonts w:ascii="Consolas" w:hAnsi="Consolas" w:cs="Consolas"/>
+          <w:b w:val="0"/>
+          <w:i w:val="0"/>
+          <w:sz w:val="17"/>
+        </w:rPr>
+        <w:t xml:space="preserve">f</w:t>
+      </w:r>
+      <w:r>
+        <w:rPr>
+          <w:rFonts w:ascii="Consolas" w:hAnsi="Consolas" w:cs="Consolas"/>
+          <w:b w:val="0"/>
+          <w:i w:val="0"/>
+          <w:sz w:val="17"/>
+          <w:vertAlign w:val="subscript"/>
+        </w:rPr>
+        <w:t xml:space="preserve">BPFO</w:t>
+      </w:r>
+      <w:r>
+        <w:rPr>
+          <w:rFonts w:ascii="Consolas" w:hAnsi="Consolas" w:cs="Consolas"/>
+          <w:b w:val="0"/>
+          <w:i w:val="0"/>
+          <w:sz w:val="17"/>
+        </w:rPr>
+        <w:t xml:space="preserve"> = 100.0                # frekuensi bearing fault (BPFO)</w:t>
       </w:r>
     </w:p>
     <w:p>
@@ -9345,7 +11366,7 @@
           <w:i w:val="0"/>
           <w:sz w:val="17"/>
         </w:rPr>
-        <w:t>x_background = (1.5*np.sin(2*np.pi*f_shaft*t)</w:t>
+        <w:t xml:space="preserve">x_background = (1.5·np.sin(2*np.pi*f_shaft*t)</w:t>
       </w:r>
     </w:p>
     <w:p>
@@ -9361,7 +11382,7 @@
           <w:i w:val="0"/>
           <w:sz w:val="17"/>
         </w:rPr>
-        <w:t xml:space="preserve">                + 0.4*np.sin(2*np.pi*2*f_shaft*t)</w:t>
+        <w:t xml:space="preserve">                + 0.4·np.sin(2*np.pi*2*f_shaft*t)</w:t>
       </w:r>
     </w:p>
     <w:p>
@@ -9377,7 +11398,7 @@
           <w:i w:val="0"/>
           <w:sz w:val="17"/>
         </w:rPr>
-        <w:t xml:space="preserve">                + 0.3*np.random.randn(N))</w:t>
+        <w:t xml:space="preserve">                + 0.3·np.random.randn(N))</w:t>
       </w:r>
     </w:p>
     <w:p>
@@ -9409,7 +11430,26 @@
           <w:i w:val="0"/>
           <w:sz w:val="17"/>
         </w:rPr>
-        <w:t>impulse_period = 1.0 / f_BPFO</w:t>
+        <w:t xml:space="preserve">impulse_period = 1.0 / </w:t>
+      </w:r>
+      <w:r>
+        <w:rPr>
+          <w:rFonts w:ascii="Consolas" w:hAnsi="Consolas" w:cs="Consolas"/>
+          <w:b w:val="0"/>
+          <w:i w:val="0"/>
+          <w:sz w:val="17"/>
+        </w:rPr>
+        <w:t xml:space="preserve">f</w:t>
+      </w:r>
+      <w:r>
+        <w:rPr>
+          <w:rFonts w:ascii="Consolas" w:hAnsi="Consolas" w:cs="Consolas"/>
+          <w:b w:val="0"/>
+          <w:i w:val="0"/>
+          <w:sz w:val="17"/>
+          <w:vertAlign w:val="subscript"/>
+        </w:rPr>
+        <w:t xml:space="preserve">BPFO</w:t>
       </w:r>
     </w:p>
     <w:p>
@@ -9425,7 +11465,35 @@
           <w:i w:val="0"/>
           <w:sz w:val="17"/>
         </w:rPr>
-        <w:t>for k in range(int(T * f_BPFO)):</w:t>
+        <w:t xml:space="preserve">for k in range(int(T·</w:t>
+      </w:r>
+      <w:r>
+        <w:rPr>
+          <w:rFonts w:ascii="Consolas" w:hAnsi="Consolas" w:cs="Consolas"/>
+          <w:b w:val="0"/>
+          <w:i w:val="0"/>
+          <w:sz w:val="17"/>
+        </w:rPr>
+        <w:t xml:space="preserve">f</w:t>
+      </w:r>
+      <w:r>
+        <w:rPr>
+          <w:rFonts w:ascii="Consolas" w:hAnsi="Consolas" w:cs="Consolas"/>
+          <w:b w:val="0"/>
+          <w:i w:val="0"/>
+          <w:sz w:val="17"/>
+          <w:vertAlign w:val="subscript"/>
+        </w:rPr>
+        <w:t xml:space="preserve">BPFO</w:t>
+      </w:r>
+      <w:r>
+        <w:rPr>
+          <w:rFonts w:ascii="Consolas" w:hAnsi="Consolas" w:cs="Consolas"/>
+          <w:b w:val="0"/>
+          <w:i w:val="0"/>
+          <w:sz w:val="17"/>
+        </w:rPr>
+        <w:t xml:space="preserve">)):</w:t>
       </w:r>
     </w:p>
     <w:p>
@@ -9441,7 +11509,7 @@
           <w:i w:val="0"/>
           <w:sz w:val="17"/>
         </w:rPr>
-        <w:t xml:space="preserve">    idx = int(k * impulse_period * fs)</w:t>
+        <w:t xml:space="preserve">    idx = int(k·impulse_period·fs)</w:t>
       </w:r>
     </w:p>
     <w:p>
@@ -9489,7 +11557,7 @@
           <w:i w:val="0"/>
           <w:sz w:val="17"/>
         </w:rPr>
-        <w:t xml:space="preserve">        impulse_train[idx:idx+200] += 2.0*decay*np.sin(2*np.pi*f_resonance*np.arange(200)/fs)</w:t>
+        <w:t xml:space="preserve">        impulse_train[idx:idx+200] += 2.0·decay·np.sin(2*np.pi*f_resonance*np.arange(200)/fs)</w:t>
       </w:r>
     </w:p>
     <w:p>
@@ -9505,7 +11573,63 @@
           <w:i w:val="0"/>
           <w:sz w:val="17"/>
         </w:rPr>
-        <w:t>x_bearing = x_background + impulse_train   # sinyal referensi C1-C10</w:t>
+        <w:t xml:space="preserve"/>
+      </w:r>
+      <w:r>
+        <w:rPr>
+          <w:rFonts w:ascii="Consolas" w:hAnsi="Consolas" w:cs="Consolas"/>
+          <w:b w:val="0"/>
+          <w:i w:val="0"/>
+          <w:sz w:val="17"/>
+        </w:rPr>
+        <w:t xml:space="preserve">x</w:t>
+      </w:r>
+      <w:r>
+        <w:rPr>
+          <w:rFonts w:ascii="Consolas" w:hAnsi="Consolas" w:cs="Consolas"/>
+          <w:b w:val="0"/>
+          <w:i w:val="0"/>
+          <w:sz w:val="17"/>
+          <w:vertAlign w:val="subscript"/>
+        </w:rPr>
+        <w:t xml:space="preserve">bearing</w:t>
+      </w:r>
+      <w:r>
+        <w:rPr>
+          <w:rFonts w:ascii="Consolas" w:hAnsi="Consolas" w:cs="Consolas"/>
+          <w:b w:val="0"/>
+          <w:i w:val="0"/>
+          <w:sz w:val="17"/>
+        </w:rPr>
+        <w:t xml:space="preserve"> = x_background + impulse_train   # sinyal referensi </w:t>
+      </w:r>
+      <w:r>
+        <w:rPr>
+          <w:rFonts w:ascii="Consolas" w:hAnsi="Consolas" w:cs="Consolas"/>
+          <w:b w:val="0"/>
+          <w:i w:val="0"/>
+          <w:sz w:val="17"/>
+        </w:rPr>
+        <w:t xml:space="preserve">C</w:t>
+      </w:r>
+      <w:r>
+        <w:rPr>
+          <w:rFonts w:ascii="Consolas" w:hAnsi="Consolas" w:cs="Consolas"/>
+          <w:b w:val="0"/>
+          <w:i w:val="0"/>
+          <w:sz w:val="17"/>
+          <w:vertAlign w:val="subscript"/>
+        </w:rPr>
+        <w:t xml:space="preserve">1</w:t>
+      </w:r>
+      <w:r>
+        <w:rPr>
+          <w:rFonts w:ascii="Consolas" w:hAnsi="Consolas" w:cs="Consolas"/>
+          <w:b w:val="0"/>
+          <w:i w:val="0"/>
+          <w:sz w:val="17"/>
+        </w:rPr>
+        <w:t xml:space="preserve">-C10</w:t>
       </w:r>
     </w:p>
     <w:p>
@@ -9529,7 +11653,35 @@
           <w:i w:val="0"/>
           <w:sz w:val="22"/>
         </w:rPr>
-        <w:t>Untuk bearing dengan n=8 ball, d=6,0 mm, D=30,0 mm, alpha=0 derajat, dan f_r=25 Hz, hitung BPFO memakai formula BPFO=(n/2).fr.(1-(d/D)cos(alpha)).</w:t>
+        <w:t xml:space="preserve">Untuk bearing dengan n=8 ball, d=6,0 mm, D=30,0 mm, α=0 derajat, dan </w:t>
+      </w:r>
+      <w:r>
+        <w:rPr>
+          <w:rFonts w:ascii="Arial" w:hAnsi="Arial" w:cs="Arial"/>
+          <w:b w:val="0"/>
+          <w:i w:val="0"/>
+          <w:sz w:val="22"/>
+        </w:rPr>
+        <w:t xml:space="preserve">f</w:t>
+      </w:r>
+      <w:r>
+        <w:rPr>
+          <w:rFonts w:ascii="Arial" w:hAnsi="Arial" w:cs="Arial"/>
+          <w:b w:val="0"/>
+          <w:i w:val="0"/>
+          <w:sz w:val="22"/>
+          <w:vertAlign w:val="subscript"/>
+        </w:rPr>
+        <w:t xml:space="preserve">r</w:t>
+      </w:r>
+      <w:r>
+        <w:rPr>
+          <w:rFonts w:ascii="Arial" w:hAnsi="Arial" w:cs="Arial"/>
+          <w:b w:val="0"/>
+          <w:i w:val="0"/>
+          <w:sz w:val="22"/>
+        </w:rPr>
+        <w:t xml:space="preserve">=25 Hz, hitung BPFO memakai formula BPFO=(n/2)·fr·(1-(d/D)cos(α)).</w:t>
       </w:r>
     </w:p>
     <w:p>
@@ -9565,7 +11717,7 @@
           <w:color w:val="333333"/>
           <w:sz w:val="21"/>
         </w:rPr>
-        <w:t>Substitusikan nilai n, fr, d, D, dan alpha=0 (sehingga cos(alpha)=1) langsung ke formula BPFO.</w:t>
+        <w:t xml:space="preserve">Substitusikan nilai n, fr, d, D, dan α=0 (sehingga cos(α)=1) langsung ke formula BPFO.</w:t>
       </w:r>
     </w:p>
     <w:p>
@@ -9589,7 +11741,7 @@
           <w:i w:val="0"/>
           <w:sz w:val="22"/>
         </w:rPr>
-        <w:t>Dengan parameter bearing yang sama seperti soal sebelumnya, hitung BPFI memakai formula BPFI=(n/2).fr.(1+(d/D)cos(alpha)).</w:t>
+        <w:t xml:space="preserve">Dengan parameter bearing yang sama seperti soal sebelumnya, hitung BPFI memakai formula BPFI=(n/2)·fr·(1+(d/D)cos(α)).</w:t>
       </w:r>
     </w:p>
     <w:p>
@@ -9649,7 +11801,26 @@
           <w:i w:val="0"/>
           <w:sz w:val="22"/>
         </w:rPr>
-        <w:t>Dengan parameter bearing yang sama, hitung BSF memakai formula BSF=(D/(2d)).fr.(1-((d/D)cos(alpha))^2).</w:t>
+        <w:t xml:space="preserve">Dengan parameter bearing yang sama, hitung BSF memakai formula BSF=(D/(2d))·fr·(1-((d/D)cos(α))</w:t>
+      </w:r>
+      <w:r>
+        <w:rPr>
+          <w:rFonts w:ascii="Arial" w:hAnsi="Arial" w:cs="Arial"/>
+          <w:b w:val="0"/>
+          <w:i w:val="0"/>
+          <w:sz w:val="22"/>
+          <w:vertAlign w:val="superscript"/>
+        </w:rPr>
+        <w:t xml:space="preserve">2</w:t>
+      </w:r>
+      <w:r>
+        <w:rPr>
+          <w:rFonts w:ascii="Arial" w:hAnsi="Arial" w:cs="Arial"/>
+          <w:b w:val="0"/>
+          <w:i w:val="0"/>
+          <w:sz w:val="22"/>
+        </w:rPr>
+        <w:t xml:space="preserve">).</w:t>
       </w:r>
     </w:p>
     <w:p>
@@ -9685,7 +11856,7 @@
           <w:color w:val="333333"/>
           <w:sz w:val="21"/>
         </w:rPr>
-        <w:t>Hitung rasio (d/D)cos(alpha) terlebih dahulu, lalu substitusikan ke formula BSF.</w:t>
+        <w:t xml:space="preserve">Hitung rasio (d/D)cos(α) terlebih dahulu, lalu substitusikan ke formula BSF.</w:t>
       </w:r>
     </w:p>
     <w:p>
@@ -9709,7 +11880,7 @@
           <w:i w:val="0"/>
           <w:sz w:val="22"/>
         </w:rPr>
-        <w:t>Dengan parameter bearing yang sama, hitung FTF memakai formula FTF=0,5.fr.(1-(d/D)cos(alpha)).</w:t>
+        <w:t xml:space="preserve">Dengan parameter bearing yang sama, hitung FTF memakai formula FTF=0,5·fr·(1-(d/D)cos(α)).</w:t>
       </w:r>
     </w:p>
     <w:p>
@@ -9769,7 +11940,35 @@
           <w:i w:val="0"/>
           <w:sz w:val="22"/>
         </w:rPr>
-        <w:t>Untuk gearbox dengan pinion N=24 gigi pada shaft berputar 1800 rpm, hitung Gear Mesh Frequency (GMF) memakai formula GMF=N x f_r.</w:t>
+        <w:t xml:space="preserve">Untuk gearbox dengan pinion N=24 gigi pada shaft berputar 1800 rpm, hitung Gear Mesh Frequency (GMF) memakai formula GMF=N x </w:t>
+      </w:r>
+      <w:r>
+        <w:rPr>
+          <w:rFonts w:ascii="Arial" w:hAnsi="Arial" w:cs="Arial"/>
+          <w:b w:val="0"/>
+          <w:i w:val="0"/>
+          <w:sz w:val="22"/>
+        </w:rPr>
+        <w:t xml:space="preserve">f</w:t>
+      </w:r>
+      <w:r>
+        <w:rPr>
+          <w:rFonts w:ascii="Arial" w:hAnsi="Arial" w:cs="Arial"/>
+          <w:b w:val="0"/>
+          <w:i w:val="0"/>
+          <w:sz w:val="22"/>
+          <w:vertAlign w:val="subscript"/>
+        </w:rPr>
+        <w:t xml:space="preserve">r</w:t>
+      </w:r>
+      <w:r>
+        <w:rPr>
+          <w:rFonts w:ascii="Arial" w:hAnsi="Arial" w:cs="Arial"/>
+          <w:b w:val="0"/>
+          <w:i w:val="0"/>
+          <w:sz w:val="22"/>
+        </w:rPr>
+        <w:t xml:space="preserve">.</w:t>
       </w:r>
     </w:p>
     <w:p>
@@ -9805,7 +12004,38 @@
           <w:color w:val="333333"/>
           <w:sz w:val="21"/>
         </w:rPr>
-        <w:t>Hitung f_r = rpm/60 terlebih dahulu, lalu kalikan dengan jumlah gigi N.</w:t>
+        <w:t xml:space="preserve">Hitung </w:t>
+      </w:r>
+      <w:r>
+        <w:rPr>
+          <w:rFonts w:ascii="Arial" w:hAnsi="Arial" w:cs="Arial"/>
+          <w:b w:val="0"/>
+          <w:i w:val="0"/>
+          <w:color w:val="333333"/>
+          <w:sz w:val="21"/>
+        </w:rPr>
+        <w:t xml:space="preserve">f</w:t>
+      </w:r>
+      <w:r>
+        <w:rPr>
+          <w:rFonts w:ascii="Arial" w:hAnsi="Arial" w:cs="Arial"/>
+          <w:b w:val="0"/>
+          <w:i w:val="0"/>
+          <w:color w:val="333333"/>
+          <w:sz w:val="21"/>
+          <w:vertAlign w:val="subscript"/>
+        </w:rPr>
+        <w:t xml:space="preserve">r</w:t>
+      </w:r>
+      <w:r>
+        <w:rPr>
+          <w:rFonts w:ascii="Arial" w:hAnsi="Arial" w:cs="Arial"/>
+          <w:b w:val="0"/>
+          <w:i w:val="0"/>
+          <w:color w:val="333333"/>
+          <w:sz w:val="21"/>
+        </w:rPr>
+        <w:t xml:space="preserve"> = rpm/60 terlebih dahulu, lalu kalikan dengan jumlah gigi N.</w:t>
       </w:r>
     </w:p>
     <w:p>
@@ -9829,7 +12059,63 @@
           <w:i w:val="0"/>
           <w:sz w:val="22"/>
         </w:rPr>
-        <w:t>Terapkan band-pass filter Butterworth order 4 pada rentang 3.000-7.000 Hz terhadap sinyal referensi x_bearing memakai scipy.signal.butter dan filtfilt. Cetak nilai RMS dari sinyal hasil filter x_bp.</w:t>
+        <w:t xml:space="preserve">Terapkan band-pass filter Butterworth order 4 pada rentang 3.000-7.000 Hz terhadap sinyal referensi </w:t>
+      </w:r>
+      <w:r>
+        <w:rPr>
+          <w:rFonts w:ascii="Arial" w:hAnsi="Arial" w:cs="Arial"/>
+          <w:b w:val="0"/>
+          <w:i w:val="0"/>
+          <w:sz w:val="22"/>
+        </w:rPr>
+        <w:t xml:space="preserve">x</w:t>
+      </w:r>
+      <w:r>
+        <w:rPr>
+          <w:rFonts w:ascii="Arial" w:hAnsi="Arial" w:cs="Arial"/>
+          <w:b w:val="0"/>
+          <w:i w:val="0"/>
+          <w:sz w:val="22"/>
+          <w:vertAlign w:val="subscript"/>
+        </w:rPr>
+        <w:t xml:space="preserve">bearing</w:t>
+      </w:r>
+      <w:r>
+        <w:rPr>
+          <w:rFonts w:ascii="Arial" w:hAnsi="Arial" w:cs="Arial"/>
+          <w:b w:val="0"/>
+          <w:i w:val="0"/>
+          <w:sz w:val="22"/>
+        </w:rPr>
+        <w:t xml:space="preserve"> memakai scipy.signal.butter dan filtfilt. Cetak nilai RMS dari sinyal hasil filter </w:t>
+      </w:r>
+      <w:r>
+        <w:rPr>
+          <w:rFonts w:ascii="Arial" w:hAnsi="Arial" w:cs="Arial"/>
+          <w:b w:val="0"/>
+          <w:i w:val="0"/>
+          <w:sz w:val="22"/>
+        </w:rPr>
+        <w:t xml:space="preserve">x</w:t>
+      </w:r>
+      <w:r>
+        <w:rPr>
+          <w:rFonts w:ascii="Arial" w:hAnsi="Arial" w:cs="Arial"/>
+          <w:b w:val="0"/>
+          <w:i w:val="0"/>
+          <w:sz w:val="22"/>
+          <w:vertAlign w:val="subscript"/>
+        </w:rPr>
+        <w:t xml:space="preserve">bp</w:t>
+      </w:r>
+      <w:r>
+        <w:rPr>
+          <w:rFonts w:ascii="Arial" w:hAnsi="Arial" w:cs="Arial"/>
+          <w:b w:val="0"/>
+          <w:i w:val="0"/>
+          <w:sz w:val="22"/>
+        </w:rPr>
+        <w:t xml:space="preserve">.</w:t>
       </w:r>
     </w:p>
     <w:p>
@@ -9889,7 +12175,35 @@
           <w:i w:val="0"/>
           <w:sz w:val="22"/>
         </w:rPr>
-        <w:t>Hitung envelope dari x_bp (hasil band-pass filter pada soal sebelumnya) memakai scipy.signal.hilbert. Cetak nilai maksimum envelope.</w:t>
+        <w:t xml:space="preserve">Hitung envelope dari </w:t>
+      </w:r>
+      <w:r>
+        <w:rPr>
+          <w:rFonts w:ascii="Arial" w:hAnsi="Arial" w:cs="Arial"/>
+          <w:b w:val="0"/>
+          <w:i w:val="0"/>
+          <w:sz w:val="22"/>
+        </w:rPr>
+        <w:t xml:space="preserve">x</w:t>
+      </w:r>
+      <w:r>
+        <w:rPr>
+          <w:rFonts w:ascii="Arial" w:hAnsi="Arial" w:cs="Arial"/>
+          <w:b w:val="0"/>
+          <w:i w:val="0"/>
+          <w:sz w:val="22"/>
+          <w:vertAlign w:val="subscript"/>
+        </w:rPr>
+        <w:t xml:space="preserve">bp</w:t>
+      </w:r>
+      <w:r>
+        <w:rPr>
+          <w:rFonts w:ascii="Arial" w:hAnsi="Arial" w:cs="Arial"/>
+          <w:b w:val="0"/>
+          <w:i w:val="0"/>
+          <w:sz w:val="22"/>
+        </w:rPr>
+        <w:t xml:space="preserve"> (hasil band-pass filter pada soal sebelumnya) memakai scipy.signal.hilbert. Cetak nilai maksimum envelope.</w:t>
       </w:r>
     </w:p>
     <w:p>
@@ -10009,7 +12323,35 @@
           <w:i w:val="0"/>
           <w:sz w:val="22"/>
         </w:rPr>
-        <w:t>Untuk order = 3,05 pada mesin dengan rpm = 1800, hitung frekuensi dalam Hz memakai formula Hz = Order x f_shaft.</w:t>
+        <w:t xml:space="preserve">Untuk order = 3,05 pada mesin dengan rpm = 1800, hitung frekuensi dalam Hz memakai formula Hz = Order x </w:t>
+      </w:r>
+      <w:r>
+        <w:rPr>
+          <w:rFonts w:ascii="Arial" w:hAnsi="Arial" w:cs="Arial"/>
+          <w:b w:val="0"/>
+          <w:i w:val="0"/>
+          <w:sz w:val="22"/>
+        </w:rPr>
+        <w:t xml:space="preserve">f</w:t>
+      </w:r>
+      <w:r>
+        <w:rPr>
+          <w:rFonts w:ascii="Arial" w:hAnsi="Arial" w:cs="Arial"/>
+          <w:b w:val="0"/>
+          <w:i w:val="0"/>
+          <w:sz w:val="22"/>
+          <w:vertAlign w:val="subscript"/>
+        </w:rPr>
+        <w:t xml:space="preserve">shaft</w:t>
+      </w:r>
+      <w:r>
+        <w:rPr>
+          <w:rFonts w:ascii="Arial" w:hAnsi="Arial" w:cs="Arial"/>
+          <w:b w:val="0"/>
+          <w:i w:val="0"/>
+          <w:sz w:val="22"/>
+        </w:rPr>
+        <w:t xml:space="preserve">.</w:t>
       </w:r>
     </w:p>
     <w:p>
@@ -10045,7 +12387,38 @@
           <w:color w:val="333333"/>
           <w:sz w:val="21"/>
         </w:rPr>
-        <w:t>Hitung f_shaft = rpm/60 terlebih dahulu, lalu kalikan dengan nilai order yang diberikan.</w:t>
+        <w:t xml:space="preserve">Hitung </w:t>
+      </w:r>
+      <w:r>
+        <w:rPr>
+          <w:rFonts w:ascii="Arial" w:hAnsi="Arial" w:cs="Arial"/>
+          <w:b w:val="0"/>
+          <w:i w:val="0"/>
+          <w:color w:val="333333"/>
+          <w:sz w:val="21"/>
+        </w:rPr>
+        <w:t xml:space="preserve">f</w:t>
+      </w:r>
+      <w:r>
+        <w:rPr>
+          <w:rFonts w:ascii="Arial" w:hAnsi="Arial" w:cs="Arial"/>
+          <w:b w:val="0"/>
+          <w:i w:val="0"/>
+          <w:color w:val="333333"/>
+          <w:sz w:val="21"/>
+          <w:vertAlign w:val="subscript"/>
+        </w:rPr>
+        <w:t xml:space="preserve">shaft</w:t>
+      </w:r>
+      <w:r>
+        <w:rPr>
+          <w:rFonts w:ascii="Arial" w:hAnsi="Arial" w:cs="Arial"/>
+          <w:b w:val="0"/>
+          <w:i w:val="0"/>
+          <w:color w:val="333333"/>
+          <w:sz w:val="21"/>
+        </w:rPr>
+        <w:t xml:space="preserve"> = rpm/60 terlebih dahulu, lalu kalikan dengan nilai order yang diberikan.</w:t>
       </w:r>
     </w:p>
     <w:p>
@@ -10069,7 +12442,7 @@
           <w:i w:val="0"/>
           <w:sz w:val="22"/>
         </w:rPr>
-        <w:t>Untuk sidebands dengan spacing 25 Hz pada spektrum gear, hitung quefrency tau (dalam milidetik) memakai formula tau = 1/spacing.</w:t>
+        <w:t xml:space="preserve">Untuk sidebands dengan spacing 25 Hz pada spektrum gear, hitung quefrency τ (dalam milidetik) memakai formula τ = 1/spacing.</w:t>
       </w:r>
     </w:p>
     <w:p>
@@ -10160,7 +12533,63 @@
           <w:i w:val="0"/>
           <w:sz w:val="22"/>
         </w:rPr>
-        <w:t>Implementasikan pipeline envelope analysis lengkap pada sinyal referensi x_bearing tanpa memanggil scipy.signal.hilbert secara langsung untuk bagian akhir: (1) band-pass filter 3.000-7.000 Hz dengan scipy.signal.butter+filtfilt (boleh pakai library untuk tahap ini), (2) hitung analytic signal secara manual via FFT (set komponen frekuensi negatif menjadi nol, kalikan komponen frekuensi positif dengan 2, lalu IFFT), (3) ambil magnitude sebagai envelope, (4) FFT envelope dan cari peak pada 50-200 Hz. Cetak frekuensi peak yang ditemukan dan bandingkan dengan f_BPFO=100 Hz.</w:t>
+        <w:t xml:space="preserve">Implementasikan pipeline envelope analysis lengkap pada sinyal referensi </w:t>
+      </w:r>
+      <w:r>
+        <w:rPr>
+          <w:rFonts w:ascii="Arial" w:hAnsi="Arial" w:cs="Arial"/>
+          <w:b w:val="0"/>
+          <w:i w:val="0"/>
+          <w:sz w:val="22"/>
+        </w:rPr>
+        <w:t xml:space="preserve">x</w:t>
+      </w:r>
+      <w:r>
+        <w:rPr>
+          <w:rFonts w:ascii="Arial" w:hAnsi="Arial" w:cs="Arial"/>
+          <w:b w:val="0"/>
+          <w:i w:val="0"/>
+          <w:sz w:val="22"/>
+          <w:vertAlign w:val="subscript"/>
+        </w:rPr>
+        <w:t xml:space="preserve">bearing</w:t>
+      </w:r>
+      <w:r>
+        <w:rPr>
+          <w:rFonts w:ascii="Arial" w:hAnsi="Arial" w:cs="Arial"/>
+          <w:b w:val="0"/>
+          <w:i w:val="0"/>
+          <w:sz w:val="22"/>
+        </w:rPr>
+        <w:t xml:space="preserve"> tanpa memanggil scipy.signal.hilbert secara langsung untuk bagian akhir: (1) band-pass filter 3.000-7.000 Hz dengan scipy.signal.butter+filtfilt (boleh pakai library untuk tahap ini), (2) hitung analytic signal secara manual via FFT (set komponen frekuensi negatif menjadi nol, kalikan komponen frekuensi positif dengan 2, lalu IFFT), (3) ambil magnitude sebagai envelope, (4) FFT envelope dan cari peak pada 50-200 Hz. Cetak frekuensi peak yang ditemukan dan bandingkan dengan </w:t>
+      </w:r>
+      <w:r>
+        <w:rPr>
+          <w:rFonts w:ascii="Arial" w:hAnsi="Arial" w:cs="Arial"/>
+          <w:b w:val="0"/>
+          <w:i w:val="0"/>
+          <w:sz w:val="22"/>
+        </w:rPr>
+        <w:t xml:space="preserve">f</w:t>
+      </w:r>
+      <w:r>
+        <w:rPr>
+          <w:rFonts w:ascii="Arial" w:hAnsi="Arial" w:cs="Arial"/>
+          <w:b w:val="0"/>
+          <w:i w:val="0"/>
+          <w:sz w:val="22"/>
+          <w:vertAlign w:val="subscript"/>
+        </w:rPr>
+        <w:t xml:space="preserve">BPFO</w:t>
+      </w:r>
+      <w:r>
+        <w:rPr>
+          <w:rFonts w:ascii="Arial" w:hAnsi="Arial" w:cs="Arial"/>
+          <w:b w:val="0"/>
+          <w:i w:val="0"/>
+          <w:sz w:val="22"/>
+        </w:rPr>
+        <w:t xml:space="preserve">=100 Hz.</w:t>
       </w:r>
     </w:p>
     <w:p>
@@ -10220,7 +12649,45 @@
           <w:i w:val="0"/>
           <w:sz w:val="22"/>
         </w:rPr>
-        <w:t>Implementasikan perhitungan kurtosis spektral sederhana (versi dasar kurtogram) untuk memilih band optimal dari tiga kandidat band-pass: [1000-3000 Hz], [3000-5000 Hz], [5000-7000 Hz]. Untuk setiap band, terapkan filter Butterworth order 4, hitung kurtosis dari sinyal hasil filter (formula kurtosis = mean((x-mean(x))^4) / std(x)^4), lalu pilih band dengan kurtosis tertinggi. Cetak band terpilih dan nilai kurtosisnya.</w:t>
+        <w:t xml:space="preserve">Implementasikan perhitungan kurtosis spektral sederhana (versi dasar kurtogram) untuk memilih band optimal dari tiga kandidat band-pass: [1000-3000 Hz], [3000-5000 Hz], [5000-7000 Hz]. Untuk setiap band, terapkan filter Butterworth order 4, hitung kurtosis dari sinyal hasil filter (formula kurtosis = mean((x-mean(x))</w:t>
+      </w:r>
+      <w:r>
+        <w:rPr>
+          <w:rFonts w:ascii="Arial" w:hAnsi="Arial" w:cs="Arial"/>
+          <w:b w:val="0"/>
+          <w:i w:val="0"/>
+          <w:sz w:val="22"/>
+          <w:vertAlign w:val="superscript"/>
+        </w:rPr>
+        <w:t xml:space="preserve">4</w:t>
+      </w:r>
+      <w:r>
+        <w:rPr>
+          <w:rFonts w:ascii="Arial" w:hAnsi="Arial" w:cs="Arial"/>
+          <w:b w:val="0"/>
+          <w:i w:val="0"/>
+          <w:sz w:val="22"/>
+        </w:rPr>
+        <w:t xml:space="preserve">) / std(x)</w:t>
+      </w:r>
+      <w:r>
+        <w:rPr>
+          <w:rFonts w:ascii="Arial" w:hAnsi="Arial" w:cs="Arial"/>
+          <w:b w:val="0"/>
+          <w:i w:val="0"/>
+          <w:sz w:val="22"/>
+          <w:vertAlign w:val="superscript"/>
+        </w:rPr>
+        <w:t xml:space="preserve">4</w:t>
+      </w:r>
+      <w:r>
+        <w:rPr>
+          <w:rFonts w:ascii="Arial" w:hAnsi="Arial" w:cs="Arial"/>
+          <w:b w:val="0"/>
+          <w:i w:val="0"/>
+          <w:sz w:val="22"/>
+        </w:rPr>
+        <w:t xml:space="preserve">), lalu pilih band dengan kurtosis tertinggi. Cetak band terpilih dan nilai kurtosisnya.</w:t>
       </w:r>
     </w:p>
     <w:p>
@@ -10280,7 +12747,35 @@
           <w:i w:val="0"/>
           <w:sz w:val="22"/>
         </w:rPr>
-        <w:t>Implementasikan order tracking sederhana: bangkitkan sinyal tachometer sintetis dengan rpm naik linear dari 1200 ke 1800 selama 2 detik pada fs=25600 Hz (gunakan rpm_t = 1200 + 300*t), hitung fase kumulatif shaft, bangkitkan sinyal getaran x_var = 1,5*sin(fase) + 0,3*randn(N), lalu lakukan synchronous resampling ke domain sudut (1024 sample per putaran) memakai scipy.interpolate.interp1d. Hitung FFT hasil resampling dan cetak order dengan magnitude tertinggi pada rentang order 0,5-1,5 (harus mendekati 1,000).</w:t>
+        <w:t xml:space="preserve">Implementasikan order tracking sederhana: bangkitkan sinyal tachometer sintetis dengan rpm naik linear dari 1200 ke 1800 selama 2 detik pada fs=25600 Hz (gunakan rpm_t = 1200 + 300·t), hitung fase kumulatif shaft, bangkitkan sinyal getaran </w:t>
+      </w:r>
+      <w:r>
+        <w:rPr>
+          <w:rFonts w:ascii="Arial" w:hAnsi="Arial" w:cs="Arial"/>
+          <w:b w:val="0"/>
+          <w:i w:val="0"/>
+          <w:sz w:val="22"/>
+        </w:rPr>
+        <w:t xml:space="preserve">x</w:t>
+      </w:r>
+      <w:r>
+        <w:rPr>
+          <w:rFonts w:ascii="Arial" w:hAnsi="Arial" w:cs="Arial"/>
+          <w:b w:val="0"/>
+          <w:i w:val="0"/>
+          <w:sz w:val="22"/>
+          <w:vertAlign w:val="subscript"/>
+        </w:rPr>
+        <w:t xml:space="preserve">var</w:t>
+      </w:r>
+      <w:r>
+        <w:rPr>
+          <w:rFonts w:ascii="Arial" w:hAnsi="Arial" w:cs="Arial"/>
+          <w:b w:val="0"/>
+          <w:i w:val="0"/>
+          <w:sz w:val="22"/>
+        </w:rPr>
+        <w:t xml:space="preserve"> = 1,5·sin(fase) + 0,3·randn(N), lalu lakukan synchronous resampling ke domain sudut (1024 sample per putaran) memakai scipy.interpolate.interp1d. Hitung FFT hasil resampling dan cetak order dengan magnitude tertinggi pada rentang order 0,5-1,5 (harus mendekati 1,000).</w:t>
       </w:r>
     </w:p>
     <w:p>
@@ -10316,7 +12811,7 @@
           <w:color w:val="333333"/>
           <w:sz w:val="21"/>
         </w:rPr>
-        <w:t>Fase kumulatif: phase_t = 2*np.pi*np.cumsum(f_shaft_t)/fs dengan f_shaft_t=rpm_t/60. Resample: theta_uniform=np.linspace(0, n_revs*2*np.pi, n_revs*M); interp=interp1d(phase_t, x_var, bounds_error=False, fill_value=0); x_resampled=interp(theta_uniform). Order = rfftfreq(len) * M.</w:t>
+        <w:t xml:space="preserve">Fase kumulatif: phase_t = 2·np.pi·np.cumsum(f_shaft_t)/fs dengan f_shaft_t=rpm_t/60. Resample: theta_uniform=np.linspace(0, n_revs*2*np.pi, n_revs*M); interp=interp1d(phase_t, x_var, bounds_error=False, fill_value=0); x_resampled=interp(theta_uniform). Order = rfftfreq(len)·M.</w:t>
       </w:r>
     </w:p>
     <w:p>
@@ -10340,7 +12835,35 @@
           <w:i w:val="0"/>
           <w:sz w:val="22"/>
         </w:rPr>
-        <w:t>Implementasikan deteksi otomatis lokasi fault bearing: untuk sinyal referensi x_bearing, hitung envelope spectrum (BPF 3-7 kHz + Hilbert + FFT, boleh pakai scipy.signal.hilbert), lalu bandingkan magnitude pada frekuensi BPFO=100 Hz, BPFI=160 Hz, BSF=70 Hz, dan FTF=12 Hz (masing-masing dicari magnitude tertinggi pada jendela ±3 Hz di sekitar nilai tersebut). Cetak frekuensi karakteristik dengan magnitude tertinggi sebagai diagnosis fault yang paling mungkin.</w:t>
+        <w:t xml:space="preserve">Implementasikan deteksi otomatis lokasi fault bearing: untuk sinyal referensi </w:t>
+      </w:r>
+      <w:r>
+        <w:rPr>
+          <w:rFonts w:ascii="Arial" w:hAnsi="Arial" w:cs="Arial"/>
+          <w:b w:val="0"/>
+          <w:i w:val="0"/>
+          <w:sz w:val="22"/>
+        </w:rPr>
+        <w:t xml:space="preserve">x</w:t>
+      </w:r>
+      <w:r>
+        <w:rPr>
+          <w:rFonts w:ascii="Arial" w:hAnsi="Arial" w:cs="Arial"/>
+          <w:b w:val="0"/>
+          <w:i w:val="0"/>
+          <w:sz w:val="22"/>
+          <w:vertAlign w:val="subscript"/>
+        </w:rPr>
+        <w:t xml:space="preserve">bearing</w:t>
+      </w:r>
+      <w:r>
+        <w:rPr>
+          <w:rFonts w:ascii="Arial" w:hAnsi="Arial" w:cs="Arial"/>
+          <w:b w:val="0"/>
+          <w:i w:val="0"/>
+          <w:sz w:val="22"/>
+        </w:rPr>
+        <w:t xml:space="preserve">, hitung envelope spectrum (BPF 3-7 kHz + Hilbert + FFT, boleh pakai scipy.signal.hilbert), lalu bandingkan magnitude pada frekuensi BPFO=100 Hz, BPFI=160 Hz, BSF=70 Hz, dan FTF=12 Hz (masing-masing dicari magnitude tertinggi pada jendela ±3 Hz di sekitar nilai tersebut). Cetak frekuensi karakteristik dengan magnitude tertinggi sebagai diagnosis fault yang paling mungkin.</w:t>
       </w:r>
     </w:p>
     <w:p>
@@ -10376,7 +12899,100 @@
           <w:color w:val="333333"/>
           <w:sz w:val="21"/>
         </w:rPr>
-        <w:t>Untuk tiap kandidat frekuensi f_cand, buat mask (freqs_env &gt; f_cand-3) &amp; (freqs_env &lt; f_cand+3), ambil np.max(mag_env[mask]), simpan ke dictionary {nama: nilai}, lalu ambil key dengan value maksimum.</w:t>
+        <w:t xml:space="preserve">Untuk tiap kandidat frekuensi </w:t>
+      </w:r>
+      <w:r>
+        <w:rPr>
+          <w:rFonts w:ascii="Arial" w:hAnsi="Arial" w:cs="Arial"/>
+          <w:b w:val="0"/>
+          <w:i w:val="0"/>
+          <w:color w:val="333333"/>
+          <w:sz w:val="21"/>
+        </w:rPr>
+        <w:t xml:space="preserve">f</w:t>
+      </w:r>
+      <w:r>
+        <w:rPr>
+          <w:rFonts w:ascii="Arial" w:hAnsi="Arial" w:cs="Arial"/>
+          <w:b w:val="0"/>
+          <w:i w:val="0"/>
+          <w:color w:val="333333"/>
+          <w:sz w:val="21"/>
+          <w:vertAlign w:val="subscript"/>
+        </w:rPr>
+        <w:t xml:space="preserve">cand</w:t>
+      </w:r>
+      <w:r>
+        <w:rPr>
+          <w:rFonts w:ascii="Arial" w:hAnsi="Arial" w:cs="Arial"/>
+          <w:b w:val="0"/>
+          <w:i w:val="0"/>
+          <w:color w:val="333333"/>
+          <w:sz w:val="21"/>
+        </w:rPr>
+        <w:t xml:space="preserve">, buat mask (freqs_env &gt; </w:t>
+      </w:r>
+      <w:r>
+        <w:rPr>
+          <w:rFonts w:ascii="Arial" w:hAnsi="Arial" w:cs="Arial"/>
+          <w:b w:val="0"/>
+          <w:i w:val="0"/>
+          <w:color w:val="333333"/>
+          <w:sz w:val="21"/>
+        </w:rPr>
+        <w:t xml:space="preserve">f</w:t>
+      </w:r>
+      <w:r>
+        <w:rPr>
+          <w:rFonts w:ascii="Arial" w:hAnsi="Arial" w:cs="Arial"/>
+          <w:b w:val="0"/>
+          <w:i w:val="0"/>
+          <w:color w:val="333333"/>
+          <w:sz w:val="21"/>
+          <w:vertAlign w:val="subscript"/>
+        </w:rPr>
+        <w:t xml:space="preserve">cand</w:t>
+      </w:r>
+      <w:r>
+        <w:rPr>
+          <w:rFonts w:ascii="Arial" w:hAnsi="Arial" w:cs="Arial"/>
+          <w:b w:val="0"/>
+          <w:i w:val="0"/>
+          <w:color w:val="333333"/>
+          <w:sz w:val="21"/>
+        </w:rPr>
+        <w:t xml:space="preserve">-3) &amp; (freqs_env &lt; </w:t>
+      </w:r>
+      <w:r>
+        <w:rPr>
+          <w:rFonts w:ascii="Arial" w:hAnsi="Arial" w:cs="Arial"/>
+          <w:b w:val="0"/>
+          <w:i w:val="0"/>
+          <w:color w:val="333333"/>
+          <w:sz w:val="21"/>
+        </w:rPr>
+        <w:t xml:space="preserve">f</w:t>
+      </w:r>
+      <w:r>
+        <w:rPr>
+          <w:rFonts w:ascii="Arial" w:hAnsi="Arial" w:cs="Arial"/>
+          <w:b w:val="0"/>
+          <w:i w:val="0"/>
+          <w:color w:val="333333"/>
+          <w:sz w:val="21"/>
+          <w:vertAlign w:val="subscript"/>
+        </w:rPr>
+        <w:t xml:space="preserve">cand</w:t>
+      </w:r>
+      <w:r>
+        <w:rPr>
+          <w:rFonts w:ascii="Arial" w:hAnsi="Arial" w:cs="Arial"/>
+          <w:b w:val="0"/>
+          <w:i w:val="0"/>
+          <w:color w:val="333333"/>
+          <w:sz w:val="21"/>
+        </w:rPr>
+        <w:t xml:space="preserve">+3), ambil np.max(mag_env[mask]), simpan ke dictionary {nama: nilai}, lalu ambil key dengan value maksimum.</w:t>
       </w:r>
     </w:p>
     <w:p>
@@ -10400,7 +13016,26 @@
           <w:i w:val="0"/>
           <w:sz w:val="22"/>
         </w:rPr>
-        <w:t>Implementasikan perhitungan cepstrum dari awal: bangkitkan spektrum sintetis dengan carrier 500 Hz dan lima pasang sidebands berspasi 20 Hz (500±20k untuk k=1..5, amplitudo menurun 1/k), hitung cepstrum dengan formula C(tau)=IFFT(log(|FFT(x)|^2 + 1e-10)) pada sinyal domain waktu hasil IFFT dari spektrum sintetis tersebut, lalu cari dan cetak nilai tau (dalam milidetik) yang memberikan magnitude cepstrum tertinggi pada rentang 30-70 ms (harus mendekati 1000/20=50 ms).</w:t>
+        <w:t xml:space="preserve">Implementasikan perhitungan cepstrum dari awal: bangkitkan spektrum sintetis dengan carrier 500 Hz dan lima pasang sidebands berspasi 20 Hz (500±20k untuk k=1..5, amplitudo menurun 1/k), hitung cepstrum dengan formula C(τ)=IFFT(log(|FFT(x)|</w:t>
+      </w:r>
+      <w:r>
+        <w:rPr>
+          <w:rFonts w:ascii="Arial" w:hAnsi="Arial" w:cs="Arial"/>
+          <w:b w:val="0"/>
+          <w:i w:val="0"/>
+          <w:sz w:val="22"/>
+          <w:vertAlign w:val="superscript"/>
+        </w:rPr>
+        <w:t xml:space="preserve">2</w:t>
+      </w:r>
+      <w:r>
+        <w:rPr>
+          <w:rFonts w:ascii="Arial" w:hAnsi="Arial" w:cs="Arial"/>
+          <w:b w:val="0"/>
+          <w:i w:val="0"/>
+          <w:sz w:val="22"/>
+        </w:rPr>
+        <w:t xml:space="preserve"> + 1e-10)) pada sinyal domain waktu hasil IFFT dari spektrum sintetis tersebut, lalu cari dan cetak nilai τ (dalam milidetik) yang memberikan magnitude cepstrum tertinggi pada rentang 30-70 ms (harus mendekati 1000/20=50 ms).</w:t>
       </w:r>
     </w:p>
     <w:p>
@@ -10436,7 +13071,7 @@
           <w:color w:val="333333"/>
           <w:sz w:val="21"/>
         </w:rPr>
-        <w:t>Bangun spektrum sintetis dalam domain frekuensi (array kompleks), IFFT untuk dapat x(t), lalu FFT ulang untuk cepstrum: ceps=np.fft.irfft(np.log(np.abs(np.fft.rfft(x))**2 + 1e-10)); quefrency dalam sample lalu konversi ke ms dengan (index/fs)*1000; cari argmax pada rentang 30-70 ms.</w:t>
+        <w:t xml:space="preserve">Bangun spektrum sintetis dalam domain frekuensi (array kompleks), IFFT untuk dapat x(t), lalu FFT ulang untuk cepstrum: ceps=np.fft.irfft(np.log(np.abs(np.fft.rfft(x))**2 + 1e-10)); quefrency dalam sample lalu konversi ke ms dengan (index/fs)·1000; cari argmax pada rentang 30-70 ms.</w:t>
       </w:r>
     </w:p>
     <w:p>
@@ -10534,7 +13169,7 @@
           <w:color w:val="0563C1"/>
           <w:sz w:val="21"/>
         </w:rPr>
-        <w:t xml:space="preserve"> https://doi.org/10.1016/j.measurement.2020.107735</w:t>
+        <w:t xml:space="preserve"> https://doi.org/10.1016/j·measurement.2020.107735</w:t>
       </w:r>
     </w:p>
     <w:p>

--- a/Getaran-Mekanik/Modul-Word/Modul-13-Diagnosis-Spektrum-Frekuensi-Order-Tracking-dan-Envelope-Analysis.docx
+++ b/Getaran-Mekanik/Modul-Word/Modul-13-Diagnosis-Spektrum-Frekuensi-Order-Tracking-dan-Envelope-Analysis.docx
@@ -11366,7 +11366,7 @@
           <w:i w:val="0"/>
           <w:sz w:val="17"/>
         </w:rPr>
-        <w:t xml:space="preserve">x_background = (1.5·np.sin(2*np.pi*f_shaft*t)</w:t>
+        <w:t>x_background = (1.5*np.sin(2*np.pi*f_shaft*t)</w:t>
       </w:r>
     </w:p>
     <w:p>
@@ -11382,7 +11382,7 @@
           <w:i w:val="0"/>
           <w:sz w:val="17"/>
         </w:rPr>
-        <w:t xml:space="preserve">                + 0.4·np.sin(2*np.pi*2*f_shaft*t)</w:t>
+        <w:t xml:space="preserve">                + 0.4*np.sin(2*np.pi*2*f_shaft*t)</w:t>
       </w:r>
     </w:p>
     <w:p>
@@ -11398,7 +11398,7 @@
           <w:i w:val="0"/>
           <w:sz w:val="17"/>
         </w:rPr>
-        <w:t xml:space="preserve">                + 0.3·np.random.randn(N))</w:t>
+        <w:t xml:space="preserve">                + 0.3*np.random.randn(N))</w:t>
       </w:r>
     </w:p>
     <w:p>
@@ -11557,7 +11557,7 @@
           <w:i w:val="0"/>
           <w:sz w:val="17"/>
         </w:rPr>
-        <w:t xml:space="preserve">        impulse_train[idx:idx+200] += 2.0·decay·np.sin(2*np.pi*f_resonance*np.arange(200)/fs)</w:t>
+        <w:t xml:space="preserve">        impulse_train[idx:idx+200] += 2.0*decay*np.sin(2*np.pi*f_resonance*np.arange(200)/fs)</w:t>
       </w:r>
     </w:p>
     <w:p>
@@ -12747,35 +12747,7 @@
           <w:i w:val="0"/>
           <w:sz w:val="22"/>
         </w:rPr>
-        <w:t xml:space="preserve">Implementasikan order tracking sederhana: bangkitkan sinyal tachometer sintetis dengan rpm naik linear dari 1200 ke 1800 selama 2 detik pada fs=25600 Hz (gunakan rpm_t = 1200 + 300·t), hitung fase kumulatif shaft, bangkitkan sinyal getaran </w:t>
-      </w:r>
-      <w:r>
-        <w:rPr>
-          <w:rFonts w:ascii="Arial" w:hAnsi="Arial" w:cs="Arial"/>
-          <w:b w:val="0"/>
-          <w:i w:val="0"/>
-          <w:sz w:val="22"/>
-        </w:rPr>
-        <w:t xml:space="preserve">x</w:t>
-      </w:r>
-      <w:r>
-        <w:rPr>
-          <w:rFonts w:ascii="Arial" w:hAnsi="Arial" w:cs="Arial"/>
-          <w:b w:val="0"/>
-          <w:i w:val="0"/>
-          <w:sz w:val="22"/>
-          <w:vertAlign w:val="subscript"/>
-        </w:rPr>
-        <w:t xml:space="preserve">var</w:t>
-      </w:r>
-      <w:r>
-        <w:rPr>
-          <w:rFonts w:ascii="Arial" w:hAnsi="Arial" w:cs="Arial"/>
-          <w:b w:val="0"/>
-          <w:i w:val="0"/>
-          <w:sz w:val="22"/>
-        </w:rPr>
-        <w:t xml:space="preserve"> = 1,5·sin(fase) + 0,3·randn(N), lalu lakukan synchronous resampling ke domain sudut (1024 sample per putaran) memakai scipy.interpolate.interp1d. Hitung FFT hasil resampling dan cetak order dengan magnitude tertinggi pada rentang order 0,5-1,5 (harus mendekati 1,000).</w:t>
+        <w:t>Implementasikan order tracking sederhana: bangkitkan sinyal tachometer sintetis dengan rpm naik linear dari 1200 ke 1800 selama 2 detik pada fs=25600 Hz (gunakan rpm_t = 1200 + 300*t), hitung fase kumulatif shaft, bangkitkan sinyal getaran x_var = 1,5*sin(fase) + 0,3*randn(N), lalu lakukan synchronous resampling ke domain sudut (1024 sample per putaran) memakai scipy.interpolate.interp1d. Hitung FFT hasil resampling dan cetak order dengan magnitude tertinggi pada rentang order 0,5-1,5 (harus mendekati 1,000).</w:t>
       </w:r>
     </w:p>
     <w:p>
@@ -12811,7 +12783,7 @@
           <w:color w:val="333333"/>
           <w:sz w:val="21"/>
         </w:rPr>
-        <w:t xml:space="preserve">Fase kumulatif: phase_t = 2·np.pi·np.cumsum(f_shaft_t)/fs dengan f_shaft_t=rpm_t/60. Resample: theta_uniform=np.linspace(0, n_revs*2*np.pi, n_revs*M); interp=interp1d(phase_t, x_var, bounds_error=False, fill_value=0); x_resampled=interp(theta_uniform). Order = rfftfreq(len)·M.</w:t>
+        <w:t>Fase kumulatif: phase_t = 2*np.pi*np.cumsum(f_shaft_t)/fs dengan f_shaft_t=rpm_t/60. Resample: theta_uniform=np.linspace(0, n_revs*2*np.pi, n_revs*M); interp=interp1d(phase_t, x_var, bounds_error=False, fill_value=0); x_resampled=interp(theta_uniform). Order = rfftfreq(len) * M.</w:t>
       </w:r>
     </w:p>
     <w:p>
@@ -13071,7 +13043,7 @@
           <w:color w:val="333333"/>
           <w:sz w:val="21"/>
         </w:rPr>
-        <w:t xml:space="preserve">Bangun spektrum sintetis dalam domain frekuensi (array kompleks), IFFT untuk dapat x(t), lalu FFT ulang untuk cepstrum: ceps=np.fft.irfft(np.log(np.abs(np.fft.rfft(x))**2 + 1e-10)); quefrency dalam sample lalu konversi ke ms dengan (index/fs)·1000; cari argmax pada rentang 30-70 ms.</w:t>
+        <w:t>Bangun spektrum sintetis dalam domain frekuensi (array kompleks), IFFT untuk dapat x(t), lalu FFT ulang untuk cepstrum: ceps=np.fft.irfft(np.log(np.abs(np.fft.rfft(x))**2 + 1e-10)); quefrency dalam sample lalu konversi ke ms dengan (index/fs)*1000; cari argmax pada rentang 30-70 ms.</w:t>
       </w:r>
     </w:p>
     <w:p>

--- a/Getaran-Mekanik/Modul-Word/Modul-13-Diagnosis-Spektrum-Frekuensi-Order-Tracking-dan-Envelope-Analysis.docx
+++ b/Getaran-Mekanik/Modul-Word/Modul-13-Diagnosis-Spektrum-Frekuensi-Order-Tracking-dan-Envelope-Analysis.docx
@@ -4054,6 +4054,15 @@
         </w:rPr>
         <w:t>Banyak mesin industri beroperasi pada rpm yang berubah-ubah, misalnya fan dengan variable frequency drive (VFD), kompresor variable load, atau turbin saat proses start-up dan shut-down. FFT konvensional menampilkan spektrum dalam satuan Hertz, sehingga frekuensi karakteristik seperti 1x rpm atau BPFO ikut bergeser posisi setiap kali rpm berubah, menyulitkan pembacaan trend. Order tracking mentransformasi spektrum ke domain order (kelipatan rotasi shaft), sehingga komponen tersebut menjadi tetap posisinya walaupun rpm berubah.</w:t>
       </w:r>
+      <w:r>
+        <w:rPr>
+          <w:rFonts w:ascii="Arial" w:hAnsi="Arial" w:cs="Arial"/>
+          <w:b w:val="0"/>
+          <w:i w:val="0"/>
+          <w:sz w:val="22"/>
+        </w:rPr>
+        <w:t xml:space="preserve"> Bentuk ringkasnya dituliskan pada Persamaan (2).</w:t>
+      </w:r>
     </w:p>
     <w:p>
       <w:pPr>
@@ -4121,6 +4130,16 @@
           <w:vertAlign w:val="subscript"/>
         </w:rPr>
         <w:t xml:space="preserve">shaft</w:t>
+      </w:r>
+      <w:r>
+        <w:rPr>
+          <w:rFonts w:ascii="Arial" w:hAnsi="Arial" w:cs="Arial"/>
+          <w:b/>
+          <w:i/>
+          <w:color w:val="305496"/>
+          <w:sz w:val="22"/>
+        </w:rPr>
+        <w:t xml:space="preserve">   (2)</w:t>
       </w:r>
     </w:p>
     <w:p>
@@ -4452,7 +4471,7 @@
           <w:i w:val="0"/>
           <w:sz w:val="22"/>
         </w:rPr>
-        <w:t xml:space="preserve"> Bentuk ringkasnya dituliskan pada Persamaan (2).</w:t>
+        <w:t xml:space="preserve"> Persamaan (3) memadatkan aturan tersebut.</w:t>
       </w:r>
     </w:p>
     <w:p>
@@ -4499,7 +4518,7 @@
           <w:color w:val="305496"/>
           <w:sz w:val="22"/>
         </w:rPr>
-        <w:t xml:space="preserve">   (2)</w:t>
+        <w:t xml:space="preserve">   (3)</w:t>
       </w:r>
     </w:p>
     <w:p>
@@ -4889,6 +4908,15 @@
         </w:rPr>
         <w:t>Bearing fault menghasilkan impulse pendek setiap kali roller melewati area defect. Impulse ini memukul resonansi struktural high-frequency (tipikal 3-15 kHz) dan terekam sebagai sinyal amplitude-modulated pada carrier high-frequency tersebut. FFT konvensional sulit mendeteksi BPFO yang termodulasi seperti ini karena energinya tersebar tipis di seluruh pita frekuensi carrier. Envelope analysis, yaitu kombinasi high-pass/band-pass filter dan transformasi Hilbert untuk demodulasi, menghasilkan spektrum envelope dengan peak BPFO/BPFI yang jelas.</w:t>
       </w:r>
+      <w:r>
+        <w:rPr>
+          <w:rFonts w:ascii="Arial" w:hAnsi="Arial" w:cs="Arial"/>
+          <w:b w:val="0"/>
+          <w:i w:val="0"/>
+          <w:sz w:val="22"/>
+        </w:rPr>
+        <w:t xml:space="preserve"> Rangkuman kuantitatifnya tertulis pada Persamaan (4).</w:t>
+      </w:r>
     </w:p>
     <w:p>
       <w:pPr>
@@ -4904,6 +4932,16 @@
           <w:sz w:val="22"/>
         </w:rPr>
         <w:t xml:space="preserve">x(t) → BPF (3-10 kHz) → Hilbert Transform → |envelope| → FFT → spektrum BPFO/BPFI</w:t>
+      </w:r>
+      <w:r>
+        <w:rPr>
+          <w:rFonts w:ascii="Arial" w:hAnsi="Arial" w:cs="Arial"/>
+          <w:b/>
+          <w:i/>
+          <w:color w:val="305496"/>
+          <w:sz w:val="22"/>
+        </w:rPr>
+        <w:t xml:space="preserve">   (4)</w:t>
       </w:r>
     </w:p>
     <w:p>
@@ -5354,16 +5392,16 @@
           <w:i w:val="0"/>
           <w:sz w:val="22"/>
         </w:rPr>
-        <w:t xml:space="preserve"> Persamaan (3) memadatkan aturan tersebut.</w:t>
-      </w:r>
-      <w:r>
-        <w:rPr>
-          <w:rFonts w:ascii="Arial" w:hAnsi="Arial" w:cs="Arial"/>
-          <w:b w:val="0"/>
-          <w:i w:val="0"/>
-          <w:sz w:val="22"/>
-        </w:rPr>
-        <w:t xml:space="preserve"> Rangkuman kuantitatifnya tertulis pada Persamaan (4).</w:t>
+        <w:t xml:space="preserve"> Hubungan ini dirangkum dalam Persamaan (5).</w:t>
+      </w:r>
+      <w:r>
+        <w:rPr>
+          <w:rFonts w:ascii="Arial" w:hAnsi="Arial" w:cs="Arial"/>
+          <w:b w:val="0"/>
+          <w:i w:val="0"/>
+          <w:sz w:val="22"/>
+        </w:rPr>
+        <w:t xml:space="preserve"> Bentuk ringkasnya dituliskan pada Persamaan (6).</w:t>
       </w:r>
     </w:p>
     <w:p>
@@ -5451,7 +5489,7 @@
           <w:color w:val="305496"/>
           <w:sz w:val="22"/>
         </w:rPr>
-        <w:t xml:space="preserve">   (3)</w:t>
+        <w:t xml:space="preserve">   (5)</w:t>
       </w:r>
     </w:p>
     <w:p>
@@ -5560,7 +5598,7 @@
           <w:color w:val="305496"/>
           <w:sz w:val="22"/>
         </w:rPr>
-        <w:t xml:space="preserve">   (4)</w:t>
+        <w:t xml:space="preserve">   (6)</w:t>
       </w:r>
     </w:p>
     <w:p>
@@ -6629,7 +6667,7 @@
           <w:i w:val="0"/>
           <w:sz w:val="22"/>
         </w:rPr>
-        <w:t xml:space="preserve"> Hubungan ini dirangkum dalam Persamaan (5).</w:t>
+        <w:t xml:space="preserve"> Persamaan (7) memadatkan aturan tersebut.</w:t>
       </w:r>
     </w:p>
     <w:p>
@@ -6748,7 +6786,7 @@
           <w:color w:val="305496"/>
           <w:sz w:val="22"/>
         </w:rPr>
-        <w:t xml:space="preserve">   (5)</w:t>
+        <w:t xml:space="preserve">   (7)</w:t>
       </w:r>
     </w:p>
     <w:p>
@@ -8315,6 +8353,15 @@
         </w:rPr>
         <w:t>Diagnosis spektrum lengkap menggabungkan seluruh tools yang telah dipelajari (FFT, order tracking, envelope, cepstrum) dalam workflow sistematis. Berikut adalah standar operating procedure yang lazim digunakan engineer praktisi untuk diagnosis rolling element bearing dan gearbox.</w:t>
       </w:r>
+      <w:r>
+        <w:rPr>
+          <w:rFonts w:ascii="Arial" w:hAnsi="Arial" w:cs="Arial"/>
+          <w:b w:val="0"/>
+          <w:i w:val="0"/>
+          <w:sz w:val="22"/>
+        </w:rPr>
+        <w:t xml:space="preserve"> Rangkuman kuantitatifnya tertulis pada Persamaan (8).</w:t>
+      </w:r>
     </w:p>
     <w:p>
       <w:pPr>
@@ -8330,6 +8377,16 @@
           <w:sz w:val="22"/>
         </w:rPr>
         <w:t xml:space="preserve">Acquire → Time-domain stats → FFT → Identify integer/non-integer peaks → Envelope analysis (jika non-integer) → Diagnose</w:t>
+      </w:r>
+      <w:r>
+        <w:rPr>
+          <w:rFonts w:ascii="Arial" w:hAnsi="Arial" w:cs="Arial"/>
+          <w:b/>
+          <w:i/>
+          <w:color w:val="305496"/>
+          <w:sz w:val="22"/>
+        </w:rPr>
+        <w:t xml:space="preserve">   (8)</w:t>
       </w:r>
     </w:p>
     <w:p>

--- a/Getaran-Mekanik/Modul-Word/Modul-13-Diagnosis-Spektrum-Frekuensi-Order-Tracking-dan-Envelope-Analysis.docx
+++ b/Getaran-Mekanik/Modul-Word/Modul-13-Diagnosis-Spektrum-Frekuensi-Order-Tracking-dan-Envelope-Analysis.docx
@@ -2894,8 +2894,11 @@
     </w:p>
     <w:p>
       <w:pPr>
+        <w:tabs>
+          <w:tab w:val="center" w:pos="4393"/>
+          <w:tab w:val="right" w:pos="8787"/>
+        </w:tabs>
         <w:spacing w:before="40" w:after="120"/>
-        <w:jc w:val="center"/>
       </w:pPr>
       <w:r>
         <w:rPr>
@@ -2905,7 +2908,7 @@
           <w:color w:val="305496"/>
           <w:sz w:val="22"/>
         </w:rPr>
-        <w:t>1x rpm dominan = unbalance ;  2x rpm dominan = misalignment ;  3x, 4x, ... rpm = looseness</w:t>
+        <w:tab/>
       </w:r>
       <w:r>
         <w:rPr>
@@ -2915,7 +2918,18 @@
           <w:color w:val="305496"/>
           <w:sz w:val="22"/>
         </w:rPr>
-        <w:t xml:space="preserve">   (1)</w:t>
+        <w:t>1x rpm dominan = unbalance ;  2x rpm dominan = misalignment ;  3x, 4x, ... rpm = looseness</w:t>
+      </w:r>
+      <w:r>
+        <w:rPr>
+          <w:rFonts w:ascii="Arial" w:hAnsi="Arial" w:cs="Arial"/>
+          <w:b/>
+          <w:i/>
+          <w:color w:val="305496"/>
+          <w:sz w:val="22"/>
+        </w:rPr>
+        <w:tab/>
+        <w:t xml:space="preserve">(1)</w:t>
       </w:r>
     </w:p>
     <w:p>
@@ -4066,8 +4080,11 @@
     </w:p>
     <w:p>
       <w:pPr>
+        <w:tabs>
+          <w:tab w:val="center" w:pos="4393"/>
+          <w:tab w:val="right" w:pos="8787"/>
+        </w:tabs>
         <w:spacing w:before="40" w:after="120"/>
-        <w:jc w:val="center"/>
       </w:pPr>
       <w:r>
         <w:rPr>
@@ -4077,7 +4094,7 @@
           <w:color w:val="305496"/>
           <w:sz w:val="22"/>
         </w:rPr>
-        <w:t xml:space="preserve">Order = frekuensi (Hz) / frekuensi rotasi shaft </w:t>
+        <w:tab/>
       </w:r>
       <w:r>
         <w:rPr>
@@ -4087,7 +4104,7 @@
           <w:color w:val="305496"/>
           <w:sz w:val="22"/>
         </w:rPr>
-        <w:t xml:space="preserve">f</w:t>
+        <w:t xml:space="preserve">Order = frekuensi (Hz) / frekuensi rotasi shaft </w:t>
       </w:r>
       <w:r>
         <w:rPr>
@@ -4096,9 +4113,8 @@
           <w:i/>
           <w:color w:val="305496"/>
           <w:sz w:val="22"/>
-          <w:vertAlign w:val="subscript"/>
-        </w:rPr>
-        <w:t xml:space="preserve">r</w:t>
+        </w:rPr>
+        <w:t xml:space="preserve">f</w:t>
       </w:r>
       <w:r>
         <w:rPr>
@@ -4107,8 +4123,9 @@
           <w:i/>
           <w:color w:val="305496"/>
           <w:sz w:val="22"/>
-        </w:rPr>
-        <w:t xml:space="preserve"> (Hz)  ↔  Hz = Order x </w:t>
+          <w:vertAlign w:val="subscript"/>
+        </w:rPr>
+        <w:t xml:space="preserve">r</w:t>
       </w:r>
       <w:r>
         <w:rPr>
@@ -4118,7 +4135,7 @@
           <w:color w:val="305496"/>
           <w:sz w:val="22"/>
         </w:rPr>
-        <w:t xml:space="preserve">f</w:t>
+        <w:t xml:space="preserve"> (Hz)  ↔  Hz = Order x </w:t>
       </w:r>
       <w:r>
         <w:rPr>
@@ -4127,9 +4144,8 @@
           <w:i/>
           <w:color w:val="305496"/>
           <w:sz w:val="22"/>
-          <w:vertAlign w:val="subscript"/>
-        </w:rPr>
-        <w:t xml:space="preserve">shaft</w:t>
+        </w:rPr>
+        <w:t xml:space="preserve">f</w:t>
       </w:r>
       <w:r>
         <w:rPr>
@@ -4138,8 +4154,20 @@
           <w:i/>
           <w:color w:val="305496"/>
           <w:sz w:val="22"/>
-        </w:rPr>
-        <w:t xml:space="preserve">   (2)</w:t>
+          <w:vertAlign w:val="subscript"/>
+        </w:rPr>
+        <w:t xml:space="preserve">shaft</w:t>
+      </w:r>
+      <w:r>
+        <w:rPr>
+          <w:rFonts w:ascii="Arial" w:hAnsi="Arial" w:cs="Arial"/>
+          <w:b/>
+          <w:i/>
+          <w:color w:val="305496"/>
+          <w:sz w:val="22"/>
+        </w:rPr>
+        <w:tab/>
+        <w:t xml:space="preserve">(2)</w:t>
       </w:r>
     </w:p>
     <w:p>
@@ -4476,8 +4504,11 @@
     </w:p>
     <w:p>
       <w:pPr>
+        <w:tabs>
+          <w:tab w:val="center" w:pos="4393"/>
+          <w:tab w:val="right" w:pos="8787"/>
+        </w:tabs>
         <w:spacing w:before="40" w:after="120"/>
-        <w:jc w:val="center"/>
       </w:pPr>
       <w:r>
         <w:rPr>
@@ -4487,7 +4518,7 @@
           <w:color w:val="305496"/>
           <w:sz w:val="22"/>
         </w:rPr>
-        <w:t xml:space="preserve">C(τ) = IFFT( log |FFT(x(t))|</w:t>
+        <w:tab/>
       </w:r>
       <w:r>
         <w:rPr>
@@ -4496,9 +4527,8 @@
           <w:i/>
           <w:color w:val="305496"/>
           <w:sz w:val="22"/>
-          <w:vertAlign w:val="superscript"/>
-        </w:rPr>
-        <w:t xml:space="preserve">2</w:t>
+        </w:rPr>
+        <w:t xml:space="preserve">C(τ) = IFFT( log |FFT(x(t))|</w:t>
       </w:r>
       <w:r>
         <w:rPr>
@@ -4507,8 +4537,9 @@
           <w:i/>
           <w:color w:val="305496"/>
           <w:sz w:val="22"/>
-        </w:rPr>
-        <w:t xml:space="preserve"> ) ;  τ disebut quefrency, satuannya detik</w:t>
+          <w:vertAlign w:val="superscript"/>
+        </w:rPr>
+        <w:t xml:space="preserve">2</w:t>
       </w:r>
       <w:r>
         <w:rPr>
@@ -4518,7 +4549,18 @@
           <w:color w:val="305496"/>
           <w:sz w:val="22"/>
         </w:rPr>
-        <w:t xml:space="preserve">   (3)</w:t>
+        <w:t xml:space="preserve"> ) ;  τ disebut quefrency, satuannya detik</w:t>
+      </w:r>
+      <w:r>
+        <w:rPr>
+          <w:rFonts w:ascii="Arial" w:hAnsi="Arial" w:cs="Arial"/>
+          <w:b/>
+          <w:i/>
+          <w:color w:val="305496"/>
+          <w:sz w:val="22"/>
+        </w:rPr>
+        <w:tab/>
+        <w:t xml:space="preserve">(3)</w:t>
       </w:r>
     </w:p>
     <w:p>
@@ -4920,8 +4962,11 @@
     </w:p>
     <w:p>
       <w:pPr>
+        <w:tabs>
+          <w:tab w:val="center" w:pos="4393"/>
+          <w:tab w:val="right" w:pos="8787"/>
+        </w:tabs>
         <w:spacing w:before="40" w:after="120"/>
-        <w:jc w:val="center"/>
       </w:pPr>
       <w:r>
         <w:rPr>
@@ -4931,7 +4976,7 @@
           <w:color w:val="305496"/>
           <w:sz w:val="22"/>
         </w:rPr>
-        <w:t xml:space="preserve">x(t) → BPF (3-10 kHz) → Hilbert Transform → |envelope| → FFT → spektrum BPFO/BPFI</w:t>
+        <w:tab/>
       </w:r>
       <w:r>
         <w:rPr>
@@ -4941,7 +4986,18 @@
           <w:color w:val="305496"/>
           <w:sz w:val="22"/>
         </w:rPr>
-        <w:t xml:space="preserve">   (4)</w:t>
+        <w:t xml:space="preserve">x(t) → BPF (3-10 kHz) → Hilbert Transform → |envelope| → FFT → spektrum BPFO/BPFI</w:t>
+      </w:r>
+      <w:r>
+        <w:rPr>
+          <w:rFonts w:ascii="Arial" w:hAnsi="Arial" w:cs="Arial"/>
+          <w:b/>
+          <w:i/>
+          <w:color w:val="305496"/>
+          <w:sz w:val="22"/>
+        </w:rPr>
+        <w:tab/>
+        <w:t xml:space="preserve">(4)</w:t>
       </w:r>
     </w:p>
     <w:p>
@@ -5406,8 +5462,11 @@
     </w:p>
     <w:p>
       <w:pPr>
+        <w:tabs>
+          <w:tab w:val="center" w:pos="4393"/>
+          <w:tab w:val="right" w:pos="8787"/>
+        </w:tabs>
         <w:spacing w:before="40" w:after="120"/>
-        <w:jc w:val="center"/>
       </w:pPr>
       <w:r>
         <w:rPr>
@@ -5417,7 +5476,7 @@
           <w:color w:val="305496"/>
           <w:sz w:val="22"/>
         </w:rPr>
-        <w:t xml:space="preserve">BPFO = (n/2)·</w:t>
+        <w:tab/>
       </w:r>
       <w:r>
         <w:rPr>
@@ -5427,7 +5486,7 @@
           <w:color w:val="305496"/>
           <w:sz w:val="22"/>
         </w:rPr>
-        <w:t xml:space="preserve">f</w:t>
+        <w:t xml:space="preserve">BPFO = (n/2)·</w:t>
       </w:r>
       <w:r>
         <w:rPr>
@@ -5436,9 +5495,8 @@
           <w:i/>
           <w:color w:val="305496"/>
           <w:sz w:val="22"/>
-          <w:vertAlign w:val="subscript"/>
-        </w:rPr>
-        <w:t xml:space="preserve">r</w:t>
+        </w:rPr>
+        <w:t xml:space="preserve">f</w:t>
       </w:r>
       <w:r>
         <w:rPr>
@@ -5447,8 +5505,9 @@
           <w:i/>
           <w:color w:val="305496"/>
           <w:sz w:val="22"/>
-        </w:rPr>
-        <w:t xml:space="preserve">·(1 - (d/D)cos(α)) ;  BPFI = (n/2)·</w:t>
+          <w:vertAlign w:val="subscript"/>
+        </w:rPr>
+        <w:t xml:space="preserve">r</w:t>
       </w:r>
       <w:r>
         <w:rPr>
@@ -5458,7 +5517,7 @@
           <w:color w:val="305496"/>
           <w:sz w:val="22"/>
         </w:rPr>
-        <w:t xml:space="preserve">f</w:t>
+        <w:t xml:space="preserve">·(1 - (d/D)cos(α)) ;  BPFI = (n/2)·</w:t>
       </w:r>
       <w:r>
         <w:rPr>
@@ -5467,9 +5526,8 @@
           <w:i/>
           <w:color w:val="305496"/>
           <w:sz w:val="22"/>
-          <w:vertAlign w:val="subscript"/>
-        </w:rPr>
-        <w:t xml:space="preserve">r</w:t>
+        </w:rPr>
+        <w:t xml:space="preserve">f</w:t>
       </w:r>
       <w:r>
         <w:rPr>
@@ -5478,8 +5536,9 @@
           <w:i/>
           <w:color w:val="305496"/>
           <w:sz w:val="22"/>
-        </w:rPr>
-        <w:t xml:space="preserve">·(1 + (d/D)cos(α))</w:t>
+          <w:vertAlign w:val="subscript"/>
+        </w:rPr>
+        <w:t xml:space="preserve">r</w:t>
       </w:r>
       <w:r>
         <w:rPr>
@@ -5489,14 +5548,8 @@
           <w:color w:val="305496"/>
           <w:sz w:val="22"/>
         </w:rPr>
-        <w:t xml:space="preserve">   (5)</w:t>
-      </w:r>
-    </w:p>
-    <w:p>
-      <w:pPr>
-        <w:spacing w:before="40" w:after="120"/>
-        <w:jc w:val="center"/>
-      </w:pPr>
+        <w:t xml:space="preserve">·(1 + (d/D)cos(α))</w:t>
+      </w:r>
       <w:r>
         <w:rPr>
           <w:rFonts w:ascii="Arial" w:hAnsi="Arial" w:cs="Arial"/>
@@ -5505,8 +5558,18 @@
           <w:color w:val="305496"/>
           <w:sz w:val="22"/>
         </w:rPr>
-        <w:t xml:space="preserve">BSF = (D/2d)·</w:t>
-      </w:r>
+        <w:tab/>
+        <w:t xml:space="preserve">(5)</w:t>
+      </w:r>
+    </w:p>
+    <w:p>
+      <w:pPr>
+        <w:tabs>
+          <w:tab w:val="center" w:pos="4393"/>
+          <w:tab w:val="right" w:pos="8787"/>
+        </w:tabs>
+        <w:spacing w:before="40" w:after="120"/>
+      </w:pPr>
       <w:r>
         <w:rPr>
           <w:rFonts w:ascii="Arial" w:hAnsi="Arial" w:cs="Arial"/>
@@ -5515,7 +5578,7 @@
           <w:color w:val="305496"/>
           <w:sz w:val="22"/>
         </w:rPr>
-        <w:t xml:space="preserve">f</w:t>
+        <w:tab/>
       </w:r>
       <w:r>
         <w:rPr>
@@ -5524,9 +5587,8 @@
           <w:i/>
           <w:color w:val="305496"/>
           <w:sz w:val="22"/>
-          <w:vertAlign w:val="subscript"/>
-        </w:rPr>
-        <w:t xml:space="preserve">r</w:t>
+        </w:rPr>
+        <w:t xml:space="preserve">BSF = (D/2d)·</w:t>
       </w:r>
       <w:r>
         <w:rPr>
@@ -5536,7 +5598,7 @@
           <w:color w:val="305496"/>
           <w:sz w:val="22"/>
         </w:rPr>
-        <w:t xml:space="preserve">·(1 - ((d/D)cos(α))</w:t>
+        <w:t xml:space="preserve">f</w:t>
       </w:r>
       <w:r>
         <w:rPr>
@@ -5545,9 +5607,9 @@
           <w:i/>
           <w:color w:val="305496"/>
           <w:sz w:val="22"/>
-          <w:vertAlign w:val="superscript"/>
-        </w:rPr>
-        <w:t xml:space="preserve">2</w:t>
+          <w:vertAlign w:val="subscript"/>
+        </w:rPr>
+        <w:t xml:space="preserve">r</w:t>
       </w:r>
       <w:r>
         <w:rPr>
@@ -5557,7 +5619,7 @@
           <w:color w:val="305496"/>
           <w:sz w:val="22"/>
         </w:rPr>
-        <w:t xml:space="preserve">) ;  FTF = (1/2)·</w:t>
+        <w:t xml:space="preserve">·(1 - ((d/D)cos(α))</w:t>
       </w:r>
       <w:r>
         <w:rPr>
@@ -5566,8 +5628,9 @@
           <w:i/>
           <w:color w:val="305496"/>
           <w:sz w:val="22"/>
-        </w:rPr>
-        <w:t xml:space="preserve">f</w:t>
+          <w:vertAlign w:val="superscript"/>
+        </w:rPr>
+        <w:t xml:space="preserve">2</w:t>
       </w:r>
       <w:r>
         <w:rPr>
@@ -5576,9 +5639,8 @@
           <w:i/>
           <w:color w:val="305496"/>
           <w:sz w:val="22"/>
-          <w:vertAlign w:val="subscript"/>
-        </w:rPr>
-        <w:t xml:space="preserve">r</w:t>
+        </w:rPr>
+        <w:t xml:space="preserve">) ;  FTF = (1/2)·</w:t>
       </w:r>
       <w:r>
         <w:rPr>
@@ -5588,7 +5650,7 @@
           <w:color w:val="305496"/>
           <w:sz w:val="22"/>
         </w:rPr>
-        <w:t xml:space="preserve">·(1 - (d/D)cos(α))</w:t>
+        <w:t xml:space="preserve">f</w:t>
       </w:r>
       <w:r>
         <w:rPr>
@@ -5597,8 +5659,30 @@
           <w:i/>
           <w:color w:val="305496"/>
           <w:sz w:val="22"/>
-        </w:rPr>
-        <w:t xml:space="preserve">   (6)</w:t>
+          <w:vertAlign w:val="subscript"/>
+        </w:rPr>
+        <w:t xml:space="preserve">r</w:t>
+      </w:r>
+      <w:r>
+        <w:rPr>
+          <w:rFonts w:ascii="Arial" w:hAnsi="Arial" w:cs="Arial"/>
+          <w:b/>
+          <w:i/>
+          <w:color w:val="305496"/>
+          <w:sz w:val="22"/>
+        </w:rPr>
+        <w:t xml:space="preserve">·(1 - (d/D)cos(α))</w:t>
+      </w:r>
+      <w:r>
+        <w:rPr>
+          <w:rFonts w:ascii="Arial" w:hAnsi="Arial" w:cs="Arial"/>
+          <w:b/>
+          <w:i/>
+          <w:color w:val="305496"/>
+          <w:sz w:val="22"/>
+        </w:rPr>
+        <w:tab/>
+        <w:t xml:space="preserve">(6)</w:t>
       </w:r>
     </w:p>
     <w:p>
@@ -6672,8 +6756,11 @@
     </w:p>
     <w:p>
       <w:pPr>
+        <w:tabs>
+          <w:tab w:val="center" w:pos="4393"/>
+          <w:tab w:val="right" w:pos="8787"/>
+        </w:tabs>
         <w:spacing w:before="40" w:after="120"/>
-        <w:jc w:val="center"/>
       </w:pPr>
       <w:r>
         <w:rPr>
@@ -6683,7 +6770,7 @@
           <w:color w:val="305496"/>
           <w:sz w:val="22"/>
         </w:rPr>
-        <w:t xml:space="preserve">GMF = </w:t>
+        <w:tab/>
       </w:r>
       <w:r>
         <w:rPr>
@@ -6693,7 +6780,7 @@
           <w:color w:val="305496"/>
           <w:sz w:val="22"/>
         </w:rPr>
-        <w:t xml:space="preserve">N</w:t>
+        <w:t xml:space="preserve">GMF = </w:t>
       </w:r>
       <w:r>
         <w:rPr>
@@ -6702,9 +6789,8 @@
           <w:i/>
           <w:color w:val="305496"/>
           <w:sz w:val="22"/>
-          <w:vertAlign w:val="subscript"/>
-        </w:rPr>
-        <w:t xml:space="preserve">gigi</w:t>
+        </w:rPr>
+        <w:t xml:space="preserve">N</w:t>
       </w:r>
       <w:r>
         <w:rPr>
@@ -6713,8 +6799,9 @@
           <w:i/>
           <w:color w:val="305496"/>
           <w:sz w:val="22"/>
-        </w:rPr>
-        <w:t xml:space="preserve"> x </w:t>
+          <w:vertAlign w:val="subscript"/>
+        </w:rPr>
+        <w:t xml:space="preserve">gigi</w:t>
       </w:r>
       <w:r>
         <w:rPr>
@@ -6724,7 +6811,7 @@
           <w:color w:val="305496"/>
           <w:sz w:val="22"/>
         </w:rPr>
-        <w:t xml:space="preserve">f</w:t>
+        <w:t xml:space="preserve"> x </w:t>
       </w:r>
       <w:r>
         <w:rPr>
@@ -6733,9 +6820,8 @@
           <w:i/>
           <w:color w:val="305496"/>
           <w:sz w:val="22"/>
-          <w:vertAlign w:val="subscript"/>
-        </w:rPr>
-        <w:t xml:space="preserve">r</w:t>
+        </w:rPr>
+        <w:t xml:space="preserve">f</w:t>
       </w:r>
       <w:r>
         <w:rPr>
@@ -6744,8 +6830,9 @@
           <w:i/>
           <w:color w:val="305496"/>
           <w:sz w:val="22"/>
-        </w:rPr>
-        <w:t xml:space="preserve"> ;  Sidebands muncul di GMF ± k·</w:t>
+          <w:vertAlign w:val="subscript"/>
+        </w:rPr>
+        <w:t xml:space="preserve">r</w:t>
       </w:r>
       <w:r>
         <w:rPr>
@@ -6755,7 +6842,7 @@
           <w:color w:val="305496"/>
           <w:sz w:val="22"/>
         </w:rPr>
-        <w:t xml:space="preserve">f</w:t>
+        <w:t xml:space="preserve"> ;  Sidebands muncul di GMF ± k·</w:t>
       </w:r>
       <w:r>
         <w:rPr>
@@ -6764,9 +6851,8 @@
           <w:i/>
           <w:color w:val="305496"/>
           <w:sz w:val="22"/>
-          <w:vertAlign w:val="subscript"/>
-        </w:rPr>
-        <w:t xml:space="preserve">r</w:t>
+        </w:rPr>
+        <w:t xml:space="preserve">f</w:t>
       </w:r>
       <w:r>
         <w:rPr>
@@ -6775,8 +6861,9 @@
           <w:i/>
           <w:color w:val="305496"/>
           <w:sz w:val="22"/>
-        </w:rPr>
-        <w:t xml:space="preserve"> , k = 1, 2, 3, ...</w:t>
+          <w:vertAlign w:val="subscript"/>
+        </w:rPr>
+        <w:t xml:space="preserve">r</w:t>
       </w:r>
       <w:r>
         <w:rPr>
@@ -6786,7 +6873,18 @@
           <w:color w:val="305496"/>
           <w:sz w:val="22"/>
         </w:rPr>
-        <w:t xml:space="preserve">   (7)</w:t>
+        <w:t xml:space="preserve"> , k = 1, 2, 3, ...</w:t>
+      </w:r>
+      <w:r>
+        <w:rPr>
+          <w:rFonts w:ascii="Arial" w:hAnsi="Arial" w:cs="Arial"/>
+          <w:b/>
+          <w:i/>
+          <w:color w:val="305496"/>
+          <w:sz w:val="22"/>
+        </w:rPr>
+        <w:tab/>
+        <w:t xml:space="preserve">(7)</w:t>
       </w:r>
     </w:p>
     <w:p>
@@ -8365,8 +8463,11 @@
     </w:p>
     <w:p>
       <w:pPr>
+        <w:tabs>
+          <w:tab w:val="center" w:pos="4393"/>
+          <w:tab w:val="right" w:pos="8787"/>
+        </w:tabs>
         <w:spacing w:before="40" w:after="120"/>
-        <w:jc w:val="center"/>
       </w:pPr>
       <w:r>
         <w:rPr>
@@ -8376,7 +8477,7 @@
           <w:color w:val="305496"/>
           <w:sz w:val="22"/>
         </w:rPr>
-        <w:t xml:space="preserve">Acquire → Time-domain stats → FFT → Identify integer/non-integer peaks → Envelope analysis (jika non-integer) → Diagnose</w:t>
+        <w:tab/>
       </w:r>
       <w:r>
         <w:rPr>
@@ -8386,7 +8487,18 @@
           <w:color w:val="305496"/>
           <w:sz w:val="22"/>
         </w:rPr>
-        <w:t xml:space="preserve">   (8)</w:t>
+        <w:t xml:space="preserve">Acquire → Time-domain stats → FFT → Identify integer/non-integer peaks → Envelope analysis (jika non-integer) → Diagnose</w:t>
+      </w:r>
+      <w:r>
+        <w:rPr>
+          <w:rFonts w:ascii="Arial" w:hAnsi="Arial" w:cs="Arial"/>
+          <w:b/>
+          <w:i/>
+          <w:color w:val="305496"/>
+          <w:sz w:val="22"/>
+        </w:rPr>
+        <w:tab/>
+        <w:t xml:space="preserve">(8)</w:t>
       </w:r>
     </w:p>
     <w:p>

--- a/Getaran-Mekanik/Modul-Word/Modul-13-Diagnosis-Spektrum-Frekuensi-Order-Tracking-dan-Envelope-Analysis.docx
+++ b/Getaran-Mekanik/Modul-Word/Modul-13-Diagnosis-Spektrum-Frekuensi-Order-Tracking-dan-Envelope-Analysis.docx
@@ -2579,45 +2579,65 @@
     <w:p>
       <w:pPr>
         <w:pBdr>
-          <w:top w:val="single" w:sz="8" w:space="6" w:color="2E9E6B"/>
-          <w:left w:val="single" w:sz="8" w:space="6" w:color="2E9E6B"/>
-          <w:bottom w:val="single" w:sz="8" w:space="6" w:color="2E9E6B"/>
-          <w:right w:val="single" w:sz="8" w:space="6" w:color="2E9E6B"/>
+          <w:top w:val="single" w:sz="6" w:space="10" w:color="BFE3D0"/>
+          <w:left w:val="single" w:sz="24" w:space="12" w:color="1F7A55"/>
+          <w:bottom w:val="single" w:sz="6" w:space="10" w:color="BFE3D0"/>
+          <w:right w:val="single" w:sz="6" w:space="10" w:color="BFE3D0"/>
         </w:pBdr>
-        <w:shd w:val="clear" w:fill="EAF7F0"/>
-        <w:spacing w:before="80" w:after="240"/>
-      </w:pPr>
-      <w:r>
-        <w:rPr>
-          <w:rFonts w:ascii="Arial" w:hAnsi="Arial" w:cs="Arial"/>
-          <w:b/>
-          <w:i w:val="0"/>
-          <w:color w:val="1F3864"/>
-          <w:sz w:val="21"/>
-        </w:rPr>
-        <w:t xml:space="preserve">🔗 Modul Interaktif: </w:t>
+        <w:shd w:val="clear" w:fill="F1FAF5"/>
+        <w:spacing w:before="140" w:after="60" w:line="264" w:lineRule="auto"/>
+        <w:ind w:left="170" w:right="170"/>
+        <w:jc w:val="left"/>
+      </w:pPr>
+      <w:r>
+        <w:rPr>
+          <w:rFonts w:ascii="Arial" w:hAnsi="Arial" w:cs="Arial"/>
+          <w:b/>
+          <w:i w:val="0"/>
+          <w:color w:val="1F7A55"/>
+          <w:sz w:val="17"/>
+          <w:spacing w:val="30"/>
+        </w:rPr>
+        <w:t xml:space="preserve">🔗 MODUL INTERAKTIF</w:t>
+      </w:r>
+      <w:r>
+        <w:br/>
       </w:r>
       <w:hyperlink r:id="rId19">
         <w:r>
           <w:rPr>
             <w:rFonts w:ascii="Arial" w:hAnsi="Arial" w:cs="Arial"/>
-            <w:sz w:val="22"/>
+            <w:b/>
             <w:color w:val="0563C1"/>
+            <w:sz w:val="20"/>
             <w:u w:val="single"/>
-            <w:b/>
           </w:rPr>
           <w:t xml:space="preserve">https://dedik-romahadi.github.io/Mechanical-Engineering-Courses/Getaran-Mekanik/Modul/Modul-13.html</w:t>
         </w:r>
       </w:hyperlink>
-      <w:r>
-        <w:rPr>
-          <w:rFonts w:ascii="Arial" w:hAnsi="Arial" w:cs="Arial"/>
-          <w:b w:val="0"/>
-          <w:i w:val="0"/>
-          <w:color w:val="333333"/>
-          <w:sz w:val="20"/>
-        </w:rPr>
-        <w:t>. Pada layar masuk, pilih tombol “👁️ Mode Preview (Tanpa Login)” untuk melihat modul lengkap (animasi, kalkulator interaktif, editor kode Python langsung di browser) tanpa perlu akun. Soal pada Mode Preview bersifat tampilan saja; jawaban benar/salah dan poin tidak aktif.</w:t>
+    </w:p>
+    <w:p>
+      <w:pPr>
+        <w:pBdr>
+          <w:top w:val="single" w:sz="6" w:space="10" w:color="BFE3D0"/>
+          <w:left w:val="single" w:sz="24" w:space="12" w:color="1F7A55"/>
+          <w:bottom w:val="single" w:sz="6" w:space="10" w:color="BFE3D0"/>
+          <w:right w:val="single" w:sz="6" w:space="10" w:color="BFE3D0"/>
+        </w:pBdr>
+        <w:shd w:val="clear" w:fill="F1FAF5"/>
+        <w:spacing w:before="0" w:after="140" w:line="264" w:lineRule="auto"/>
+        <w:ind w:left="170" w:right="170"/>
+        <w:jc w:val="left"/>
+      </w:pPr>
+      <w:r>
+        <w:rPr>
+          <w:rFonts w:ascii="Arial" w:hAnsi="Arial" w:cs="Arial"/>
+          <w:b w:val="0"/>
+          <w:i w:val="0"/>
+          <w:color w:val="44525F"/>
+          <w:sz w:val="19"/>
+        </w:rPr>
+        <w:t xml:space="preserve">Pada layar masuk, pilih tombol “👁️ Mode Preview (Tanpa Login)” untuk melihat modul lengkap (animasi, kalkulator interaktif, editor kode Python langsung di browser) tanpa perlu akun. Soal pada Mode Preview bersifat tampilan saja; jawaban benar/salah dan poin tidak aktif.</w:t>
       </w:r>
     </w:p>
     <w:p>
